--- a/manuscript/jbi/submission_package/JBI_supporting_information.docx
+++ b/manuscript/jbi/submission_package/JBI_supporting_information.docx
@@ -49,7 +49,7 @@
         <w:spacing w:after="40"/>
       </w:pPr>
       <w:r>
-        <w:t>Tables S1–S16</w:t>
+        <w:t>Tables S1–S17</w:t>
       </w:r>
     </w:p>
     <w:p>
@@ -224,6 +224,11 @@
       </w:r>
     </w:p>
     <w:p>
+      <w:r>
+        <w:t>The cross-layer workflow-clock trace was re-expressed at the prespecified 183-stay analysis unit. The current medians separate prescription-linked POE minus first administration (97.18 hours), eMAR-linked POE minus first administration (−5.68 hours), and paired POE-role separation (106.10 hours). An earlier audit table used 256 prescription rows and reported a single 102.63-hour summary; the row-level and stay-level summaries answer different questions and should not be numerically substituted for one another.</w:t>
+      </w:r>
+    </w:p>
+    <w:p>
       <w:pPr>
         <w:pStyle w:val="Heading2"/>
         <w:keepNext/>
@@ -267,12 +272,12 @@
         <w:t>emar_id</w:t>
       </w:r>
       <w:r>
-        <w:t xml:space="preserve"> was not required when absent from FHIR; instead, a prespecified pharmacy/class/time/semantic composite was reported as composite concordance rather than native-ID parity.</w:t>
+        <w:t xml:space="preserve"> was not required when absent from FHIR; instead, a prespecified pharmacy/class/time/semantic composite was reported as composite concordance rather than native-ID parity. The resource-role/status baseline treated all 6,697 class-mapped MedicationAdministration records as positive; the event-semantic operator identified 5,740 strict positives, so role/status-only execution exceeded the strict count by 957 records (16.7% relative to 5,740).</w:t>
       </w:r>
     </w:p>
     <w:p>
       <w:r>
-        <w:t>The demonstration was intentionally bounded. Exact equality on a public 100-patient matched sample establishes functional cross-schema execution, not full-cohort transport or clinical validation.</w:t>
+        <w:t>The demonstration was intentionally bounded. The public 100-patient pair was chosen because both native and FHIR inputs are distributable and independently rerunnable without a private conversion pipeline. Exact equality on this matched sample establishes functional cross-schema execution, not full-cohort transport or clinical validation. Scaling the same adapter to the complete MIMIC-IV-on-FHIR release remains future work rather than an unstated claim of this version.</w:t>
       </w:r>
     </w:p>
     <w:p>
@@ -302,7 +307,7 @@
     </w:p>
     <w:p>
       <w:r>
-        <w:t xml:space="preserve">eICU has medication, infusion, treatment, and intake/output interfaces but no native medication cross-source identity equivalent to MIMIC POE/pharmacy linkage. Therefore, exact identity reconciliation was declared unsupported before analysis. Reconciliation was limited to same stay, same frozen class, and frozen time window after class-specific feasibility gates. </w:t>
+        <w:t xml:space="preserve">eICU has medication, infusion, treatment, and intake/output interfaces but no native medication cross-source identity equivalent to MIMIC POE/pharmacy linkage. Therefore, exact identity reconciliation was declared unsupported before analysis. Reconciliation was limited to same stay, same frozen class, and frozen time window after class-specific feasibility gates. Before the full ZIP run, the identical streaming, classification, gate, and reconciliation code was required to recover 100/100 constructed prokinetic order–infusion pairs spread across 10 synthetic hospitals. This positive control tested whether qualifying matches could be recovered; it did not establish semantic equivalence of the real interfaces. </w:t>
       </w:r>
       <w:r>
         <w:rPr>
@@ -387,9 +392,17 @@
       <w:tblPr>
         <w:tblStyle w:val="TableGrid"/>
         <w:tblW w:type="auto" w:w="0"/>
-        <w:jc w:val="center"/>
         <w:tblLayout w:type="autofit"/>
         <w:tblLook w:firstColumn="1" w:firstRow="1" w:lastColumn="0" w:lastRow="0" w:noHBand="0" w:noVBand="1" w:val="04A0"/>
+        <w:jc w:val="center"/>
+        <w:tblBorders>
+          <w:top w:val="single" w:sz="10" w:color="17324D"/>
+          <w:bottom w:val="single" w:sz="10" w:color="17324D"/>
+          <w:left w:val="nil" w:sz="0" w:color="FFFFFF"/>
+          <w:right w:val="nil" w:sz="0" w:color="FFFFFF"/>
+          <w:insideH w:val="nil" w:sz="0" w:color="FFFFFF"/>
+          <w:insideV w:val="nil" w:sz="0" w:color="FFFFFF"/>
+        </w:tblBorders>
       </w:tblPr>
       <w:tblGrid>
         <w:gridCol w:w="3216"/>
@@ -411,7 +424,9 @@
               <w:bottom w:w="70" w:type="dxa"/>
               <w:end w:w="80" w:type="dxa"/>
             </w:tcMar>
-            <w:shd w:fill="17324D"/>
+            <w:tcBorders>
+              <w:bottom w:val="single" w:sz="8" w:color="52667A"/>
+            </w:tcBorders>
           </w:tcPr>
           <w:p>
             <w:pPr>
@@ -422,7 +437,7 @@
               <w:rPr>
                 <w:rFonts w:ascii="Calibri" w:hAnsi="Calibri"/>
                 <w:b/>
-                <w:color w:val="FFFFFF"/>
+                <w:color w:val="17324D"/>
                 <w:sz w:val="16"/>
               </w:rPr>
             </w:r>
@@ -430,7 +445,7 @@
               <w:rPr>
                 <w:rFonts w:ascii="Calibri" w:hAnsi="Calibri"/>
                 <w:b/>
-                <w:color w:val="FFFFFF"/>
+                <w:color w:val="17324D"/>
                 <w:sz w:val="16"/>
               </w:rPr>
               <w:t>Component</w:t>
@@ -447,7 +462,9 @@
               <w:bottom w:w="70" w:type="dxa"/>
               <w:end w:w="80" w:type="dxa"/>
             </w:tcMar>
-            <w:shd w:fill="17324D"/>
+            <w:tcBorders>
+              <w:bottom w:val="single" w:sz="8" w:color="52667A"/>
+            </w:tcBorders>
           </w:tcPr>
           <w:p>
             <w:pPr>
@@ -458,7 +475,7 @@
               <w:rPr>
                 <w:rFonts w:ascii="Calibri" w:hAnsi="Calibri"/>
                 <w:b/>
-                <w:color w:val="FFFFFF"/>
+                <w:color w:val="17324D"/>
                 <w:sz w:val="16"/>
               </w:rPr>
             </w:r>
@@ -466,7 +483,7 @@
               <w:rPr>
                 <w:rFonts w:ascii="Calibri" w:hAnsi="Calibri"/>
                 <w:b/>
-                <w:color w:val="FFFFFF"/>
+                <w:color w:val="17324D"/>
                 <w:sz w:val="16"/>
               </w:rPr>
               <w:t>Required fields</w:t>
@@ -483,7 +500,9 @@
               <w:bottom w:w="70" w:type="dxa"/>
               <w:end w:w="80" w:type="dxa"/>
             </w:tcMar>
-            <w:shd w:fill="17324D"/>
+            <w:tcBorders>
+              <w:bottom w:val="single" w:sz="8" w:color="52667A"/>
+            </w:tcBorders>
           </w:tcPr>
           <w:p>
             <w:pPr>
@@ -494,7 +513,7 @@
               <w:rPr>
                 <w:rFonts w:ascii="Calibri" w:hAnsi="Calibri"/>
                 <w:b/>
-                <w:color w:val="FFFFFF"/>
+                <w:color w:val="17324D"/>
                 <w:sz w:val="16"/>
               </w:rPr>
             </w:r>
@@ -502,7 +521,7 @@
               <w:rPr>
                 <w:rFonts w:ascii="Calibri" w:hAnsi="Calibri"/>
                 <w:b/>
-                <w:color w:val="FFFFFF"/>
+                <w:color w:val="17324D"/>
                 <w:sz w:val="16"/>
               </w:rPr>
               <w:t>Typical values</w:t>
@@ -642,7 +661,6 @@
               <w:bottom w:w="70" w:type="dxa"/>
               <w:end w:w="80" w:type="dxa"/>
             </w:tcMar>
-            <w:shd w:fill="EAF1F4"/>
           </w:tcPr>
           <w:p>
             <w:pPr>
@@ -673,7 +691,6 @@
               <w:bottom w:w="70" w:type="dxa"/>
               <w:end w:w="80" w:type="dxa"/>
             </w:tcMar>
-            <w:shd w:fill="EAF1F4"/>
           </w:tcPr>
           <w:p>
             <w:pPr>
@@ -704,7 +721,6 @@
               <w:bottom w:w="70" w:type="dxa"/>
               <w:end w:w="80" w:type="dxa"/>
             </w:tcMar>
-            <w:shd w:fill="EAF1F4"/>
           </w:tcPr>
           <w:p>
             <w:pPr>
@@ -835,7 +851,6 @@
               <w:bottom w:w="70" w:type="dxa"/>
               <w:end w:w="80" w:type="dxa"/>
             </w:tcMar>
-            <w:shd w:fill="EAF1F4"/>
           </w:tcPr>
           <w:p>
             <w:pPr>
@@ -866,7 +881,6 @@
               <w:bottom w:w="70" w:type="dxa"/>
               <w:end w:w="80" w:type="dxa"/>
             </w:tcMar>
-            <w:shd w:fill="EAF1F4"/>
           </w:tcPr>
           <w:p>
             <w:pPr>
@@ -897,7 +911,6 @@
               <w:bottom w:w="70" w:type="dxa"/>
               <w:end w:w="80" w:type="dxa"/>
             </w:tcMar>
-            <w:shd w:fill="EAF1F4"/>
           </w:tcPr>
           <w:p>
             <w:pPr>
@@ -1028,7 +1041,6 @@
               <w:bottom w:w="70" w:type="dxa"/>
               <w:end w:w="80" w:type="dxa"/>
             </w:tcMar>
-            <w:shd w:fill="EAF1F4"/>
           </w:tcPr>
           <w:p>
             <w:pPr>
@@ -1059,7 +1071,6 @@
               <w:bottom w:w="70" w:type="dxa"/>
               <w:end w:w="80" w:type="dxa"/>
             </w:tcMar>
-            <w:shd w:fill="EAF1F4"/>
           </w:tcPr>
           <w:p>
             <w:pPr>
@@ -1090,7 +1101,6 @@
               <w:bottom w:w="70" w:type="dxa"/>
               <w:end w:w="80" w:type="dxa"/>
             </w:tcMar>
-            <w:shd w:fill="EAF1F4"/>
           </w:tcPr>
           <w:p>
             <w:pPr>
@@ -1226,9 +1236,17 @@
       <w:tblPr>
         <w:tblStyle w:val="TableGrid"/>
         <w:tblW w:type="auto" w:w="0"/>
-        <w:jc w:val="center"/>
         <w:tblLayout w:type="autofit"/>
         <w:tblLook w:firstColumn="1" w:firstRow="1" w:lastColumn="0" w:lastRow="0" w:noHBand="0" w:noVBand="1" w:val="04A0"/>
+        <w:jc w:val="center"/>
+        <w:tblBorders>
+          <w:top w:val="single" w:sz="10" w:color="17324D"/>
+          <w:bottom w:val="single" w:sz="10" w:color="17324D"/>
+          <w:left w:val="nil" w:sz="0" w:color="FFFFFF"/>
+          <w:right w:val="nil" w:sz="0" w:color="FFFFFF"/>
+          <w:insideH w:val="nil" w:sz="0" w:color="FFFFFF"/>
+          <w:insideV w:val="nil" w:sz="0" w:color="FFFFFF"/>
+        </w:tblBorders>
       </w:tblPr>
       <w:tblGrid>
         <w:gridCol w:w="3216"/>
@@ -1250,7 +1268,9 @@
               <w:bottom w:w="70" w:type="dxa"/>
               <w:end w:w="80" w:type="dxa"/>
             </w:tcMar>
-            <w:shd w:fill="17324D"/>
+            <w:tcBorders>
+              <w:bottom w:val="single" w:sz="8" w:color="52667A"/>
+            </w:tcBorders>
           </w:tcPr>
           <w:p>
             <w:pPr>
@@ -1261,7 +1281,7 @@
               <w:rPr>
                 <w:rFonts w:ascii="Calibri" w:hAnsi="Calibri"/>
                 <w:b/>
-                <w:color w:val="FFFFFF"/>
+                <w:color w:val="17324D"/>
                 <w:sz w:val="16"/>
               </w:rPr>
             </w:r>
@@ -1269,7 +1289,7 @@
               <w:rPr>
                 <w:rFonts w:ascii="Calibri" w:hAnsi="Calibri"/>
                 <w:b/>
-                <w:color w:val="FFFFFF"/>
+                <w:color w:val="17324D"/>
                 <w:sz w:val="16"/>
               </w:rPr>
               <w:t>State</w:t>
@@ -1286,7 +1306,9 @@
               <w:bottom w:w="70" w:type="dxa"/>
               <w:end w:w="80" w:type="dxa"/>
             </w:tcMar>
-            <w:shd w:fill="17324D"/>
+            <w:tcBorders>
+              <w:bottom w:val="single" w:sz="8" w:color="52667A"/>
+            </w:tcBorders>
           </w:tcPr>
           <w:p>
             <w:pPr>
@@ -1297,7 +1319,7 @@
               <w:rPr>
                 <w:rFonts w:ascii="Calibri" w:hAnsi="Calibri"/>
                 <w:b/>
-                <w:color w:val="FFFFFF"/>
+                <w:color w:val="17324D"/>
                 <w:sz w:val="16"/>
               </w:rPr>
             </w:r>
@@ -1305,7 +1327,7 @@
               <w:rPr>
                 <w:rFonts w:ascii="Calibri" w:hAnsi="Calibri"/>
                 <w:b/>
-                <w:color w:val="FFFFFF"/>
+                <w:color w:val="17324D"/>
                 <w:sz w:val="16"/>
               </w:rPr>
               <w:t>Necessary condition</w:t>
@@ -1322,7 +1344,9 @@
               <w:bottom w:w="70" w:type="dxa"/>
               <w:end w:w="80" w:type="dxa"/>
             </w:tcMar>
-            <w:shd w:fill="17324D"/>
+            <w:tcBorders>
+              <w:bottom w:val="single" w:sz="8" w:color="52667A"/>
+            </w:tcBorders>
           </w:tcPr>
           <w:p>
             <w:pPr>
@@ -1333,7 +1357,7 @@
               <w:rPr>
                 <w:rFonts w:ascii="Calibri" w:hAnsi="Calibri"/>
                 <w:b/>
-                <w:color w:val="FFFFFF"/>
+                <w:color w:val="17324D"/>
                 <w:sz w:val="16"/>
               </w:rPr>
             </w:r>
@@ -1341,7 +1365,7 @@
               <w:rPr>
                 <w:rFonts w:ascii="Calibri" w:hAnsi="Calibri"/>
                 <w:b/>
-                <w:color w:val="FFFFFF"/>
+                <w:color w:val="17324D"/>
                 <w:sz w:val="16"/>
               </w:rPr>
               <w:t>Interpretation boundary</w:t>
@@ -1458,7 +1482,6 @@
               <w:bottom w:w="70" w:type="dxa"/>
               <w:end w:w="80" w:type="dxa"/>
             </w:tcMar>
-            <w:shd w:fill="EAF1F4"/>
           </w:tcPr>
           <w:p>
             <w:pPr>
@@ -1489,7 +1512,6 @@
               <w:bottom w:w="70" w:type="dxa"/>
               <w:end w:w="80" w:type="dxa"/>
             </w:tcMar>
-            <w:shd w:fill="EAF1F4"/>
           </w:tcPr>
           <w:p>
             <w:pPr>
@@ -1520,7 +1542,6 @@
               <w:bottom w:w="70" w:type="dxa"/>
               <w:end w:w="80" w:type="dxa"/>
             </w:tcMar>
-            <w:shd w:fill="EAF1F4"/>
           </w:tcPr>
           <w:p>
             <w:pPr>
@@ -1651,7 +1672,6 @@
               <w:bottom w:w="70" w:type="dxa"/>
               <w:end w:w="80" w:type="dxa"/>
             </w:tcMar>
-            <w:shd w:fill="EAF1F4"/>
           </w:tcPr>
           <w:p>
             <w:pPr>
@@ -1682,7 +1702,6 @@
               <w:bottom w:w="70" w:type="dxa"/>
               <w:end w:w="80" w:type="dxa"/>
             </w:tcMar>
-            <w:shd w:fill="EAF1F4"/>
           </w:tcPr>
           <w:p>
             <w:pPr>
@@ -1713,7 +1732,6 @@
               <w:bottom w:w="70" w:type="dxa"/>
               <w:end w:w="80" w:type="dxa"/>
             </w:tcMar>
-            <w:shd w:fill="EAF1F4"/>
           </w:tcPr>
           <w:p>
             <w:pPr>
@@ -1754,9 +1772,17 @@
       <w:tblPr>
         <w:tblStyle w:val="TableGrid"/>
         <w:tblW w:type="auto" w:w="0"/>
-        <w:jc w:val="center"/>
         <w:tblLayout w:type="autofit"/>
         <w:tblLook w:firstColumn="1" w:firstRow="1" w:lastColumn="0" w:lastRow="0" w:noHBand="0" w:noVBand="1" w:val="04A0"/>
+        <w:jc w:val="center"/>
+        <w:tblBorders>
+          <w:top w:val="single" w:sz="10" w:color="17324D"/>
+          <w:bottom w:val="single" w:sz="10" w:color="17324D"/>
+          <w:left w:val="nil" w:sz="0" w:color="FFFFFF"/>
+          <w:right w:val="nil" w:sz="0" w:color="FFFFFF"/>
+          <w:insideH w:val="nil" w:sz="0" w:color="FFFFFF"/>
+          <w:insideV w:val="nil" w:sz="0" w:color="FFFFFF"/>
+        </w:tblBorders>
       </w:tblPr>
       <w:tblGrid>
         <w:gridCol w:w="3216"/>
@@ -1778,7 +1804,9 @@
               <w:bottom w:w="70" w:type="dxa"/>
               <w:end w:w="80" w:type="dxa"/>
             </w:tcMar>
-            <w:shd w:fill="17324D"/>
+            <w:tcBorders>
+              <w:bottom w:val="single" w:sz="8" w:color="52667A"/>
+            </w:tcBorders>
           </w:tcPr>
           <w:p>
             <w:pPr>
@@ -1789,7 +1817,7 @@
               <w:rPr>
                 <w:rFonts w:ascii="Calibri" w:hAnsi="Calibri"/>
                 <w:b/>
-                <w:color w:val="FFFFFF"/>
+                <w:color w:val="17324D"/>
                 <w:sz w:val="16"/>
               </w:rPr>
             </w:r>
@@ -1797,7 +1825,7 @@
               <w:rPr>
                 <w:rFonts w:ascii="Calibri" w:hAnsi="Calibri"/>
                 <w:b/>
-                <w:color w:val="FFFFFF"/>
+                <w:color w:val="17324D"/>
                 <w:sz w:val="16"/>
               </w:rPr>
               <w:t>Frozen class</w:t>
@@ -1814,7 +1842,9 @@
               <w:bottom w:w="70" w:type="dxa"/>
               <w:end w:w="80" w:type="dxa"/>
             </w:tcMar>
-            <w:shd w:fill="17324D"/>
+            <w:tcBorders>
+              <w:bottom w:val="single" w:sz="8" w:color="52667A"/>
+            </w:tcBorders>
           </w:tcPr>
           <w:p>
             <w:pPr>
@@ -1825,7 +1855,7 @@
               <w:rPr>
                 <w:rFonts w:ascii="Calibri" w:hAnsi="Calibri"/>
                 <w:b/>
-                <w:color w:val="FFFFFF"/>
+                <w:color w:val="17324D"/>
                 <w:sz w:val="16"/>
               </w:rPr>
             </w:r>
@@ -1833,7 +1863,7 @@
               <w:rPr>
                 <w:rFonts w:ascii="Calibri" w:hAnsi="Calibri"/>
                 <w:b/>
-                <w:color w:val="FFFFFF"/>
+                <w:color w:val="17324D"/>
                 <w:sz w:val="16"/>
               </w:rPr>
               <w:t>Primary role in evaluation</w:t>
@@ -1850,7 +1880,9 @@
               <w:bottom w:w="70" w:type="dxa"/>
               <w:end w:w="80" w:type="dxa"/>
             </w:tcMar>
-            <w:shd w:fill="17324D"/>
+            <w:tcBorders>
+              <w:bottom w:val="single" w:sz="8" w:color="52667A"/>
+            </w:tcBorders>
           </w:tcPr>
           <w:p>
             <w:pPr>
@@ -1861,7 +1893,7 @@
               <w:rPr>
                 <w:rFonts w:ascii="Calibri" w:hAnsi="Calibri"/>
                 <w:b/>
-                <w:color w:val="FFFFFF"/>
+                <w:color w:val="17324D"/>
                 <w:sz w:val="16"/>
               </w:rPr>
             </w:r>
@@ -1869,7 +1901,7 @@
               <w:rPr>
                 <w:rFonts w:ascii="Calibri" w:hAnsi="Calibri"/>
                 <w:b/>
-                <w:color w:val="FFFFFF"/>
+                <w:color w:val="17324D"/>
                 <w:sz w:val="16"/>
               </w:rPr>
               <w:t>Prohibited reinterpretation</w:t>
@@ -1986,7 +2018,6 @@
               <w:bottom w:w="70" w:type="dxa"/>
               <w:end w:w="80" w:type="dxa"/>
             </w:tcMar>
-            <w:shd w:fill="EAF1F4"/>
           </w:tcPr>
           <w:p>
             <w:pPr>
@@ -2017,7 +2048,6 @@
               <w:bottom w:w="70" w:type="dxa"/>
               <w:end w:w="80" w:type="dxa"/>
             </w:tcMar>
-            <w:shd w:fill="EAF1F4"/>
           </w:tcPr>
           <w:p>
             <w:pPr>
@@ -2048,7 +2078,6 @@
               <w:bottom w:w="70" w:type="dxa"/>
               <w:end w:w="80" w:type="dxa"/>
             </w:tcMar>
-            <w:shd w:fill="EAF1F4"/>
           </w:tcPr>
           <w:p>
             <w:pPr>
@@ -2179,7 +2208,6 @@
               <w:bottom w:w="70" w:type="dxa"/>
               <w:end w:w="80" w:type="dxa"/>
             </w:tcMar>
-            <w:shd w:fill="EAF1F4"/>
           </w:tcPr>
           <w:p>
             <w:pPr>
@@ -2210,7 +2238,6 @@
               <w:bottom w:w="70" w:type="dxa"/>
               <w:end w:w="80" w:type="dxa"/>
             </w:tcMar>
-            <w:shd w:fill="EAF1F4"/>
           </w:tcPr>
           <w:p>
             <w:pPr>
@@ -2241,7 +2268,6 @@
               <w:bottom w:w="70" w:type="dxa"/>
               <w:end w:w="80" w:type="dxa"/>
             </w:tcMar>
-            <w:shd w:fill="EAF1F4"/>
           </w:tcPr>
           <w:p>
             <w:pPr>
@@ -2372,7 +2398,6 @@
               <w:bottom w:w="70" w:type="dxa"/>
               <w:end w:w="80" w:type="dxa"/>
             </w:tcMar>
-            <w:shd w:fill="EAF1F4"/>
           </w:tcPr>
           <w:p>
             <w:pPr>
@@ -2403,7 +2428,6 @@
               <w:bottom w:w="70" w:type="dxa"/>
               <w:end w:w="80" w:type="dxa"/>
             </w:tcMar>
-            <w:shd w:fill="EAF1F4"/>
           </w:tcPr>
           <w:p>
             <w:pPr>
@@ -2434,7 +2458,6 @@
               <w:bottom w:w="70" w:type="dxa"/>
               <w:end w:w="80" w:type="dxa"/>
             </w:tcMar>
-            <w:shd w:fill="EAF1F4"/>
           </w:tcPr>
           <w:p>
             <w:pPr>
@@ -2475,9 +2498,17 @@
       <w:tblPr>
         <w:tblStyle w:val="TableGrid"/>
         <w:tblW w:type="auto" w:w="0"/>
-        <w:jc w:val="center"/>
         <w:tblLayout w:type="autofit"/>
         <w:tblLook w:firstColumn="1" w:firstRow="1" w:lastColumn="0" w:lastRow="0" w:noHBand="0" w:noVBand="1" w:val="04A0"/>
+        <w:jc w:val="center"/>
+        <w:tblBorders>
+          <w:top w:val="single" w:sz="10" w:color="17324D"/>
+          <w:bottom w:val="single" w:sz="10" w:color="17324D"/>
+          <w:left w:val="nil" w:sz="0" w:color="FFFFFF"/>
+          <w:right w:val="nil" w:sz="0" w:color="FFFFFF"/>
+          <w:insideH w:val="nil" w:sz="0" w:color="FFFFFF"/>
+          <w:insideV w:val="nil" w:sz="0" w:color="FFFFFF"/>
+        </w:tblBorders>
       </w:tblPr>
       <w:tblGrid>
         <w:gridCol w:w="1930"/>
@@ -2501,7 +2532,9 @@
               <w:bottom w:w="70" w:type="dxa"/>
               <w:end w:w="80" w:type="dxa"/>
             </w:tcMar>
-            <w:shd w:fill="17324D"/>
+            <w:tcBorders>
+              <w:bottom w:val="single" w:sz="8" w:color="52667A"/>
+            </w:tcBorders>
           </w:tcPr>
           <w:p>
             <w:pPr>
@@ -2512,7 +2545,7 @@
               <w:rPr>
                 <w:rFonts w:ascii="Calibri" w:hAnsi="Calibri"/>
                 <w:b/>
-                <w:color w:val="FFFFFF"/>
+                <w:color w:val="17324D"/>
                 <w:sz w:val="16"/>
               </w:rPr>
             </w:r>
@@ -2520,7 +2553,7 @@
               <w:rPr>
                 <w:rFonts w:ascii="Calibri" w:hAnsi="Calibri"/>
                 <w:b/>
-                <w:color w:val="FFFFFF"/>
+                <w:color w:val="17324D"/>
                 <w:sz w:val="16"/>
               </w:rPr>
               <w:t>Medication class</w:t>
@@ -2537,7 +2570,9 @@
               <w:bottom w:w="70" w:type="dxa"/>
               <w:end w:w="80" w:type="dxa"/>
             </w:tcMar>
-            <w:shd w:fill="17324D"/>
+            <w:tcBorders>
+              <w:bottom w:val="single" w:sz="8" w:color="52667A"/>
+            </w:tcBorders>
           </w:tcPr>
           <w:p>
             <w:pPr>
@@ -2548,7 +2583,7 @@
               <w:rPr>
                 <w:rFonts w:ascii="Calibri" w:hAnsi="Calibri"/>
                 <w:b/>
-                <w:color w:val="FFFFFF"/>
+                <w:color w:val="17324D"/>
                 <w:sz w:val="16"/>
               </w:rPr>
             </w:r>
@@ -2556,7 +2591,7 @@
               <w:rPr>
                 <w:rFonts w:ascii="Calibri" w:hAnsi="Calibri"/>
                 <w:b/>
-                <w:color w:val="FFFFFF"/>
+                <w:color w:val="17324D"/>
                 <w:sz w:val="16"/>
               </w:rPr>
               <w:t>Order units</w:t>
@@ -2573,7 +2608,9 @@
               <w:bottom w:w="70" w:type="dxa"/>
               <w:end w:w="80" w:type="dxa"/>
             </w:tcMar>
-            <w:shd w:fill="17324D"/>
+            <w:tcBorders>
+              <w:bottom w:val="single" w:sz="8" w:color="52667A"/>
+            </w:tcBorders>
           </w:tcPr>
           <w:p>
             <w:pPr>
@@ -2584,7 +2621,7 @@
               <w:rPr>
                 <w:rFonts w:ascii="Calibri" w:hAnsi="Calibri"/>
                 <w:b/>
-                <w:color w:val="FFFFFF"/>
+                <w:color w:val="17324D"/>
                 <w:sz w:val="16"/>
               </w:rPr>
             </w:r>
@@ -2592,7 +2629,7 @@
               <w:rPr>
                 <w:rFonts w:ascii="Calibri" w:hAnsi="Calibri"/>
                 <w:b/>
-                <w:color w:val="FFFFFF"/>
+                <w:color w:val="17324D"/>
                 <w:sz w:val="16"/>
               </w:rPr>
               <w:t>Strict same-POE</w:t>
@@ -2609,7 +2646,9 @@
               <w:bottom w:w="70" w:type="dxa"/>
               <w:end w:w="80" w:type="dxa"/>
             </w:tcMar>
-            <w:shd w:fill="17324D"/>
+            <w:tcBorders>
+              <w:bottom w:val="single" w:sz="8" w:color="52667A"/>
+            </w:tcBorders>
           </w:tcPr>
           <w:p>
             <w:pPr>
@@ -2620,7 +2659,7 @@
               <w:rPr>
                 <w:rFonts w:ascii="Calibri" w:hAnsi="Calibri"/>
                 <w:b/>
-                <w:color w:val="FFFFFF"/>
+                <w:color w:val="17324D"/>
                 <w:sz w:val="16"/>
               </w:rPr>
             </w:r>
@@ -2628,7 +2667,7 @@
               <w:rPr>
                 <w:rFonts w:ascii="Calibri" w:hAnsi="Calibri"/>
                 <w:b/>
-                <w:color w:val="FFFFFF"/>
+                <w:color w:val="17324D"/>
                 <w:sz w:val="16"/>
               </w:rPr>
               <w:t>Same-class/window</w:t>
@@ -2645,7 +2684,9 @@
               <w:bottom w:w="70" w:type="dxa"/>
               <w:end w:w="80" w:type="dxa"/>
             </w:tcMar>
-            <w:shd w:fill="17324D"/>
+            <w:tcBorders>
+              <w:bottom w:val="single" w:sz="8" w:color="52667A"/>
+            </w:tcBorders>
           </w:tcPr>
           <w:p>
             <w:pPr>
@@ -2656,7 +2697,7 @@
               <w:rPr>
                 <w:rFonts w:ascii="Calibri" w:hAnsi="Calibri"/>
                 <w:b/>
-                <w:color w:val="FFFFFF"/>
+                <w:color w:val="17324D"/>
                 <w:sz w:val="16"/>
               </w:rPr>
             </w:r>
@@ -2664,7 +2705,7 @@
               <w:rPr>
                 <w:rFonts w:ascii="Calibri" w:hAnsi="Calibri"/>
                 <w:b/>
-                <w:color w:val="FFFFFF"/>
+                <w:color w:val="17324D"/>
                 <w:sz w:val="16"/>
               </w:rPr>
               <w:t>Parity status</w:t>
@@ -2841,7 +2882,6 @@
               <w:bottom w:w="70" w:type="dxa"/>
               <w:end w:w="80" w:type="dxa"/>
             </w:tcMar>
-            <w:shd w:fill="EAF1F4"/>
           </w:tcPr>
           <w:p>
             <w:pPr>
@@ -2872,7 +2912,6 @@
               <w:bottom w:w="70" w:type="dxa"/>
               <w:end w:w="80" w:type="dxa"/>
             </w:tcMar>
-            <w:shd w:fill="EAF1F4"/>
           </w:tcPr>
           <w:p>
             <w:pPr>
@@ -2903,7 +2942,6 @@
               <w:bottom w:w="70" w:type="dxa"/>
               <w:end w:w="80" w:type="dxa"/>
             </w:tcMar>
-            <w:shd w:fill="EAF1F4"/>
           </w:tcPr>
           <w:p>
             <w:pPr>
@@ -2934,7 +2972,6 @@
               <w:bottom w:w="70" w:type="dxa"/>
               <w:end w:w="80" w:type="dxa"/>
             </w:tcMar>
-            <w:shd w:fill="EAF1F4"/>
           </w:tcPr>
           <w:p>
             <w:pPr>
@@ -2965,7 +3002,6 @@
               <w:bottom w:w="70" w:type="dxa"/>
               <w:end w:w="80" w:type="dxa"/>
             </w:tcMar>
-            <w:shd w:fill="EAF1F4"/>
           </w:tcPr>
           <w:p>
             <w:pPr>
@@ -3156,7 +3192,6 @@
               <w:bottom w:w="70" w:type="dxa"/>
               <w:end w:w="80" w:type="dxa"/>
             </w:tcMar>
-            <w:shd w:fill="EAF1F4"/>
           </w:tcPr>
           <w:p>
             <w:pPr>
@@ -3187,7 +3222,6 @@
               <w:bottom w:w="70" w:type="dxa"/>
               <w:end w:w="80" w:type="dxa"/>
             </w:tcMar>
-            <w:shd w:fill="EAF1F4"/>
           </w:tcPr>
           <w:p>
             <w:pPr>
@@ -3218,7 +3252,6 @@
               <w:bottom w:w="70" w:type="dxa"/>
               <w:end w:w="80" w:type="dxa"/>
             </w:tcMar>
-            <w:shd w:fill="EAF1F4"/>
           </w:tcPr>
           <w:p>
             <w:pPr>
@@ -3249,7 +3282,6 @@
               <w:bottom w:w="70" w:type="dxa"/>
               <w:end w:w="80" w:type="dxa"/>
             </w:tcMar>
-            <w:shd w:fill="EAF1F4"/>
           </w:tcPr>
           <w:p>
             <w:pPr>
@@ -3280,7 +3312,6 @@
               <w:bottom w:w="70" w:type="dxa"/>
               <w:end w:w="80" w:type="dxa"/>
             </w:tcMar>
-            <w:shd w:fill="EAF1F4"/>
           </w:tcPr>
           <w:p>
             <w:pPr>
@@ -3471,7 +3502,6 @@
               <w:bottom w:w="70" w:type="dxa"/>
               <w:end w:w="80" w:type="dxa"/>
             </w:tcMar>
-            <w:shd w:fill="EAF1F4"/>
           </w:tcPr>
           <w:p>
             <w:pPr>
@@ -3502,7 +3532,6 @@
               <w:bottom w:w="70" w:type="dxa"/>
               <w:end w:w="80" w:type="dxa"/>
             </w:tcMar>
-            <w:shd w:fill="EAF1F4"/>
           </w:tcPr>
           <w:p>
             <w:pPr>
@@ -3533,7 +3562,6 @@
               <w:bottom w:w="70" w:type="dxa"/>
               <w:end w:w="80" w:type="dxa"/>
             </w:tcMar>
-            <w:shd w:fill="EAF1F4"/>
           </w:tcPr>
           <w:p>
             <w:pPr>
@@ -3564,7 +3592,6 @@
               <w:bottom w:w="70" w:type="dxa"/>
               <w:end w:w="80" w:type="dxa"/>
             </w:tcMar>
-            <w:shd w:fill="EAF1F4"/>
           </w:tcPr>
           <w:p>
             <w:pPr>
@@ -3595,7 +3622,6 @@
               <w:bottom w:w="70" w:type="dxa"/>
               <w:end w:w="80" w:type="dxa"/>
             </w:tcMar>
-            <w:shd w:fill="EAF1F4"/>
           </w:tcPr>
           <w:p>
             <w:pPr>
@@ -3791,9 +3817,17 @@
       <w:tblPr>
         <w:tblStyle w:val="TableGrid"/>
         <w:tblW w:type="auto" w:w="0"/>
-        <w:jc w:val="center"/>
         <w:tblLayout w:type="autofit"/>
         <w:tblLook w:firstColumn="1" w:firstRow="1" w:lastColumn="0" w:lastRow="0" w:noHBand="0" w:noVBand="1" w:val="04A0"/>
+        <w:jc w:val="center"/>
+        <w:tblBorders>
+          <w:top w:val="single" w:sz="10" w:color="17324D"/>
+          <w:bottom w:val="single" w:sz="10" w:color="17324D"/>
+          <w:left w:val="nil" w:sz="0" w:color="FFFFFF"/>
+          <w:right w:val="nil" w:sz="0" w:color="FFFFFF"/>
+          <w:insideH w:val="nil" w:sz="0" w:color="FFFFFF"/>
+          <w:insideV w:val="nil" w:sz="0" w:color="FFFFFF"/>
+        </w:tblBorders>
       </w:tblPr>
       <w:tblGrid>
         <w:gridCol w:w="1608"/>
@@ -3818,7 +3852,9 @@
               <w:bottom w:w="70" w:type="dxa"/>
               <w:end w:w="80" w:type="dxa"/>
             </w:tcMar>
-            <w:shd w:fill="17324D"/>
+            <w:tcBorders>
+              <w:bottom w:val="single" w:sz="8" w:color="52667A"/>
+            </w:tcBorders>
           </w:tcPr>
           <w:p>
             <w:pPr>
@@ -3829,7 +3865,7 @@
               <w:rPr>
                 <w:rFonts w:ascii="Calibri" w:hAnsi="Calibri"/>
                 <w:b/>
-                <w:color w:val="FFFFFF"/>
+                <w:color w:val="17324D"/>
                 <w:sz w:val="16"/>
               </w:rPr>
             </w:r>
@@ -3837,7 +3873,7 @@
               <w:rPr>
                 <w:rFonts w:ascii="Calibri" w:hAnsi="Calibri"/>
                 <w:b/>
-                <w:color w:val="FFFFFF"/>
+                <w:color w:val="17324D"/>
                 <w:sz w:val="16"/>
               </w:rPr>
               <w:t>Anchor</w:t>
@@ -3854,7 +3890,9 @@
               <w:bottom w:w="70" w:type="dxa"/>
               <w:end w:w="80" w:type="dxa"/>
             </w:tcMar>
-            <w:shd w:fill="17324D"/>
+            <w:tcBorders>
+              <w:bottom w:val="single" w:sz="8" w:color="52667A"/>
+            </w:tcBorders>
           </w:tcPr>
           <w:p>
             <w:pPr>
@@ -3865,7 +3903,7 @@
               <w:rPr>
                 <w:rFonts w:ascii="Calibri" w:hAnsi="Calibri"/>
                 <w:b/>
-                <w:color w:val="FFFFFF"/>
+                <w:color w:val="17324D"/>
                 <w:sz w:val="16"/>
               </w:rPr>
             </w:r>
@@ -3873,7 +3911,7 @@
               <w:rPr>
                 <w:rFonts w:ascii="Calibri" w:hAnsi="Calibri"/>
                 <w:b/>
-                <w:color w:val="FFFFFF"/>
+                <w:color w:val="17324D"/>
                 <w:sz w:val="16"/>
               </w:rPr>
               <w:t>Operator</w:t>
@@ -3890,7 +3928,9 @@
               <w:bottom w:w="70" w:type="dxa"/>
               <w:end w:w="80" w:type="dxa"/>
             </w:tcMar>
-            <w:shd w:fill="17324D"/>
+            <w:tcBorders>
+              <w:bottom w:val="single" w:sz="8" w:color="52667A"/>
+            </w:tcBorders>
           </w:tcPr>
           <w:p>
             <w:pPr>
@@ -3901,7 +3941,7 @@
               <w:rPr>
                 <w:rFonts w:ascii="Calibri" w:hAnsi="Calibri"/>
                 <w:b/>
-                <w:color w:val="FFFFFF"/>
+                <w:color w:val="17324D"/>
                 <w:sz w:val="16"/>
               </w:rPr>
             </w:r>
@@ -3909,7 +3949,7 @@
               <w:rPr>
                 <w:rFonts w:ascii="Calibri" w:hAnsi="Calibri"/>
                 <w:b/>
-                <w:color w:val="FFFFFF"/>
+                <w:color w:val="17324D"/>
                 <w:sz w:val="16"/>
               </w:rPr>
               <w:t>Exposed</w:t>
@@ -3926,7 +3966,9 @@
               <w:bottom w:w="70" w:type="dxa"/>
               <w:end w:w="80" w:type="dxa"/>
             </w:tcMar>
-            <w:shd w:fill="17324D"/>
+            <w:tcBorders>
+              <w:bottom w:val="single" w:sz="8" w:color="52667A"/>
+            </w:tcBorders>
           </w:tcPr>
           <w:p>
             <w:pPr>
@@ -3937,7 +3979,7 @@
               <w:rPr>
                 <w:rFonts w:ascii="Calibri" w:hAnsi="Calibri"/>
                 <w:b/>
-                <w:color w:val="FFFFFF"/>
+                <w:color w:val="17324D"/>
                 <w:sz w:val="16"/>
               </w:rPr>
             </w:r>
@@ -3945,7 +3987,7 @@
               <w:rPr>
                 <w:rFonts w:ascii="Calibri" w:hAnsi="Calibri"/>
                 <w:b/>
-                <w:color w:val="FFFFFF"/>
+                <w:color w:val="17324D"/>
                 <w:sz w:val="16"/>
               </w:rPr>
               <w:t>Unexposed</w:t>
@@ -3962,7 +4004,9 @@
               <w:bottom w:w="70" w:type="dxa"/>
               <w:end w:w="80" w:type="dxa"/>
             </w:tcMar>
-            <w:shd w:fill="17324D"/>
+            <w:tcBorders>
+              <w:bottom w:val="single" w:sz="8" w:color="52667A"/>
+            </w:tcBorders>
           </w:tcPr>
           <w:p>
             <w:pPr>
@@ -3973,7 +4017,7 @@
               <w:rPr>
                 <w:rFonts w:ascii="Calibri" w:hAnsi="Calibri"/>
                 <w:b/>
-                <w:color w:val="FFFFFF"/>
+                <w:color w:val="17324D"/>
                 <w:sz w:val="16"/>
               </w:rPr>
             </w:r>
@@ -3981,7 +4025,7 @@
               <w:rPr>
                 <w:rFonts w:ascii="Calibri" w:hAnsi="Calibri"/>
                 <w:b/>
-                <w:color w:val="FFFFFF"/>
+                <w:color w:val="17324D"/>
                 <w:sz w:val="16"/>
               </w:rPr>
               <w:t>Unresolved</w:t>
@@ -3998,7 +4042,9 @@
               <w:bottom w:w="70" w:type="dxa"/>
               <w:end w:w="80" w:type="dxa"/>
             </w:tcMar>
-            <w:shd w:fill="17324D"/>
+            <w:tcBorders>
+              <w:bottom w:val="single" w:sz="8" w:color="52667A"/>
+            </w:tcBorders>
           </w:tcPr>
           <w:p>
             <w:pPr>
@@ -4009,7 +4055,7 @@
               <w:rPr>
                 <w:rFonts w:ascii="Calibri" w:hAnsi="Calibri"/>
                 <w:b/>
-                <w:color w:val="FFFFFF"/>
+                <w:color w:val="17324D"/>
                 <w:sz w:val="16"/>
               </w:rPr>
             </w:r>
@@ -4017,7 +4063,7 @@
               <w:rPr>
                 <w:rFonts w:ascii="Calibri" w:hAnsi="Calibri"/>
                 <w:b/>
-                <w:color w:val="FFFFFF"/>
+                <w:color w:val="17324D"/>
                 <w:sz w:val="16"/>
               </w:rPr>
               <w:t>Unmeasurable</w:t>
@@ -4224,7 +4270,6 @@
               <w:bottom w:w="70" w:type="dxa"/>
               <w:end w:w="80" w:type="dxa"/>
             </w:tcMar>
-            <w:shd w:fill="EAF1F4"/>
           </w:tcPr>
           <w:p>
             <w:pPr>
@@ -4255,7 +4300,6 @@
               <w:bottom w:w="70" w:type="dxa"/>
               <w:end w:w="80" w:type="dxa"/>
             </w:tcMar>
-            <w:shd w:fill="EAF1F4"/>
           </w:tcPr>
           <w:p>
             <w:pPr>
@@ -4286,7 +4330,6 @@
               <w:bottom w:w="70" w:type="dxa"/>
               <w:end w:w="80" w:type="dxa"/>
             </w:tcMar>
-            <w:shd w:fill="EAF1F4"/>
           </w:tcPr>
           <w:p>
             <w:pPr>
@@ -4317,7 +4360,6 @@
               <w:bottom w:w="70" w:type="dxa"/>
               <w:end w:w="80" w:type="dxa"/>
             </w:tcMar>
-            <w:shd w:fill="EAF1F4"/>
           </w:tcPr>
           <w:p>
             <w:pPr>
@@ -4348,7 +4390,6 @@
               <w:bottom w:w="70" w:type="dxa"/>
               <w:end w:w="80" w:type="dxa"/>
             </w:tcMar>
-            <w:shd w:fill="EAF1F4"/>
           </w:tcPr>
           <w:p>
             <w:pPr>
@@ -4379,7 +4420,6 @@
               <w:bottom w:w="70" w:type="dxa"/>
               <w:end w:w="80" w:type="dxa"/>
             </w:tcMar>
-            <w:shd w:fill="EAF1F4"/>
           </w:tcPr>
           <w:p>
             <w:pPr>
@@ -4600,7 +4640,6 @@
               <w:bottom w:w="70" w:type="dxa"/>
               <w:end w:w="80" w:type="dxa"/>
             </w:tcMar>
-            <w:shd w:fill="EAF1F4"/>
           </w:tcPr>
           <w:p>
             <w:pPr>
@@ -4631,7 +4670,6 @@
               <w:bottom w:w="70" w:type="dxa"/>
               <w:end w:w="80" w:type="dxa"/>
             </w:tcMar>
-            <w:shd w:fill="EAF1F4"/>
           </w:tcPr>
           <w:p>
             <w:pPr>
@@ -4662,7 +4700,6 @@
               <w:bottom w:w="70" w:type="dxa"/>
               <w:end w:w="80" w:type="dxa"/>
             </w:tcMar>
-            <w:shd w:fill="EAF1F4"/>
           </w:tcPr>
           <w:p>
             <w:pPr>
@@ -4693,7 +4730,6 @@
               <w:bottom w:w="70" w:type="dxa"/>
               <w:end w:w="80" w:type="dxa"/>
             </w:tcMar>
-            <w:shd w:fill="EAF1F4"/>
           </w:tcPr>
           <w:p>
             <w:pPr>
@@ -4724,7 +4760,6 @@
               <w:bottom w:w="70" w:type="dxa"/>
               <w:end w:w="80" w:type="dxa"/>
             </w:tcMar>
-            <w:shd w:fill="EAF1F4"/>
           </w:tcPr>
           <w:p>
             <w:pPr>
@@ -4755,7 +4790,6 @@
               <w:bottom w:w="70" w:type="dxa"/>
               <w:end w:w="80" w:type="dxa"/>
             </w:tcMar>
-            <w:shd w:fill="EAF1F4"/>
           </w:tcPr>
           <w:p>
             <w:pPr>
@@ -4976,7 +5010,6 @@
               <w:bottom w:w="70" w:type="dxa"/>
               <w:end w:w="80" w:type="dxa"/>
             </w:tcMar>
-            <w:shd w:fill="EAF1F4"/>
           </w:tcPr>
           <w:p>
             <w:pPr>
@@ -5007,7 +5040,6 @@
               <w:bottom w:w="70" w:type="dxa"/>
               <w:end w:w="80" w:type="dxa"/>
             </w:tcMar>
-            <w:shd w:fill="EAF1F4"/>
           </w:tcPr>
           <w:p>
             <w:pPr>
@@ -5038,7 +5070,6 @@
               <w:bottom w:w="70" w:type="dxa"/>
               <w:end w:w="80" w:type="dxa"/>
             </w:tcMar>
-            <w:shd w:fill="EAF1F4"/>
           </w:tcPr>
           <w:p>
             <w:pPr>
@@ -5069,7 +5100,6 @@
               <w:bottom w:w="70" w:type="dxa"/>
               <w:end w:w="80" w:type="dxa"/>
             </w:tcMar>
-            <w:shd w:fill="EAF1F4"/>
           </w:tcPr>
           <w:p>
             <w:pPr>
@@ -5100,7 +5130,6 @@
               <w:bottom w:w="70" w:type="dxa"/>
               <w:end w:w="80" w:type="dxa"/>
             </w:tcMar>
-            <w:shd w:fill="EAF1F4"/>
           </w:tcPr>
           <w:p>
             <w:pPr>
@@ -5131,7 +5160,6 @@
               <w:bottom w:w="70" w:type="dxa"/>
               <w:end w:w="80" w:type="dxa"/>
             </w:tcMar>
-            <w:shd w:fill="EAF1F4"/>
           </w:tcPr>
           <w:p>
             <w:pPr>
@@ -5352,7 +5380,6 @@
               <w:bottom w:w="70" w:type="dxa"/>
               <w:end w:w="80" w:type="dxa"/>
             </w:tcMar>
-            <w:shd w:fill="EAF1F4"/>
           </w:tcPr>
           <w:p>
             <w:pPr>
@@ -5383,7 +5410,6 @@
               <w:bottom w:w="70" w:type="dxa"/>
               <w:end w:w="80" w:type="dxa"/>
             </w:tcMar>
-            <w:shd w:fill="EAF1F4"/>
           </w:tcPr>
           <w:p>
             <w:pPr>
@@ -5414,7 +5440,6 @@
               <w:bottom w:w="70" w:type="dxa"/>
               <w:end w:w="80" w:type="dxa"/>
             </w:tcMar>
-            <w:shd w:fill="EAF1F4"/>
           </w:tcPr>
           <w:p>
             <w:pPr>
@@ -5445,7 +5470,6 @@
               <w:bottom w:w="70" w:type="dxa"/>
               <w:end w:w="80" w:type="dxa"/>
             </w:tcMar>
-            <w:shd w:fill="EAF1F4"/>
           </w:tcPr>
           <w:p>
             <w:pPr>
@@ -5476,7 +5500,6 @@
               <w:bottom w:w="70" w:type="dxa"/>
               <w:end w:w="80" w:type="dxa"/>
             </w:tcMar>
-            <w:shd w:fill="EAF1F4"/>
           </w:tcPr>
           <w:p>
             <w:pPr>
@@ -5507,7 +5530,6 @@
               <w:bottom w:w="70" w:type="dxa"/>
               <w:end w:w="80" w:type="dxa"/>
             </w:tcMar>
-            <w:shd w:fill="EAF1F4"/>
           </w:tcPr>
           <w:p>
             <w:pPr>
@@ -5733,9 +5755,17 @@
       <w:tblPr>
         <w:tblStyle w:val="TableGrid"/>
         <w:tblW w:type="auto" w:w="0"/>
-        <w:jc w:val="center"/>
         <w:tblLayout w:type="autofit"/>
         <w:tblLook w:firstColumn="1" w:firstRow="1" w:lastColumn="0" w:lastRow="0" w:noHBand="0" w:noVBand="1" w:val="04A0"/>
+        <w:jc w:val="center"/>
+        <w:tblBorders>
+          <w:top w:val="single" w:sz="10" w:color="17324D"/>
+          <w:bottom w:val="single" w:sz="10" w:color="17324D"/>
+          <w:left w:val="nil" w:sz="0" w:color="FFFFFF"/>
+          <w:right w:val="nil" w:sz="0" w:color="FFFFFF"/>
+          <w:insideH w:val="nil" w:sz="0" w:color="FFFFFF"/>
+          <w:insideV w:val="nil" w:sz="0" w:color="FFFFFF"/>
+        </w:tblBorders>
       </w:tblPr>
       <w:tblGrid>
         <w:gridCol w:w="1608"/>
@@ -5760,7 +5790,9 @@
               <w:bottom w:w="70" w:type="dxa"/>
               <w:end w:w="80" w:type="dxa"/>
             </w:tcMar>
-            <w:shd w:fill="17324D"/>
+            <w:tcBorders>
+              <w:bottom w:val="single" w:sz="8" w:color="52667A"/>
+            </w:tcBorders>
           </w:tcPr>
           <w:p>
             <w:pPr>
@@ -5771,7 +5803,7 @@
               <w:rPr>
                 <w:rFonts w:ascii="Calibri" w:hAnsi="Calibri"/>
                 <w:b/>
-                <w:color w:val="FFFFFF"/>
+                <w:color w:val="17324D"/>
                 <w:sz w:val="16"/>
               </w:rPr>
             </w:r>
@@ -5779,7 +5811,7 @@
               <w:rPr>
                 <w:rFonts w:ascii="Calibri" w:hAnsi="Calibri"/>
                 <w:b/>
-                <w:color w:val="FFFFFF"/>
+                <w:color w:val="17324D"/>
                 <w:sz w:val="16"/>
               </w:rPr>
               <w:t>Anchor</w:t>
@@ -5796,7 +5828,9 @@
               <w:bottom w:w="70" w:type="dxa"/>
               <w:end w:w="80" w:type="dxa"/>
             </w:tcMar>
-            <w:shd w:fill="17324D"/>
+            <w:tcBorders>
+              <w:bottom w:val="single" w:sz="8" w:color="52667A"/>
+            </w:tcBorders>
           </w:tcPr>
           <w:p>
             <w:pPr>
@@ -5807,7 +5841,7 @@
               <w:rPr>
                 <w:rFonts w:ascii="Calibri" w:hAnsi="Calibri"/>
                 <w:b/>
-                <w:color w:val="FFFFFF"/>
+                <w:color w:val="17324D"/>
                 <w:sz w:val="16"/>
               </w:rPr>
             </w:r>
@@ -5815,7 +5849,7 @@
               <w:rPr>
                 <w:rFonts w:ascii="Calibri" w:hAnsi="Calibri"/>
                 <w:b/>
-                <w:color w:val="FFFFFF"/>
+                <w:color w:val="17324D"/>
                 <w:sz w:val="16"/>
               </w:rPr>
               <w:t>Comparison</w:t>
@@ -5832,7 +5866,9 @@
               <w:bottom w:w="70" w:type="dxa"/>
               <w:end w:w="80" w:type="dxa"/>
             </w:tcMar>
-            <w:shd w:fill="17324D"/>
+            <w:tcBorders>
+              <w:bottom w:val="single" w:sz="8" w:color="52667A"/>
+            </w:tcBorders>
           </w:tcPr>
           <w:p>
             <w:pPr>
@@ -5843,7 +5879,7 @@
               <w:rPr>
                 <w:rFonts w:ascii="Calibri" w:hAnsi="Calibri"/>
                 <w:b/>
-                <w:color w:val="FFFFFF"/>
+                <w:color w:val="17324D"/>
                 <w:sz w:val="16"/>
               </w:rPr>
             </w:r>
@@ -5851,7 +5887,7 @@
               <w:rPr>
                 <w:rFonts w:ascii="Calibri" w:hAnsi="Calibri"/>
                 <w:b/>
-                <w:color w:val="FFFFFF"/>
+                <w:color w:val="17324D"/>
                 <w:sz w:val="16"/>
               </w:rPr>
               <w:t>Agreement</w:t>
@@ -5868,7 +5904,9 @@
               <w:bottom w:w="70" w:type="dxa"/>
               <w:end w:w="80" w:type="dxa"/>
             </w:tcMar>
-            <w:shd w:fill="17324D"/>
+            <w:tcBorders>
+              <w:bottom w:val="single" w:sz="8" w:color="52667A"/>
+            </w:tcBorders>
           </w:tcPr>
           <w:p>
             <w:pPr>
@@ -5879,7 +5917,7 @@
               <w:rPr>
                 <w:rFonts w:ascii="Calibri" w:hAnsi="Calibri"/>
                 <w:b/>
-                <w:color w:val="FFFFFF"/>
+                <w:color w:val="17324D"/>
                 <w:sz w:val="16"/>
               </w:rPr>
             </w:r>
@@ -5887,7 +5925,7 @@
               <w:rPr>
                 <w:rFonts w:ascii="Calibri" w:hAnsi="Calibri"/>
                 <w:b/>
-                <w:color w:val="FFFFFF"/>
+                <w:color w:val="17324D"/>
                 <w:sz w:val="16"/>
               </w:rPr>
               <w:t>Positive agreement</w:t>
@@ -5904,7 +5942,9 @@
               <w:bottom w:w="70" w:type="dxa"/>
               <w:end w:w="80" w:type="dxa"/>
             </w:tcMar>
-            <w:shd w:fill="17324D"/>
+            <w:tcBorders>
+              <w:bottom w:val="single" w:sz="8" w:color="52667A"/>
+            </w:tcBorders>
           </w:tcPr>
           <w:p>
             <w:pPr>
@@ -5915,7 +5955,7 @@
               <w:rPr>
                 <w:rFonts w:ascii="Calibri" w:hAnsi="Calibri"/>
                 <w:b/>
-                <w:color w:val="FFFFFF"/>
+                <w:color w:val="17324D"/>
                 <w:sz w:val="16"/>
               </w:rPr>
             </w:r>
@@ -5923,7 +5963,7 @@
               <w:rPr>
                 <w:rFonts w:ascii="Calibri" w:hAnsi="Calibri"/>
                 <w:b/>
-                <w:color w:val="FFFFFF"/>
+                <w:color w:val="17324D"/>
                 <w:sz w:val="16"/>
               </w:rPr>
               <w:t>Negative agreement</w:t>
@@ -5940,7 +5980,9 @@
               <w:bottom w:w="70" w:type="dxa"/>
               <w:end w:w="80" w:type="dxa"/>
             </w:tcMar>
-            <w:shd w:fill="17324D"/>
+            <w:tcBorders>
+              <w:bottom w:val="single" w:sz="8" w:color="52667A"/>
+            </w:tcBorders>
           </w:tcPr>
           <w:p>
             <w:pPr>
@@ -5951,7 +5993,7 @@
               <w:rPr>
                 <w:rFonts w:ascii="Calibri" w:hAnsi="Calibri"/>
                 <w:b/>
-                <w:color w:val="FFFFFF"/>
+                <w:color w:val="17324D"/>
                 <w:sz w:val="16"/>
               </w:rPr>
             </w:r>
@@ -5959,7 +6001,7 @@
               <w:rPr>
                 <w:rFonts w:ascii="Calibri" w:hAnsi="Calibri"/>
                 <w:b/>
-                <w:color w:val="FFFFFF"/>
+                <w:color w:val="17324D"/>
                 <w:sz w:val="16"/>
               </w:rPr>
               <w:t>Jaccard</w:t>
@@ -6166,7 +6208,6 @@
               <w:bottom w:w="70" w:type="dxa"/>
               <w:end w:w="80" w:type="dxa"/>
             </w:tcMar>
-            <w:shd w:fill="EAF1F4"/>
           </w:tcPr>
           <w:p>
             <w:pPr>
@@ -6197,7 +6238,6 @@
               <w:bottom w:w="70" w:type="dxa"/>
               <w:end w:w="80" w:type="dxa"/>
             </w:tcMar>
-            <w:shd w:fill="EAF1F4"/>
           </w:tcPr>
           <w:p>
             <w:pPr>
@@ -6228,7 +6268,6 @@
               <w:bottom w:w="70" w:type="dxa"/>
               <w:end w:w="80" w:type="dxa"/>
             </w:tcMar>
-            <w:shd w:fill="EAF1F4"/>
           </w:tcPr>
           <w:p>
             <w:pPr>
@@ -6259,7 +6298,6 @@
               <w:bottom w:w="70" w:type="dxa"/>
               <w:end w:w="80" w:type="dxa"/>
             </w:tcMar>
-            <w:shd w:fill="EAF1F4"/>
           </w:tcPr>
           <w:p>
             <w:pPr>
@@ -6290,7 +6328,6 @@
               <w:bottom w:w="70" w:type="dxa"/>
               <w:end w:w="80" w:type="dxa"/>
             </w:tcMar>
-            <w:shd w:fill="EAF1F4"/>
           </w:tcPr>
           <w:p>
             <w:pPr>
@@ -6321,7 +6358,6 @@
               <w:bottom w:w="70" w:type="dxa"/>
               <w:end w:w="80" w:type="dxa"/>
             </w:tcMar>
-            <w:shd w:fill="EAF1F4"/>
           </w:tcPr>
           <w:p>
             <w:pPr>
@@ -6542,7 +6578,6 @@
               <w:bottom w:w="70" w:type="dxa"/>
               <w:end w:w="80" w:type="dxa"/>
             </w:tcMar>
-            <w:shd w:fill="EAF1F4"/>
           </w:tcPr>
           <w:p>
             <w:pPr>
@@ -6573,7 +6608,6 @@
               <w:bottom w:w="70" w:type="dxa"/>
               <w:end w:w="80" w:type="dxa"/>
             </w:tcMar>
-            <w:shd w:fill="EAF1F4"/>
           </w:tcPr>
           <w:p>
             <w:pPr>
@@ -6604,7 +6638,6 @@
               <w:bottom w:w="70" w:type="dxa"/>
               <w:end w:w="80" w:type="dxa"/>
             </w:tcMar>
-            <w:shd w:fill="EAF1F4"/>
           </w:tcPr>
           <w:p>
             <w:pPr>
@@ -6635,7 +6668,6 @@
               <w:bottom w:w="70" w:type="dxa"/>
               <w:end w:w="80" w:type="dxa"/>
             </w:tcMar>
-            <w:shd w:fill="EAF1F4"/>
           </w:tcPr>
           <w:p>
             <w:pPr>
@@ -6666,7 +6698,6 @@
               <w:bottom w:w="70" w:type="dxa"/>
               <w:end w:w="80" w:type="dxa"/>
             </w:tcMar>
-            <w:shd w:fill="EAF1F4"/>
           </w:tcPr>
           <w:p>
             <w:pPr>
@@ -6697,7 +6728,6 @@
               <w:bottom w:w="70" w:type="dxa"/>
               <w:end w:w="80" w:type="dxa"/>
             </w:tcMar>
-            <w:shd w:fill="EAF1F4"/>
           </w:tcPr>
           <w:p>
             <w:pPr>
@@ -6918,7 +6948,6 @@
               <w:bottom w:w="70" w:type="dxa"/>
               <w:end w:w="80" w:type="dxa"/>
             </w:tcMar>
-            <w:shd w:fill="EAF1F4"/>
           </w:tcPr>
           <w:p>
             <w:pPr>
@@ -6949,7 +6978,6 @@
               <w:bottom w:w="70" w:type="dxa"/>
               <w:end w:w="80" w:type="dxa"/>
             </w:tcMar>
-            <w:shd w:fill="EAF1F4"/>
           </w:tcPr>
           <w:p>
             <w:pPr>
@@ -6980,7 +7008,6 @@
               <w:bottom w:w="70" w:type="dxa"/>
               <w:end w:w="80" w:type="dxa"/>
             </w:tcMar>
-            <w:shd w:fill="EAF1F4"/>
           </w:tcPr>
           <w:p>
             <w:pPr>
@@ -7011,7 +7038,6 @@
               <w:bottom w:w="70" w:type="dxa"/>
               <w:end w:w="80" w:type="dxa"/>
             </w:tcMar>
-            <w:shd w:fill="EAF1F4"/>
           </w:tcPr>
           <w:p>
             <w:pPr>
@@ -7042,7 +7068,6 @@
               <w:bottom w:w="70" w:type="dxa"/>
               <w:end w:w="80" w:type="dxa"/>
             </w:tcMar>
-            <w:shd w:fill="EAF1F4"/>
           </w:tcPr>
           <w:p>
             <w:pPr>
@@ -7073,7 +7098,6 @@
               <w:bottom w:w="70" w:type="dxa"/>
               <w:end w:w="80" w:type="dxa"/>
             </w:tcMar>
-            <w:shd w:fill="EAF1F4"/>
           </w:tcPr>
           <w:p>
             <w:pPr>
@@ -7299,9 +7323,17 @@
       <w:tblPr>
         <w:tblStyle w:val="TableGrid"/>
         <w:tblW w:type="auto" w:w="0"/>
-        <w:jc w:val="center"/>
         <w:tblLayout w:type="autofit"/>
         <w:tblLook w:firstColumn="1" w:firstRow="1" w:lastColumn="0" w:lastRow="0" w:noHBand="0" w:noVBand="1" w:val="04A0"/>
+        <w:jc w:val="center"/>
+        <w:tblBorders>
+          <w:top w:val="single" w:sz="10" w:color="17324D"/>
+          <w:bottom w:val="single" w:sz="10" w:color="17324D"/>
+          <w:left w:val="nil" w:sz="0" w:color="FFFFFF"/>
+          <w:right w:val="nil" w:sz="0" w:color="FFFFFF"/>
+          <w:insideH w:val="nil" w:sz="0" w:color="FFFFFF"/>
+          <w:insideV w:val="nil" w:sz="0" w:color="FFFFFF"/>
+        </w:tblBorders>
       </w:tblPr>
       <w:tblGrid>
         <w:gridCol w:w="1930"/>
@@ -7325,7 +7357,9 @@
               <w:bottom w:w="70" w:type="dxa"/>
               <w:end w:w="80" w:type="dxa"/>
             </w:tcMar>
-            <w:shd w:fill="17324D"/>
+            <w:tcBorders>
+              <w:bottom w:val="single" w:sz="8" w:color="52667A"/>
+            </w:tcBorders>
           </w:tcPr>
           <w:p>
             <w:pPr>
@@ -7336,7 +7370,7 @@
               <w:rPr>
                 <w:rFonts w:ascii="Calibri" w:hAnsi="Calibri"/>
                 <w:b/>
-                <w:color w:val="FFFFFF"/>
+                <w:color w:val="17324D"/>
                 <w:sz w:val="16"/>
               </w:rPr>
             </w:r>
@@ -7344,7 +7378,7 @@
               <w:rPr>
                 <w:rFonts w:ascii="Calibri" w:hAnsi="Calibri"/>
                 <w:b/>
-                <w:color w:val="FFFFFF"/>
+                <w:color w:val="17324D"/>
                 <w:sz w:val="16"/>
               </w:rPr>
               <w:t>Source layer</w:t>
@@ -7361,7 +7395,9 @@
               <w:bottom w:w="70" w:type="dxa"/>
               <w:end w:w="80" w:type="dxa"/>
             </w:tcMar>
-            <w:shd w:fill="17324D"/>
+            <w:tcBorders>
+              <w:bottom w:val="single" w:sz="8" w:color="52667A"/>
+            </w:tcBorders>
           </w:tcPr>
           <w:p>
             <w:pPr>
@@ -7372,7 +7408,7 @@
               <w:rPr>
                 <w:rFonts w:ascii="Calibri" w:hAnsi="Calibri"/>
                 <w:b/>
-                <w:color w:val="FFFFFF"/>
+                <w:color w:val="17324D"/>
                 <w:sz w:val="16"/>
               </w:rPr>
             </w:r>
@@ -7380,7 +7416,7 @@
               <w:rPr>
                 <w:rFonts w:ascii="Calibri" w:hAnsi="Calibri"/>
                 <w:b/>
-                <w:color w:val="FFFFFF"/>
+                <w:color w:val="17324D"/>
                 <w:sz w:val="16"/>
               </w:rPr>
               <w:t>Records</w:t>
@@ -7397,7 +7433,9 @@
               <w:bottom w:w="70" w:type="dxa"/>
               <w:end w:w="80" w:type="dxa"/>
             </w:tcMar>
-            <w:shd w:fill="17324D"/>
+            <w:tcBorders>
+              <w:bottom w:val="single" w:sz="8" w:color="52667A"/>
+            </w:tcBorders>
           </w:tcPr>
           <w:p>
             <w:pPr>
@@ -7408,7 +7446,7 @@
               <w:rPr>
                 <w:rFonts w:ascii="Calibri" w:hAnsi="Calibri"/>
                 <w:b/>
-                <w:color w:val="FFFFFF"/>
+                <w:color w:val="17324D"/>
                 <w:sz w:val="16"/>
               </w:rPr>
             </w:r>
@@ -7416,7 +7454,7 @@
               <w:rPr>
                 <w:rFonts w:ascii="Calibri" w:hAnsi="Calibri"/>
                 <w:b/>
-                <w:color w:val="FFFFFF"/>
+                <w:color w:val="17324D"/>
                 <w:sz w:val="16"/>
               </w:rPr>
               <w:t>Route available</w:t>
@@ -7433,7 +7471,9 @@
               <w:bottom w:w="70" w:type="dxa"/>
               <w:end w:w="80" w:type="dxa"/>
             </w:tcMar>
-            <w:shd w:fill="17324D"/>
+            <w:tcBorders>
+              <w:bottom w:val="single" w:sz="8" w:color="52667A"/>
+            </w:tcBorders>
           </w:tcPr>
           <w:p>
             <w:pPr>
@@ -7444,7 +7484,7 @@
               <w:rPr>
                 <w:rFonts w:ascii="Calibri" w:hAnsi="Calibri"/>
                 <w:b/>
-                <w:color w:val="FFFFFF"/>
+                <w:color w:val="17324D"/>
                 <w:sz w:val="16"/>
               </w:rPr>
             </w:r>
@@ -7452,7 +7492,7 @@
               <w:rPr>
                 <w:rFonts w:ascii="Calibri" w:hAnsi="Calibri"/>
                 <w:b/>
-                <w:color w:val="FFFFFF"/>
+                <w:color w:val="17324D"/>
                 <w:sz w:val="16"/>
               </w:rPr>
               <w:t>Subcutaneous-compatible</w:t>
@@ -7469,7 +7509,9 @@
               <w:bottom w:w="70" w:type="dxa"/>
               <w:end w:w="80" w:type="dxa"/>
             </w:tcMar>
-            <w:shd w:fill="17324D"/>
+            <w:tcBorders>
+              <w:bottom w:val="single" w:sz="8" w:color="52667A"/>
+            </w:tcBorders>
           </w:tcPr>
           <w:p>
             <w:pPr>
@@ -7480,7 +7522,7 @@
               <w:rPr>
                 <w:rFonts w:ascii="Calibri" w:hAnsi="Calibri"/>
                 <w:b/>
-                <w:color w:val="FFFFFF"/>
+                <w:color w:val="17324D"/>
                 <w:sz w:val="16"/>
               </w:rPr>
             </w:r>
@@ -7488,7 +7530,7 @@
               <w:rPr>
                 <w:rFonts w:ascii="Calibri" w:hAnsi="Calibri"/>
                 <w:b/>
-                <w:color w:val="FFFFFF"/>
+                <w:color w:val="17324D"/>
                 <w:sz w:val="16"/>
               </w:rPr>
               <w:t>Interpretation</w:t>
@@ -7665,7 +7707,6 @@
               <w:bottom w:w="70" w:type="dxa"/>
               <w:end w:w="80" w:type="dxa"/>
             </w:tcMar>
-            <w:shd w:fill="EAF1F4"/>
           </w:tcPr>
           <w:p>
             <w:pPr>
@@ -7696,7 +7737,6 @@
               <w:bottom w:w="70" w:type="dxa"/>
               <w:end w:w="80" w:type="dxa"/>
             </w:tcMar>
-            <w:shd w:fill="EAF1F4"/>
           </w:tcPr>
           <w:p>
             <w:pPr>
@@ -7727,7 +7767,6 @@
               <w:bottom w:w="70" w:type="dxa"/>
               <w:end w:w="80" w:type="dxa"/>
             </w:tcMar>
-            <w:shd w:fill="EAF1F4"/>
           </w:tcPr>
           <w:p>
             <w:pPr>
@@ -7758,7 +7797,6 @@
               <w:bottom w:w="70" w:type="dxa"/>
               <w:end w:w="80" w:type="dxa"/>
             </w:tcMar>
-            <w:shd w:fill="EAF1F4"/>
           </w:tcPr>
           <w:p>
             <w:pPr>
@@ -7789,7 +7827,6 @@
               <w:bottom w:w="70" w:type="dxa"/>
               <w:end w:w="80" w:type="dxa"/>
             </w:tcMar>
-            <w:shd w:fill="EAF1F4"/>
           </w:tcPr>
           <w:p>
             <w:pPr>
@@ -7830,9 +7867,17 @@
       <w:tblPr>
         <w:tblStyle w:val="TableGrid"/>
         <w:tblW w:type="auto" w:w="0"/>
-        <w:jc w:val="center"/>
         <w:tblLayout w:type="autofit"/>
         <w:tblLook w:firstColumn="1" w:firstRow="1" w:lastColumn="0" w:lastRow="0" w:noHBand="0" w:noVBand="1" w:val="04A0"/>
+        <w:jc w:val="center"/>
+        <w:tblBorders>
+          <w:top w:val="single" w:sz="10" w:color="17324D"/>
+          <w:bottom w:val="single" w:sz="10" w:color="17324D"/>
+          <w:left w:val="nil" w:sz="0" w:color="FFFFFF"/>
+          <w:right w:val="nil" w:sz="0" w:color="FFFFFF"/>
+          <w:insideH w:val="nil" w:sz="0" w:color="FFFFFF"/>
+          <w:insideV w:val="nil" w:sz="0" w:color="FFFFFF"/>
+        </w:tblBorders>
       </w:tblPr>
       <w:tblGrid>
         <w:gridCol w:w="1930"/>
@@ -7856,7 +7901,9 @@
               <w:bottom w:w="70" w:type="dxa"/>
               <w:end w:w="80" w:type="dxa"/>
             </w:tcMar>
-            <w:shd w:fill="17324D"/>
+            <w:tcBorders>
+              <w:bottom w:val="single" w:sz="8" w:color="52667A"/>
+            </w:tcBorders>
           </w:tcPr>
           <w:p>
             <w:pPr>
@@ -7867,7 +7914,7 @@
               <w:rPr>
                 <w:rFonts w:ascii="Calibri" w:hAnsi="Calibri"/>
                 <w:b/>
-                <w:color w:val="FFFFFF"/>
+                <w:color w:val="17324D"/>
                 <w:sz w:val="16"/>
               </w:rPr>
             </w:r>
@@ -7875,7 +7922,7 @@
               <w:rPr>
                 <w:rFonts w:ascii="Calibri" w:hAnsi="Calibri"/>
                 <w:b/>
-                <w:color w:val="FFFFFF"/>
+                <w:color w:val="17324D"/>
                 <w:sz w:val="16"/>
               </w:rPr>
               <w:t>Dimension</w:t>
@@ -7892,7 +7939,9 @@
               <w:bottom w:w="70" w:type="dxa"/>
               <w:end w:w="80" w:type="dxa"/>
             </w:tcMar>
-            <w:shd w:fill="17324D"/>
+            <w:tcBorders>
+              <w:bottom w:val="single" w:sz="8" w:color="52667A"/>
+            </w:tcBorders>
           </w:tcPr>
           <w:p>
             <w:pPr>
@@ -7903,7 +7952,7 @@
               <w:rPr>
                 <w:rFonts w:ascii="Calibri" w:hAnsi="Calibri"/>
                 <w:b/>
-                <w:color w:val="FFFFFF"/>
+                <w:color w:val="17324D"/>
                 <w:sz w:val="16"/>
               </w:rPr>
             </w:r>
@@ -7911,7 +7960,7 @@
               <w:rPr>
                 <w:rFonts w:ascii="Calibri" w:hAnsi="Calibri"/>
                 <w:b/>
-                <w:color w:val="FFFFFF"/>
+                <w:color w:val="17324D"/>
                 <w:sz w:val="16"/>
               </w:rPr>
               <w:t>Native count</w:t>
@@ -7928,7 +7977,9 @@
               <w:bottom w:w="70" w:type="dxa"/>
               <w:end w:w="80" w:type="dxa"/>
             </w:tcMar>
-            <w:shd w:fill="17324D"/>
+            <w:tcBorders>
+              <w:bottom w:val="single" w:sz="8" w:color="52667A"/>
+            </w:tcBorders>
           </w:tcPr>
           <w:p>
             <w:pPr>
@@ -7939,7 +7990,7 @@
               <w:rPr>
                 <w:rFonts w:ascii="Calibri" w:hAnsi="Calibri"/>
                 <w:b/>
-                <w:color w:val="FFFFFF"/>
+                <w:color w:val="17324D"/>
                 <w:sz w:val="16"/>
               </w:rPr>
             </w:r>
@@ -7947,7 +7998,7 @@
               <w:rPr>
                 <w:rFonts w:ascii="Calibri" w:hAnsi="Calibri"/>
                 <w:b/>
-                <w:color w:val="FFFFFF"/>
+                <w:color w:val="17324D"/>
                 <w:sz w:val="16"/>
               </w:rPr>
               <w:t>FHIR count</w:t>
@@ -7964,7 +8015,9 @@
               <w:bottom w:w="70" w:type="dxa"/>
               <w:end w:w="80" w:type="dxa"/>
             </w:tcMar>
-            <w:shd w:fill="17324D"/>
+            <w:tcBorders>
+              <w:bottom w:val="single" w:sz="8" w:color="52667A"/>
+            </w:tcBorders>
           </w:tcPr>
           <w:p>
             <w:pPr>
@@ -7975,7 +8028,7 @@
               <w:rPr>
                 <w:rFonts w:ascii="Calibri" w:hAnsi="Calibri"/>
                 <w:b/>
-                <w:color w:val="FFFFFF"/>
+                <w:color w:val="17324D"/>
                 <w:sz w:val="16"/>
               </w:rPr>
             </w:r>
@@ -7983,7 +8036,7 @@
               <w:rPr>
                 <w:rFonts w:ascii="Calibri" w:hAnsi="Calibri"/>
                 <w:b/>
-                <w:color w:val="FFFFFF"/>
+                <w:color w:val="17324D"/>
                 <w:sz w:val="16"/>
               </w:rPr>
               <w:t>Paired/exact result</w:t>
@@ -8000,7 +8053,9 @@
               <w:bottom w:w="70" w:type="dxa"/>
               <w:end w:w="80" w:type="dxa"/>
             </w:tcMar>
-            <w:shd w:fill="17324D"/>
+            <w:tcBorders>
+              <w:bottom w:val="single" w:sz="8" w:color="52667A"/>
+            </w:tcBorders>
           </w:tcPr>
           <w:p>
             <w:pPr>
@@ -8011,7 +8066,7 @@
               <w:rPr>
                 <w:rFonts w:ascii="Calibri" w:hAnsi="Calibri"/>
                 <w:b/>
-                <w:color w:val="FFFFFF"/>
+                <w:color w:val="17324D"/>
                 <w:sz w:val="16"/>
               </w:rPr>
             </w:r>
@@ -8019,7 +8074,7 @@
               <w:rPr>
                 <w:rFonts w:ascii="Calibri" w:hAnsi="Calibri"/>
                 <w:b/>
-                <w:color w:val="FFFFFF"/>
+                <w:color w:val="17324D"/>
                 <w:sz w:val="16"/>
               </w:rPr>
               <w:t>Classification</w:t>
@@ -8204,7 +8259,6 @@
               <w:bottom w:w="70" w:type="dxa"/>
               <w:end w:w="80" w:type="dxa"/>
             </w:tcMar>
-            <w:shd w:fill="EAF1F4"/>
           </w:tcPr>
           <w:p>
             <w:pPr>
@@ -8235,7 +8289,6 @@
               <w:bottom w:w="70" w:type="dxa"/>
               <w:end w:w="80" w:type="dxa"/>
             </w:tcMar>
-            <w:shd w:fill="EAF1F4"/>
           </w:tcPr>
           <w:p>
             <w:pPr>
@@ -8266,7 +8319,6 @@
               <w:bottom w:w="70" w:type="dxa"/>
               <w:end w:w="80" w:type="dxa"/>
             </w:tcMar>
-            <w:shd w:fill="EAF1F4"/>
           </w:tcPr>
           <w:p>
             <w:pPr>
@@ -8297,7 +8349,6 @@
               <w:bottom w:w="70" w:type="dxa"/>
               <w:end w:w="80" w:type="dxa"/>
             </w:tcMar>
-            <w:shd w:fill="EAF1F4"/>
           </w:tcPr>
           <w:p>
             <w:pPr>
@@ -8328,7 +8379,6 @@
               <w:bottom w:w="70" w:type="dxa"/>
               <w:end w:w="80" w:type="dxa"/>
             </w:tcMar>
-            <w:shd w:fill="EAF1F4"/>
           </w:tcPr>
           <w:p>
             <w:pPr>
@@ -8380,7 +8430,7 @@
                 <w:rFonts w:ascii="Calibri" w:hAnsi="Calibri"/>
                 <w:sz w:val="16"/>
               </w:rPr>
-              <w:t>Administration strict positives</w:t>
+              <w:t>Administration top-level role/status</w:t>
             </w:r>
           </w:p>
         </w:tc>
@@ -8410,7 +8460,7 @@
                 <w:rFonts w:ascii="Calibri" w:hAnsi="Calibri"/>
                 <w:sz w:val="16"/>
               </w:rPr>
-              <w:t>5,696</w:t>
+              <w:t>—</w:t>
             </w:r>
           </w:p>
         </w:tc>
@@ -8440,7 +8490,37 @@
                 <w:rFonts w:ascii="Calibri" w:hAnsi="Calibri"/>
                 <w:sz w:val="16"/>
               </w:rPr>
-              <w:t xml:space="preserve">5,740 by </w:t>
+              <w:t>6,697 positive</w:t>
+            </w:r>
+          </w:p>
+        </w:tc>
+        <w:tc>
+          <w:tcPr>
+            <w:tcW w:type="dxa" w:w="1930"/>
+            <w:vAlign w:val="center"/>
+            <w:tcMar>
+              <w:top w:w="70" w:type="dxa"/>
+              <w:start w:w="80" w:type="dxa"/>
+              <w:bottom w:w="70" w:type="dxa"/>
+              <w:end w:w="80" w:type="dxa"/>
+            </w:tcMar>
+          </w:tcPr>
+          <w:p>
+            <w:pPr>
+              <w:spacing w:after="0" w:line="240" w:lineRule="auto"/>
+            </w:pPr>
+            <w:r>
+              <w:rPr>
+                <w:rFonts w:ascii="Calibri" w:hAnsi="Calibri"/>
+                <w:sz w:val="16"/>
+              </w:rPr>
+            </w:r>
+            <w:r>
+              <w:rPr>
+                <w:rFonts w:ascii="Calibri" w:hAnsi="Calibri"/>
+                <w:sz w:val="16"/>
+              </w:rPr>
+              <w:t xml:space="preserve">957 above strict </w:t>
             </w:r>
             <w:r>
               <w:rPr>
@@ -8450,6 +8530,13 @@
               </w:rPr>
               <w:t>dosage.method</w:t>
             </w:r>
+            <w:r>
+              <w:rPr>
+                <w:rFonts w:ascii="Calibri" w:hAnsi="Calibri"/>
+                <w:sz w:val="16"/>
+              </w:rPr>
+              <w:t xml:space="preserve"> count (16.7% relative)</w:t>
+            </w:r>
           </w:p>
         </w:tc>
         <w:tc>
@@ -8478,37 +8565,7 @@
                 <w:rFonts w:ascii="Calibri" w:hAnsi="Calibri"/>
                 <w:sz w:val="16"/>
               </w:rPr>
-              <w:t>Similar semantic count</w:t>
-            </w:r>
-          </w:p>
-        </w:tc>
-        <w:tc>
-          <w:tcPr>
-            <w:tcW w:type="dxa" w:w="1930"/>
-            <w:vAlign w:val="center"/>
-            <w:tcMar>
-              <w:top w:w="70" w:type="dxa"/>
-              <w:start w:w="80" w:type="dxa"/>
-              <w:bottom w:w="70" w:type="dxa"/>
-              <w:end w:w="80" w:type="dxa"/>
-            </w:tcMar>
-          </w:tcPr>
-          <w:p>
-            <w:pPr>
-              <w:spacing w:after="0" w:line="240" w:lineRule="auto"/>
-            </w:pPr>
-            <w:r>
-              <w:rPr>
-                <w:rFonts w:ascii="Calibri" w:hAnsi="Calibri"/>
-                <w:sz w:val="16"/>
-              </w:rPr>
-            </w:r>
-            <w:r>
-              <w:rPr>
-                <w:rFonts w:ascii="Calibri" w:hAnsi="Calibri"/>
-                <w:sz w:val="16"/>
-              </w:rPr>
-              <w:t>Semantic relocation</w:t>
+              <w:t>Role/status-only overclassification</w:t>
             </w:r>
           </w:p>
         </w:tc>
@@ -8527,24 +8584,23 @@
               <w:bottom w:w="70" w:type="dxa"/>
               <w:end w:w="80" w:type="dxa"/>
             </w:tcMar>
-            <w:shd w:fill="EAF1F4"/>
-          </w:tcPr>
-          <w:p>
-            <w:pPr>
-              <w:spacing w:after="0" w:line="240" w:lineRule="auto"/>
-            </w:pPr>
-            <w:r>
-              <w:rPr>
-                <w:rFonts w:ascii="Calibri" w:hAnsi="Calibri"/>
-                <w:sz w:val="16"/>
-              </w:rPr>
-            </w:r>
-            <w:r>
-              <w:rPr>
-                <w:rFonts w:ascii="Calibri" w:hAnsi="Calibri"/>
-                <w:sz w:val="16"/>
-              </w:rPr>
-              <w:t>Administration composite identity</w:t>
+          </w:tcPr>
+          <w:p>
+            <w:pPr>
+              <w:spacing w:after="0" w:line="240" w:lineRule="auto"/>
+            </w:pPr>
+            <w:r>
+              <w:rPr>
+                <w:rFonts w:ascii="Calibri" w:hAnsi="Calibri"/>
+                <w:sz w:val="16"/>
+              </w:rPr>
+            </w:r>
+            <w:r>
+              <w:rPr>
+                <w:rFonts w:ascii="Calibri" w:hAnsi="Calibri"/>
+                <w:sz w:val="16"/>
+              </w:rPr>
+              <w:t>Administration strict positives</w:t>
             </w:r>
           </w:p>
         </w:tc>
@@ -8558,24 +8614,23 @@
               <w:bottom w:w="70" w:type="dxa"/>
               <w:end w:w="80" w:type="dxa"/>
             </w:tcMar>
-            <w:shd w:fill="EAF1F4"/>
-          </w:tcPr>
-          <w:p>
-            <w:pPr>
-              <w:spacing w:after="0" w:line="240" w:lineRule="auto"/>
-            </w:pPr>
-            <w:r>
-              <w:rPr>
-                <w:rFonts w:ascii="Calibri" w:hAnsi="Calibri"/>
-                <w:sz w:val="16"/>
-              </w:rPr>
-            </w:r>
-            <w:r>
-              <w:rPr>
-                <w:rFonts w:ascii="Calibri" w:hAnsi="Calibri"/>
-                <w:sz w:val="16"/>
-              </w:rPr>
-              <w:t>6,253 native-linkable</w:t>
+          </w:tcPr>
+          <w:p>
+            <w:pPr>
+              <w:spacing w:after="0" w:line="240" w:lineRule="auto"/>
+            </w:pPr>
+            <w:r>
+              <w:rPr>
+                <w:rFonts w:ascii="Calibri" w:hAnsi="Calibri"/>
+                <w:sz w:val="16"/>
+              </w:rPr>
+            </w:r>
+            <w:r>
+              <w:rPr>
+                <w:rFonts w:ascii="Calibri" w:hAnsi="Calibri"/>
+                <w:sz w:val="16"/>
+              </w:rPr>
+              <w:t>5,696</w:t>
             </w:r>
           </w:p>
         </w:tc>
@@ -8589,24 +8644,31 @@
               <w:bottom w:w="70" w:type="dxa"/>
               <w:end w:w="80" w:type="dxa"/>
             </w:tcMar>
-            <w:shd w:fill="EAF1F4"/>
-          </w:tcPr>
-          <w:p>
-            <w:pPr>
-              <w:spacing w:after="0" w:line="240" w:lineRule="auto"/>
-            </w:pPr>
-            <w:r>
-              <w:rPr>
-                <w:rFonts w:ascii="Calibri" w:hAnsi="Calibri"/>
-                <w:sz w:val="16"/>
-              </w:rPr>
-            </w:r>
-            <w:r>
-              <w:rPr>
-                <w:rFonts w:ascii="Calibri" w:hAnsi="Calibri"/>
-                <w:sz w:val="16"/>
-              </w:rPr>
-              <w:t>6,697 mapped FHIR</w:t>
+          </w:tcPr>
+          <w:p>
+            <w:pPr>
+              <w:spacing w:after="0" w:line="240" w:lineRule="auto"/>
+            </w:pPr>
+            <w:r>
+              <w:rPr>
+                <w:rFonts w:ascii="Calibri" w:hAnsi="Calibri"/>
+                <w:sz w:val="16"/>
+              </w:rPr>
+            </w:r>
+            <w:r>
+              <w:rPr>
+                <w:rFonts w:ascii="Calibri" w:hAnsi="Calibri"/>
+                <w:sz w:val="16"/>
+              </w:rPr>
+              <w:t xml:space="preserve">5,740 by </w:t>
+            </w:r>
+            <w:r>
+              <w:rPr>
+                <w:rFonts w:ascii="Calibri" w:hAnsi="Calibri"/>
+                <w:color w:val="1E6F74"/>
+                <w:sz w:val="16"/>
+              </w:rPr>
+              <w:t>dosage.method</w:t>
             </w:r>
           </w:p>
         </w:tc>
@@ -8620,24 +8682,23 @@
               <w:bottom w:w="70" w:type="dxa"/>
               <w:end w:w="80" w:type="dxa"/>
             </w:tcMar>
-            <w:shd w:fill="EAF1F4"/>
-          </w:tcPr>
-          <w:p>
-            <w:pPr>
-              <w:spacing w:after="0" w:line="240" w:lineRule="auto"/>
-            </w:pPr>
-            <w:r>
-              <w:rPr>
-                <w:rFonts w:ascii="Calibri" w:hAnsi="Calibri"/>
-                <w:sz w:val="16"/>
-              </w:rPr>
-            </w:r>
-            <w:r>
-              <w:rPr>
-                <w:rFonts w:ascii="Calibri" w:hAnsi="Calibri"/>
-                <w:sz w:val="16"/>
-              </w:rPr>
-              <w:t>5,220 paired (83.5%)</w:t>
+          </w:tcPr>
+          <w:p>
+            <w:pPr>
+              <w:spacing w:after="0" w:line="240" w:lineRule="auto"/>
+            </w:pPr>
+            <w:r>
+              <w:rPr>
+                <w:rFonts w:ascii="Calibri" w:hAnsi="Calibri"/>
+                <w:sz w:val="16"/>
+              </w:rPr>
+            </w:r>
+            <w:r>
+              <w:rPr>
+                <w:rFonts w:ascii="Calibri" w:hAnsi="Calibri"/>
+                <w:sz w:val="16"/>
+              </w:rPr>
+              <w:t>Similar semantic count</w:t>
             </w:r>
           </w:p>
         </w:tc>
@@ -8651,24 +8712,23 @@
               <w:bottom w:w="70" w:type="dxa"/>
               <w:end w:w="80" w:type="dxa"/>
             </w:tcMar>
-            <w:shd w:fill="EAF1F4"/>
-          </w:tcPr>
-          <w:p>
-            <w:pPr>
-              <w:spacing w:after="0" w:line="240" w:lineRule="auto"/>
-            </w:pPr>
-            <w:r>
-              <w:rPr>
-                <w:rFonts w:ascii="Calibri" w:hAnsi="Calibri"/>
-                <w:sz w:val="16"/>
-              </w:rPr>
-            </w:r>
-            <w:r>
-              <w:rPr>
-                <w:rFonts w:ascii="Calibri" w:hAnsi="Calibri"/>
-                <w:sz w:val="16"/>
-              </w:rPr>
-              <w:t>Composite concordance</w:t>
+          </w:tcPr>
+          <w:p>
+            <w:pPr>
+              <w:spacing w:after="0" w:line="240" w:lineRule="auto"/>
+            </w:pPr>
+            <w:r>
+              <w:rPr>
+                <w:rFonts w:ascii="Calibri" w:hAnsi="Calibri"/>
+                <w:sz w:val="16"/>
+              </w:rPr>
+            </w:r>
+            <w:r>
+              <w:rPr>
+                <w:rFonts w:ascii="Calibri" w:hAnsi="Calibri"/>
+                <w:sz w:val="16"/>
+              </w:rPr>
+              <w:t>Semantic relocation</w:t>
             </w:r>
           </w:p>
         </w:tc>
@@ -8703,7 +8763,7 @@
                 <w:rFonts w:ascii="Calibri" w:hAnsi="Calibri"/>
                 <w:sz w:val="16"/>
               </w:rPr>
-              <w:t>Request clock</w:t>
+              <w:t>Administration composite identity</w:t>
             </w:r>
           </w:p>
         </w:tc>
@@ -8733,7 +8793,7 @@
                 <w:rFonts w:ascii="Calibri" w:hAnsi="Calibri"/>
                 <w:sz w:val="16"/>
               </w:rPr>
-              <w:t>2,249 deterministic pairs</w:t>
+              <w:t>6,253 native-linkable</w:t>
             </w:r>
           </w:p>
         </w:tc>
@@ -8763,7 +8823,7 @@
                 <w:rFonts w:ascii="Calibri" w:hAnsi="Calibri"/>
                 <w:sz w:val="16"/>
               </w:rPr>
-              <w:t>2,249</w:t>
+              <w:t>6,697 mapped FHIR</w:t>
             </w:r>
           </w:p>
         </w:tc>
@@ -8791,32 +8851,9 @@
             <w:r>
               <w:rPr>
                 <w:rFonts w:ascii="Calibri" w:hAnsi="Calibri"/>
-                <w:color w:val="1E6F74"/>
-                <w:sz w:val="16"/>
-              </w:rPr>
-              <w:t>authoredOn</w:t>
-            </w:r>
-            <w:r>
-              <w:rPr>
-                <w:rFonts w:ascii="Calibri" w:hAnsi="Calibri"/>
-                <w:sz w:val="16"/>
-              </w:rPr>
-              <w:t>=</w:t>
-            </w:r>
-            <w:r>
-              <w:rPr>
-                <w:rFonts w:ascii="Calibri" w:hAnsi="Calibri"/>
-                <w:color w:val="1E6F74"/>
-                <w:sz w:val="16"/>
-              </w:rPr>
-              <w:t>pharmacy.entertime</w:t>
-            </w:r>
-            <w:r>
-              <w:rPr>
-                <w:rFonts w:ascii="Calibri" w:hAnsi="Calibri"/>
-                <w:sz w:val="16"/>
-              </w:rPr>
-              <w:t xml:space="preserve"> in 2,249/2,249</w:t>
+                <w:sz w:val="16"/>
+              </w:rPr>
+              <w:t>5,220 paired (83.5%)</w:t>
             </w:r>
           </w:p>
         </w:tc>
@@ -8846,7 +8883,7 @@
                 <w:rFonts w:ascii="Calibri" w:hAnsi="Calibri"/>
                 <w:sz w:val="16"/>
               </w:rPr>
-              <w:t>Exact workflow-clock transport</w:t>
+              <w:t>Composite concordance</w:t>
             </w:r>
           </w:p>
         </w:tc>
@@ -8865,7 +8902,184 @@
               <w:bottom w:w="70" w:type="dxa"/>
               <w:end w:w="80" w:type="dxa"/>
             </w:tcMar>
-            <w:shd w:fill="EAF1F4"/>
+          </w:tcPr>
+          <w:p>
+            <w:pPr>
+              <w:spacing w:after="0" w:line="240" w:lineRule="auto"/>
+            </w:pPr>
+            <w:r>
+              <w:rPr>
+                <w:rFonts w:ascii="Calibri" w:hAnsi="Calibri"/>
+                <w:sz w:val="16"/>
+              </w:rPr>
+            </w:r>
+            <w:r>
+              <w:rPr>
+                <w:rFonts w:ascii="Calibri" w:hAnsi="Calibri"/>
+                <w:sz w:val="16"/>
+              </w:rPr>
+              <w:t>Request clock</w:t>
+            </w:r>
+          </w:p>
+        </w:tc>
+        <w:tc>
+          <w:tcPr>
+            <w:tcW w:type="dxa" w:w="1930"/>
+            <w:vAlign w:val="center"/>
+            <w:tcMar>
+              <w:top w:w="70" w:type="dxa"/>
+              <w:start w:w="80" w:type="dxa"/>
+              <w:bottom w:w="70" w:type="dxa"/>
+              <w:end w:w="80" w:type="dxa"/>
+            </w:tcMar>
+          </w:tcPr>
+          <w:p>
+            <w:pPr>
+              <w:spacing w:after="0" w:line="240" w:lineRule="auto"/>
+            </w:pPr>
+            <w:r>
+              <w:rPr>
+                <w:rFonts w:ascii="Calibri" w:hAnsi="Calibri"/>
+                <w:sz w:val="16"/>
+              </w:rPr>
+            </w:r>
+            <w:r>
+              <w:rPr>
+                <w:rFonts w:ascii="Calibri" w:hAnsi="Calibri"/>
+                <w:sz w:val="16"/>
+              </w:rPr>
+              <w:t>2,249 deterministic pairs</w:t>
+            </w:r>
+          </w:p>
+        </w:tc>
+        <w:tc>
+          <w:tcPr>
+            <w:tcW w:type="dxa" w:w="1930"/>
+            <w:vAlign w:val="center"/>
+            <w:tcMar>
+              <w:top w:w="70" w:type="dxa"/>
+              <w:start w:w="80" w:type="dxa"/>
+              <w:bottom w:w="70" w:type="dxa"/>
+              <w:end w:w="80" w:type="dxa"/>
+            </w:tcMar>
+          </w:tcPr>
+          <w:p>
+            <w:pPr>
+              <w:spacing w:after="0" w:line="240" w:lineRule="auto"/>
+            </w:pPr>
+            <w:r>
+              <w:rPr>
+                <w:rFonts w:ascii="Calibri" w:hAnsi="Calibri"/>
+                <w:sz w:val="16"/>
+              </w:rPr>
+            </w:r>
+            <w:r>
+              <w:rPr>
+                <w:rFonts w:ascii="Calibri" w:hAnsi="Calibri"/>
+                <w:sz w:val="16"/>
+              </w:rPr>
+              <w:t>2,249</w:t>
+            </w:r>
+          </w:p>
+        </w:tc>
+        <w:tc>
+          <w:tcPr>
+            <w:tcW w:type="dxa" w:w="1930"/>
+            <w:vAlign w:val="center"/>
+            <w:tcMar>
+              <w:top w:w="70" w:type="dxa"/>
+              <w:start w:w="80" w:type="dxa"/>
+              <w:bottom w:w="70" w:type="dxa"/>
+              <w:end w:w="80" w:type="dxa"/>
+            </w:tcMar>
+          </w:tcPr>
+          <w:p>
+            <w:pPr>
+              <w:spacing w:after="0" w:line="240" w:lineRule="auto"/>
+            </w:pPr>
+            <w:r>
+              <w:rPr>
+                <w:rFonts w:ascii="Calibri" w:hAnsi="Calibri"/>
+                <w:sz w:val="16"/>
+              </w:rPr>
+            </w:r>
+            <w:r>
+              <w:rPr>
+                <w:rFonts w:ascii="Calibri" w:hAnsi="Calibri"/>
+                <w:color w:val="1E6F74"/>
+                <w:sz w:val="16"/>
+              </w:rPr>
+              <w:t>authoredOn</w:t>
+            </w:r>
+            <w:r>
+              <w:rPr>
+                <w:rFonts w:ascii="Calibri" w:hAnsi="Calibri"/>
+                <w:sz w:val="16"/>
+              </w:rPr>
+              <w:t>=</w:t>
+            </w:r>
+            <w:r>
+              <w:rPr>
+                <w:rFonts w:ascii="Calibri" w:hAnsi="Calibri"/>
+                <w:color w:val="1E6F74"/>
+                <w:sz w:val="16"/>
+              </w:rPr>
+              <w:t>pharmacy.entertime</w:t>
+            </w:r>
+            <w:r>
+              <w:rPr>
+                <w:rFonts w:ascii="Calibri" w:hAnsi="Calibri"/>
+                <w:sz w:val="16"/>
+              </w:rPr>
+              <w:t xml:space="preserve"> in 2,249/2,249</w:t>
+            </w:r>
+          </w:p>
+        </w:tc>
+        <w:tc>
+          <w:tcPr>
+            <w:tcW w:type="dxa" w:w="1930"/>
+            <w:vAlign w:val="center"/>
+            <w:tcMar>
+              <w:top w:w="70" w:type="dxa"/>
+              <w:start w:w="80" w:type="dxa"/>
+              <w:bottom w:w="70" w:type="dxa"/>
+              <w:end w:w="80" w:type="dxa"/>
+            </w:tcMar>
+          </w:tcPr>
+          <w:p>
+            <w:pPr>
+              <w:spacing w:after="0" w:line="240" w:lineRule="auto"/>
+            </w:pPr>
+            <w:r>
+              <w:rPr>
+                <w:rFonts w:ascii="Calibri" w:hAnsi="Calibri"/>
+                <w:sz w:val="16"/>
+              </w:rPr>
+            </w:r>
+            <w:r>
+              <w:rPr>
+                <w:rFonts w:ascii="Calibri" w:hAnsi="Calibri"/>
+                <w:sz w:val="16"/>
+              </w:rPr>
+              <w:t>Exact workflow-clock transport</w:t>
+            </w:r>
+          </w:p>
+        </w:tc>
+      </w:tr>
+      <w:tr>
+        <w:trPr>
+          <w:cantSplit/>
+        </w:trPr>
+        <w:tc>
+          <w:tcPr>
+            <w:tcW w:type="dxa" w:w="1930"/>
+            <w:vAlign w:val="center"/>
+            <w:tcMar>
+              <w:top w:w="70" w:type="dxa"/>
+              <w:start w:w="80" w:type="dxa"/>
+              <w:bottom w:w="70" w:type="dxa"/>
+              <w:end w:w="80" w:type="dxa"/>
+            </w:tcMar>
           </w:tcPr>
           <w:p>
             <w:pPr>
@@ -8896,7 +9110,6 @@
               <w:bottom w:w="70" w:type="dxa"/>
               <w:end w:w="80" w:type="dxa"/>
             </w:tcMar>
-            <w:shd w:fill="EAF1F4"/>
           </w:tcPr>
           <w:p>
             <w:pPr>
@@ -8927,7 +9140,6 @@
               <w:bottom w:w="70" w:type="dxa"/>
               <w:end w:w="80" w:type="dxa"/>
             </w:tcMar>
-            <w:shd w:fill="EAF1F4"/>
           </w:tcPr>
           <w:p>
             <w:pPr>
@@ -8958,7 +9170,6 @@
               <w:bottom w:w="70" w:type="dxa"/>
               <w:end w:w="80" w:type="dxa"/>
             </w:tcMar>
-            <w:shd w:fill="EAF1F4"/>
           </w:tcPr>
           <w:p>
             <w:pPr>
@@ -8989,7 +9200,6 @@
               <w:bottom w:w="70" w:type="dxa"/>
               <w:end w:w="80" w:type="dxa"/>
             </w:tcMar>
-            <w:shd w:fill="EAF1F4"/>
           </w:tcPr>
           <w:p>
             <w:pPr>
@@ -9193,9 +9403,17 @@
       <w:tblPr>
         <w:tblStyle w:val="TableGrid"/>
         <w:tblW w:type="auto" w:w="0"/>
-        <w:jc w:val="center"/>
         <w:tblLayout w:type="autofit"/>
         <w:tblLook w:firstColumn="1" w:firstRow="1" w:lastColumn="0" w:lastRow="0" w:noHBand="0" w:noVBand="1" w:val="04A0"/>
+        <w:jc w:val="center"/>
+        <w:tblBorders>
+          <w:top w:val="single" w:sz="10" w:color="17324D"/>
+          <w:bottom w:val="single" w:sz="10" w:color="17324D"/>
+          <w:left w:val="nil" w:sz="0" w:color="FFFFFF"/>
+          <w:right w:val="nil" w:sz="0" w:color="FFFFFF"/>
+          <w:insideH w:val="nil" w:sz="0" w:color="FFFFFF"/>
+          <w:insideV w:val="nil" w:sz="0" w:color="FFFFFF"/>
+        </w:tblBorders>
       </w:tblPr>
       <w:tblGrid>
         <w:gridCol w:w="1608"/>
@@ -9220,7 +9438,9 @@
               <w:bottom w:w="70" w:type="dxa"/>
               <w:end w:w="80" w:type="dxa"/>
             </w:tcMar>
-            <w:shd w:fill="17324D"/>
+            <w:tcBorders>
+              <w:bottom w:val="single" w:sz="8" w:color="52667A"/>
+            </w:tcBorders>
           </w:tcPr>
           <w:p>
             <w:pPr>
@@ -9231,7 +9451,7 @@
               <w:rPr>
                 <w:rFonts w:ascii="Calibri" w:hAnsi="Calibri"/>
                 <w:b/>
-                <w:color w:val="FFFFFF"/>
+                <w:color w:val="17324D"/>
                 <w:sz w:val="16"/>
               </w:rPr>
             </w:r>
@@ -9239,7 +9459,7 @@
               <w:rPr>
                 <w:rFonts w:ascii="Calibri" w:hAnsi="Calibri"/>
                 <w:b/>
-                <w:color w:val="FFFFFF"/>
+                <w:color w:val="17324D"/>
                 <w:sz w:val="16"/>
               </w:rPr>
               <w:t>Evaluation</w:t>
@@ -9256,7 +9476,9 @@
               <w:bottom w:w="70" w:type="dxa"/>
               <w:end w:w="80" w:type="dxa"/>
             </w:tcMar>
-            <w:shd w:fill="17324D"/>
+            <w:tcBorders>
+              <w:bottom w:val="single" w:sz="8" w:color="52667A"/>
+            </w:tcBorders>
           </w:tcPr>
           <w:p>
             <w:pPr>
@@ -9267,7 +9489,7 @@
               <w:rPr>
                 <w:rFonts w:ascii="Calibri" w:hAnsi="Calibri"/>
                 <w:b/>
-                <w:color w:val="FFFFFF"/>
+                <w:color w:val="17324D"/>
                 <w:sz w:val="16"/>
               </w:rPr>
             </w:r>
@@ -9275,7 +9497,7 @@
               <w:rPr>
                 <w:rFonts w:ascii="Calibri" w:hAnsi="Calibri"/>
                 <w:b/>
-                <w:color w:val="FFFFFF"/>
+                <w:color w:val="17324D"/>
                 <w:sz w:val="16"/>
               </w:rPr>
               <w:t>Eligible units</w:t>
@@ -9292,7 +9514,9 @@
               <w:bottom w:w="70" w:type="dxa"/>
               <w:end w:w="80" w:type="dxa"/>
             </w:tcMar>
-            <w:shd w:fill="17324D"/>
+            <w:tcBorders>
+              <w:bottom w:val="single" w:sz="8" w:color="52667A"/>
+            </w:tcBorders>
           </w:tcPr>
           <w:p>
             <w:pPr>
@@ -9303,7 +9527,7 @@
               <w:rPr>
                 <w:rFonts w:ascii="Calibri" w:hAnsi="Calibri"/>
                 <w:b/>
-                <w:color w:val="FFFFFF"/>
+                <w:color w:val="17324D"/>
                 <w:sz w:val="16"/>
               </w:rPr>
             </w:r>
@@ -9311,7 +9535,7 @@
               <w:rPr>
                 <w:rFonts w:ascii="Calibri" w:hAnsi="Calibri"/>
                 <w:b/>
-                <w:color w:val="FFFFFF"/>
+                <w:color w:val="17324D"/>
                 <w:sz w:val="16"/>
               </w:rPr>
               <w:t>Exposed</w:t>
@@ -9328,7 +9552,9 @@
               <w:bottom w:w="70" w:type="dxa"/>
               <w:end w:w="80" w:type="dxa"/>
             </w:tcMar>
-            <w:shd w:fill="17324D"/>
+            <w:tcBorders>
+              <w:bottom w:val="single" w:sz="8" w:color="52667A"/>
+            </w:tcBorders>
           </w:tcPr>
           <w:p>
             <w:pPr>
@@ -9339,7 +9565,7 @@
               <w:rPr>
                 <w:rFonts w:ascii="Calibri" w:hAnsi="Calibri"/>
                 <w:b/>
-                <w:color w:val="FFFFFF"/>
+                <w:color w:val="17324D"/>
                 <w:sz w:val="16"/>
               </w:rPr>
             </w:r>
@@ -9347,7 +9573,7 @@
               <w:rPr>
                 <w:rFonts w:ascii="Calibri" w:hAnsi="Calibri"/>
                 <w:b/>
-                <w:color w:val="FFFFFF"/>
+                <w:color w:val="17324D"/>
                 <w:sz w:val="16"/>
               </w:rPr>
               <w:t>Unexposed</w:t>
@@ -9364,7 +9590,9 @@
               <w:bottom w:w="70" w:type="dxa"/>
               <w:end w:w="80" w:type="dxa"/>
             </w:tcMar>
-            <w:shd w:fill="17324D"/>
+            <w:tcBorders>
+              <w:bottom w:val="single" w:sz="8" w:color="52667A"/>
+            </w:tcBorders>
           </w:tcPr>
           <w:p>
             <w:pPr>
@@ -9375,7 +9603,7 @@
               <w:rPr>
                 <w:rFonts w:ascii="Calibri" w:hAnsi="Calibri"/>
                 <w:b/>
-                <w:color w:val="FFFFFF"/>
+                <w:color w:val="17324D"/>
                 <w:sz w:val="16"/>
               </w:rPr>
             </w:r>
@@ -9383,7 +9611,7 @@
               <w:rPr>
                 <w:rFonts w:ascii="Calibri" w:hAnsi="Calibri"/>
                 <w:b/>
-                <w:color w:val="FFFFFF"/>
+                <w:color w:val="17324D"/>
                 <w:sz w:val="16"/>
               </w:rPr>
               <w:t>Unresolved</w:t>
@@ -9400,7 +9628,9 @@
               <w:bottom w:w="70" w:type="dxa"/>
               <w:end w:w="80" w:type="dxa"/>
             </w:tcMar>
-            <w:shd w:fill="17324D"/>
+            <w:tcBorders>
+              <w:bottom w:val="single" w:sz="8" w:color="52667A"/>
+            </w:tcBorders>
           </w:tcPr>
           <w:p>
             <w:pPr>
@@ -9411,7 +9641,7 @@
               <w:rPr>
                 <w:rFonts w:ascii="Calibri" w:hAnsi="Calibri"/>
                 <w:b/>
-                <w:color w:val="FFFFFF"/>
+                <w:color w:val="17324D"/>
                 <w:sz w:val="16"/>
               </w:rPr>
             </w:r>
@@ -9419,7 +9649,7 @@
               <w:rPr>
                 <w:rFonts w:ascii="Calibri" w:hAnsi="Calibri"/>
                 <w:b/>
-                <w:color w:val="FFFFFF"/>
+                <w:color w:val="17324D"/>
                 <w:sz w:val="16"/>
               </w:rPr>
               <w:t>Unmeasurable</w:t>
@@ -9626,7 +9856,6 @@
               <w:bottom w:w="70" w:type="dxa"/>
               <w:end w:w="80" w:type="dxa"/>
             </w:tcMar>
-            <w:shd w:fill="EAF1F4"/>
           </w:tcPr>
           <w:p>
             <w:pPr>
@@ -9657,7 +9886,6 @@
               <w:bottom w:w="70" w:type="dxa"/>
               <w:end w:w="80" w:type="dxa"/>
             </w:tcMar>
-            <w:shd w:fill="EAF1F4"/>
           </w:tcPr>
           <w:p>
             <w:pPr>
@@ -9688,7 +9916,6 @@
               <w:bottom w:w="70" w:type="dxa"/>
               <w:end w:w="80" w:type="dxa"/>
             </w:tcMar>
-            <w:shd w:fill="EAF1F4"/>
           </w:tcPr>
           <w:p>
             <w:pPr>
@@ -9719,7 +9946,6 @@
               <w:bottom w:w="70" w:type="dxa"/>
               <w:end w:w="80" w:type="dxa"/>
             </w:tcMar>
-            <w:shd w:fill="EAF1F4"/>
           </w:tcPr>
           <w:p>
             <w:pPr>
@@ -9750,7 +9976,6 @@
               <w:bottom w:w="70" w:type="dxa"/>
               <w:end w:w="80" w:type="dxa"/>
             </w:tcMar>
-            <w:shd w:fill="EAF1F4"/>
           </w:tcPr>
           <w:p>
             <w:pPr>
@@ -9781,7 +10006,6 @@
               <w:bottom w:w="70" w:type="dxa"/>
               <w:end w:w="80" w:type="dxa"/>
             </w:tcMar>
-            <w:shd w:fill="EAF1F4"/>
           </w:tcPr>
           <w:p>
             <w:pPr>
@@ -10002,7 +10226,6 @@
               <w:bottom w:w="70" w:type="dxa"/>
               <w:end w:w="80" w:type="dxa"/>
             </w:tcMar>
-            <w:shd w:fill="EAF1F4"/>
           </w:tcPr>
           <w:p>
             <w:pPr>
@@ -10033,7 +10256,6 @@
               <w:bottom w:w="70" w:type="dxa"/>
               <w:end w:w="80" w:type="dxa"/>
             </w:tcMar>
-            <w:shd w:fill="EAF1F4"/>
           </w:tcPr>
           <w:p>
             <w:pPr>
@@ -10064,7 +10286,6 @@
               <w:bottom w:w="70" w:type="dxa"/>
               <w:end w:w="80" w:type="dxa"/>
             </w:tcMar>
-            <w:shd w:fill="EAF1F4"/>
           </w:tcPr>
           <w:p>
             <w:pPr>
@@ -10095,7 +10316,6 @@
               <w:bottom w:w="70" w:type="dxa"/>
               <w:end w:w="80" w:type="dxa"/>
             </w:tcMar>
-            <w:shd w:fill="EAF1F4"/>
           </w:tcPr>
           <w:p>
             <w:pPr>
@@ -10126,7 +10346,6 @@
               <w:bottom w:w="70" w:type="dxa"/>
               <w:end w:w="80" w:type="dxa"/>
             </w:tcMar>
-            <w:shd w:fill="EAF1F4"/>
           </w:tcPr>
           <w:p>
             <w:pPr>
@@ -10157,7 +10376,6 @@
               <w:bottom w:w="70" w:type="dxa"/>
               <w:end w:w="80" w:type="dxa"/>
             </w:tcMar>
-            <w:shd w:fill="EAF1F4"/>
           </w:tcPr>
           <w:p>
             <w:pPr>
@@ -10383,9 +10601,17 @@
       <w:tblPr>
         <w:tblStyle w:val="TableGrid"/>
         <w:tblW w:type="auto" w:w="0"/>
-        <w:jc w:val="center"/>
         <w:tblLayout w:type="autofit"/>
         <w:tblLook w:firstColumn="1" w:firstRow="1" w:lastColumn="0" w:lastRow="0" w:noHBand="0" w:noVBand="1" w:val="04A0"/>
+        <w:jc w:val="center"/>
+        <w:tblBorders>
+          <w:top w:val="single" w:sz="10" w:color="17324D"/>
+          <w:bottom w:val="single" w:sz="10" w:color="17324D"/>
+          <w:left w:val="nil" w:sz="0" w:color="FFFFFF"/>
+          <w:right w:val="nil" w:sz="0" w:color="FFFFFF"/>
+          <w:insideH w:val="nil" w:sz="0" w:color="FFFFFF"/>
+          <w:insideV w:val="nil" w:sz="0" w:color="FFFFFF"/>
+        </w:tblBorders>
       </w:tblPr>
       <w:tblGrid>
         <w:gridCol w:w="1930"/>
@@ -10409,7 +10635,9 @@
               <w:bottom w:w="70" w:type="dxa"/>
               <w:end w:w="80" w:type="dxa"/>
             </w:tcMar>
-            <w:shd w:fill="17324D"/>
+            <w:tcBorders>
+              <w:bottom w:val="single" w:sz="8" w:color="52667A"/>
+            </w:tcBorders>
           </w:tcPr>
           <w:p>
             <w:pPr>
@@ -10420,7 +10648,7 @@
               <w:rPr>
                 <w:rFonts w:ascii="Calibri" w:hAnsi="Calibri"/>
                 <w:b/>
-                <w:color w:val="FFFFFF"/>
+                <w:color w:val="17324D"/>
                 <w:sz w:val="16"/>
               </w:rPr>
             </w:r>
@@ -10428,7 +10656,7 @@
               <w:rPr>
                 <w:rFonts w:ascii="Calibri" w:hAnsi="Calibri"/>
                 <w:b/>
-                <w:color w:val="FFFFFF"/>
+                <w:color w:val="17324D"/>
                 <w:sz w:val="16"/>
               </w:rPr>
               <w:t>Class</w:t>
@@ -10445,7 +10673,9 @@
               <w:bottom w:w="70" w:type="dxa"/>
               <w:end w:w="80" w:type="dxa"/>
             </w:tcMar>
-            <w:shd w:fill="17324D"/>
+            <w:tcBorders>
+              <w:bottom w:val="single" w:sz="8" w:color="52667A"/>
+            </w:tcBorders>
           </w:tcPr>
           <w:p>
             <w:pPr>
@@ -10456,7 +10686,7 @@
               <w:rPr>
                 <w:rFonts w:ascii="Calibri" w:hAnsi="Calibri"/>
                 <w:b/>
-                <w:color w:val="FFFFFF"/>
+                <w:color w:val="17324D"/>
                 <w:sz w:val="16"/>
               </w:rPr>
             </w:r>
@@ -10464,7 +10694,7 @@
               <w:rPr>
                 <w:rFonts w:ascii="Calibri" w:hAnsi="Calibri"/>
                 <w:b/>
-                <w:color w:val="FFFFFF"/>
+                <w:color w:val="17324D"/>
                 <w:sz w:val="16"/>
               </w:rPr>
               <w:t>Eligible medication order units</w:t>
@@ -10481,7 +10711,9 @@
               <w:bottom w:w="70" w:type="dxa"/>
               <w:end w:w="80" w:type="dxa"/>
             </w:tcMar>
-            <w:shd w:fill="17324D"/>
+            <w:tcBorders>
+              <w:bottom w:val="single" w:sz="8" w:color="52667A"/>
+            </w:tcBorders>
           </w:tcPr>
           <w:p>
             <w:pPr>
@@ -10492,7 +10724,7 @@
               <w:rPr>
                 <w:rFonts w:ascii="Calibri" w:hAnsi="Calibri"/>
                 <w:b/>
-                <w:color w:val="FFFFFF"/>
+                <w:color w:val="17324D"/>
                 <w:sz w:val="16"/>
               </w:rPr>
             </w:r>
@@ -10500,7 +10732,7 @@
               <w:rPr>
                 <w:rFonts w:ascii="Calibri" w:hAnsi="Calibri"/>
                 <w:b/>
-                <w:color w:val="FFFFFF"/>
+                <w:color w:val="17324D"/>
                 <w:sz w:val="16"/>
               </w:rPr>
               <w:t>Same-stay/class/window administration-like units</w:t>
@@ -10517,7 +10749,9 @@
               <w:bottom w:w="70" w:type="dxa"/>
               <w:end w:w="80" w:type="dxa"/>
             </w:tcMar>
-            <w:shd w:fill="17324D"/>
+            <w:tcBorders>
+              <w:bottom w:val="single" w:sz="8" w:color="52667A"/>
+            </w:tcBorders>
           </w:tcPr>
           <w:p>
             <w:pPr>
@@ -10528,7 +10762,7 @@
               <w:rPr>
                 <w:rFonts w:ascii="Calibri" w:hAnsi="Calibri"/>
                 <w:b/>
-                <w:color w:val="FFFFFF"/>
+                <w:color w:val="17324D"/>
                 <w:sz w:val="16"/>
               </w:rPr>
             </w:r>
@@ -10536,7 +10770,7 @@
               <w:rPr>
                 <w:rFonts w:ascii="Calibri" w:hAnsi="Calibri"/>
                 <w:b/>
-                <w:color w:val="FFFFFF"/>
+                <w:color w:val="17324D"/>
                 <w:sz w:val="16"/>
               </w:rPr>
               <w:t>Conversion</w:t>
@@ -10553,7 +10787,9 @@
               <w:bottom w:w="70" w:type="dxa"/>
               <w:end w:w="80" w:type="dxa"/>
             </w:tcMar>
-            <w:shd w:fill="17324D"/>
+            <w:tcBorders>
+              <w:bottom w:val="single" w:sz="8" w:color="52667A"/>
+            </w:tcBorders>
           </w:tcPr>
           <w:p>
             <w:pPr>
@@ -10564,7 +10800,7 @@
               <w:rPr>
                 <w:rFonts w:ascii="Calibri" w:hAnsi="Calibri"/>
                 <w:b/>
-                <w:color w:val="FFFFFF"/>
+                <w:color w:val="17324D"/>
                 <w:sz w:val="16"/>
               </w:rPr>
             </w:r>
@@ -10572,7 +10808,7 @@
               <w:rPr>
                 <w:rFonts w:ascii="Calibri" w:hAnsi="Calibri"/>
                 <w:b/>
-                <w:color w:val="FFFFFF"/>
+                <w:color w:val="17324D"/>
                 <w:sz w:val="16"/>
               </w:rPr>
               <w:t>Gate status</w:t>
@@ -10749,7 +10985,6 @@
               <w:bottom w:w="70" w:type="dxa"/>
               <w:end w:w="80" w:type="dxa"/>
             </w:tcMar>
-            <w:shd w:fill="EAF1F4"/>
           </w:tcPr>
           <w:p>
             <w:pPr>
@@ -10780,7 +11015,6 @@
               <w:bottom w:w="70" w:type="dxa"/>
               <w:end w:w="80" w:type="dxa"/>
             </w:tcMar>
-            <w:shd w:fill="EAF1F4"/>
           </w:tcPr>
           <w:p>
             <w:pPr>
@@ -10811,7 +11045,6 @@
               <w:bottom w:w="70" w:type="dxa"/>
               <w:end w:w="80" w:type="dxa"/>
             </w:tcMar>
-            <w:shd w:fill="EAF1F4"/>
           </w:tcPr>
           <w:p>
             <w:pPr>
@@ -10842,7 +11075,6 @@
               <w:bottom w:w="70" w:type="dxa"/>
               <w:end w:w="80" w:type="dxa"/>
             </w:tcMar>
-            <w:shd w:fill="EAF1F4"/>
           </w:tcPr>
           <w:p>
             <w:pPr>
@@ -10873,7 +11105,6 @@
               <w:bottom w:w="70" w:type="dxa"/>
               <w:end w:w="80" w:type="dxa"/>
             </w:tcMar>
-            <w:shd w:fill="EAF1F4"/>
           </w:tcPr>
           <w:p>
             <w:pPr>
@@ -11064,7 +11295,6 @@
               <w:bottom w:w="70" w:type="dxa"/>
               <w:end w:w="80" w:type="dxa"/>
             </w:tcMar>
-            <w:shd w:fill="EAF1F4"/>
           </w:tcPr>
           <w:p>
             <w:pPr>
@@ -11095,7 +11325,6 @@
               <w:bottom w:w="70" w:type="dxa"/>
               <w:end w:w="80" w:type="dxa"/>
             </w:tcMar>
-            <w:shd w:fill="EAF1F4"/>
           </w:tcPr>
           <w:p>
             <w:pPr>
@@ -11126,7 +11355,6 @@
               <w:bottom w:w="70" w:type="dxa"/>
               <w:end w:w="80" w:type="dxa"/>
             </w:tcMar>
-            <w:shd w:fill="EAF1F4"/>
           </w:tcPr>
           <w:p>
             <w:pPr>
@@ -11157,7 +11385,6 @@
               <w:bottom w:w="70" w:type="dxa"/>
               <w:end w:w="80" w:type="dxa"/>
             </w:tcMar>
-            <w:shd w:fill="EAF1F4"/>
           </w:tcPr>
           <w:p>
             <w:pPr>
@@ -11188,7 +11415,6 @@
               <w:bottom w:w="70" w:type="dxa"/>
               <w:end w:w="80" w:type="dxa"/>
             </w:tcMar>
-            <w:shd w:fill="EAF1F4"/>
           </w:tcPr>
           <w:p>
             <w:pPr>
@@ -11379,7 +11605,6 @@
               <w:bottom w:w="70" w:type="dxa"/>
               <w:end w:w="80" w:type="dxa"/>
             </w:tcMar>
-            <w:shd w:fill="EAF1F4"/>
           </w:tcPr>
           <w:p>
             <w:pPr>
@@ -11410,7 +11635,6 @@
               <w:bottom w:w="70" w:type="dxa"/>
               <w:end w:w="80" w:type="dxa"/>
             </w:tcMar>
-            <w:shd w:fill="EAF1F4"/>
           </w:tcPr>
           <w:p>
             <w:pPr>
@@ -11441,7 +11665,6 @@
               <w:bottom w:w="70" w:type="dxa"/>
               <w:end w:w="80" w:type="dxa"/>
             </w:tcMar>
-            <w:shd w:fill="EAF1F4"/>
           </w:tcPr>
           <w:p>
             <w:pPr>
@@ -11472,7 +11695,6 @@
               <w:bottom w:w="70" w:type="dxa"/>
               <w:end w:w="80" w:type="dxa"/>
             </w:tcMar>
-            <w:shd w:fill="EAF1F4"/>
           </w:tcPr>
           <w:p>
             <w:pPr>
@@ -11503,7 +11725,6 @@
               <w:bottom w:w="70" w:type="dxa"/>
               <w:end w:w="80" w:type="dxa"/>
             </w:tcMar>
-            <w:shd w:fill="EAF1F4"/>
           </w:tcPr>
           <w:p>
             <w:pPr>
@@ -11530,6 +11751,17 @@
       <w:pPr>
         <w:spacing w:after="0"/>
       </w:pPr>
+    </w:p>
+    <w:p>
+      <w:r>
+        <w:rPr>
+          <w:b/>
+        </w:rPr>
+        <w:t>Adapter positive control:</w:t>
+      </w:r>
+      <w:r>
+        <w:t xml:space="preserve"> the same code path recovered 100/100 constructed prokinetic order–infusion pairs across 10 synthetic hospitals before full execution. This is a reconciliation-mechanics control, not an external clinical validation.</w:t>
+      </w:r>
     </w:p>
     <w:p>
       <w:r>
@@ -11555,9 +11787,17 @@
       <w:tblPr>
         <w:tblStyle w:val="TableGrid"/>
         <w:tblW w:type="auto" w:w="0"/>
-        <w:jc w:val="center"/>
         <w:tblLayout w:type="autofit"/>
         <w:tblLook w:firstColumn="1" w:firstRow="1" w:lastColumn="0" w:lastRow="0" w:noHBand="0" w:noVBand="1" w:val="04A0"/>
+        <w:jc w:val="center"/>
+        <w:tblBorders>
+          <w:top w:val="single" w:sz="10" w:color="17324D"/>
+          <w:bottom w:val="single" w:sz="10" w:color="17324D"/>
+          <w:left w:val="nil" w:sz="0" w:color="FFFFFF"/>
+          <w:right w:val="nil" w:sz="0" w:color="FFFFFF"/>
+          <w:insideH w:val="nil" w:sz="0" w:color="FFFFFF"/>
+          <w:insideV w:val="nil" w:sz="0" w:color="FFFFFF"/>
+        </w:tblBorders>
       </w:tblPr>
       <w:tblGrid>
         <w:gridCol w:w="3216"/>
@@ -11579,7 +11819,9 @@
               <w:bottom w:w="70" w:type="dxa"/>
               <w:end w:w="80" w:type="dxa"/>
             </w:tcMar>
-            <w:shd w:fill="17324D"/>
+            <w:tcBorders>
+              <w:bottom w:val="single" w:sz="8" w:color="52667A"/>
+            </w:tcBorders>
           </w:tcPr>
           <w:p>
             <w:pPr>
@@ -11590,7 +11832,7 @@
               <w:rPr>
                 <w:rFonts w:ascii="Calibri" w:hAnsi="Calibri"/>
                 <w:b/>
-                <w:color w:val="FFFFFF"/>
+                <w:color w:val="17324D"/>
                 <w:sz w:val="16"/>
               </w:rPr>
             </w:r>
@@ -11598,7 +11840,7 @@
               <w:rPr>
                 <w:rFonts w:ascii="Calibri" w:hAnsi="Calibri"/>
                 <w:b/>
-                <w:color w:val="FFFFFF"/>
+                <w:color w:val="17324D"/>
                 <w:sz w:val="16"/>
               </w:rPr>
               <w:t>Required reporting element</w:t>
@@ -11615,7 +11857,9 @@
               <w:bottom w:w="70" w:type="dxa"/>
               <w:end w:w="80" w:type="dxa"/>
             </w:tcMar>
-            <w:shd w:fill="17324D"/>
+            <w:tcBorders>
+              <w:bottom w:val="single" w:sz="8" w:color="52667A"/>
+            </w:tcBorders>
           </w:tcPr>
           <w:p>
             <w:pPr>
@@ -11626,7 +11870,7 @@
               <w:rPr>
                 <w:rFonts w:ascii="Calibri" w:hAnsi="Calibri"/>
                 <w:b/>
-                <w:color w:val="FFFFFF"/>
+                <w:color w:val="17324D"/>
                 <w:sz w:val="16"/>
               </w:rPr>
             </w:r>
@@ -11634,7 +11878,7 @@
               <w:rPr>
                 <w:rFonts w:ascii="Calibri" w:hAnsi="Calibri"/>
                 <w:b/>
-                <w:color w:val="FFFFFF"/>
+                <w:color w:val="17324D"/>
                 <w:sz w:val="16"/>
               </w:rPr>
               <w:t>Studies reporting element</w:t>
@@ -11651,7 +11895,9 @@
               <w:bottom w:w="70" w:type="dxa"/>
               <w:end w:w="80" w:type="dxa"/>
             </w:tcMar>
-            <w:shd w:fill="17324D"/>
+            <w:tcBorders>
+              <w:bottom w:val="single" w:sz="8" w:color="52667A"/>
+            </w:tcBorders>
           </w:tcPr>
           <w:p>
             <w:pPr>
@@ -11662,7 +11908,7 @@
               <w:rPr>
                 <w:rFonts w:ascii="Calibri" w:hAnsi="Calibri"/>
                 <w:b/>
-                <w:color w:val="FFFFFF"/>
+                <w:color w:val="17324D"/>
                 <w:sz w:val="16"/>
               </w:rPr>
             </w:r>
@@ -11670,7 +11916,7 @@
               <w:rPr>
                 <w:rFonts w:ascii="Calibri" w:hAnsi="Calibri"/>
                 <w:b/>
-                <w:color w:val="FFFFFF"/>
+                <w:color w:val="17324D"/>
                 <w:sz w:val="16"/>
               </w:rPr>
               <w:t>Percentage</w:t>
@@ -11787,7 +12033,6 @@
               <w:bottom w:w="70" w:type="dxa"/>
               <w:end w:w="80" w:type="dxa"/>
             </w:tcMar>
-            <w:shd w:fill="EAF1F4"/>
           </w:tcPr>
           <w:p>
             <w:pPr>
@@ -11818,7 +12063,6 @@
               <w:bottom w:w="70" w:type="dxa"/>
               <w:end w:w="80" w:type="dxa"/>
             </w:tcMar>
-            <w:shd w:fill="EAF1F4"/>
           </w:tcPr>
           <w:p>
             <w:pPr>
@@ -11849,7 +12093,6 @@
               <w:bottom w:w="70" w:type="dxa"/>
               <w:end w:w="80" w:type="dxa"/>
             </w:tcMar>
-            <w:shd w:fill="EAF1F4"/>
           </w:tcPr>
           <w:p>
             <w:pPr>
@@ -11980,7 +12223,6 @@
               <w:bottom w:w="70" w:type="dxa"/>
               <w:end w:w="80" w:type="dxa"/>
             </w:tcMar>
-            <w:shd w:fill="EAF1F4"/>
           </w:tcPr>
           <w:p>
             <w:pPr>
@@ -12011,7 +12253,6 @@
               <w:bottom w:w="70" w:type="dxa"/>
               <w:end w:w="80" w:type="dxa"/>
             </w:tcMar>
-            <w:shd w:fill="EAF1F4"/>
           </w:tcPr>
           <w:p>
             <w:pPr>
@@ -12042,7 +12283,6 @@
               <w:bottom w:w="70" w:type="dxa"/>
               <w:end w:w="80" w:type="dxa"/>
             </w:tcMar>
-            <w:shd w:fill="EAF1F4"/>
           </w:tcPr>
           <w:p>
             <w:pPr>
@@ -12173,7 +12413,6 @@
               <w:bottom w:w="70" w:type="dxa"/>
               <w:end w:w="80" w:type="dxa"/>
             </w:tcMar>
-            <w:shd w:fill="EAF1F4"/>
           </w:tcPr>
           <w:p>
             <w:pPr>
@@ -12204,7 +12443,6 @@
               <w:bottom w:w="70" w:type="dxa"/>
               <w:end w:w="80" w:type="dxa"/>
             </w:tcMar>
-            <w:shd w:fill="EAF1F4"/>
           </w:tcPr>
           <w:p>
             <w:pPr>
@@ -12235,7 +12473,6 @@
               <w:bottom w:w="70" w:type="dxa"/>
               <w:end w:w="80" w:type="dxa"/>
             </w:tcMar>
-            <w:shd w:fill="EAF1F4"/>
           </w:tcPr>
           <w:p>
             <w:pPr>
@@ -12276,9 +12513,17 @@
       <w:tblPr>
         <w:tblStyle w:val="TableGrid"/>
         <w:tblW w:type="auto" w:w="0"/>
-        <w:jc w:val="center"/>
         <w:tblLayout w:type="autofit"/>
         <w:tblLook w:firstColumn="1" w:firstRow="1" w:lastColumn="0" w:lastRow="0" w:noHBand="0" w:noVBand="1" w:val="04A0"/>
+        <w:jc w:val="center"/>
+        <w:tblBorders>
+          <w:top w:val="single" w:sz="10" w:color="17324D"/>
+          <w:bottom w:val="single" w:sz="10" w:color="17324D"/>
+          <w:left w:val="nil" w:sz="0" w:color="FFFFFF"/>
+          <w:right w:val="nil" w:sz="0" w:color="FFFFFF"/>
+          <w:insideH w:val="nil" w:sz="0" w:color="FFFFFF"/>
+          <w:insideV w:val="nil" w:sz="0" w:color="FFFFFF"/>
+        </w:tblBorders>
       </w:tblPr>
       <w:tblGrid>
         <w:gridCol w:w="4824"/>
@@ -12299,7 +12544,9 @@
               <w:bottom w:w="70" w:type="dxa"/>
               <w:end w:w="80" w:type="dxa"/>
             </w:tcMar>
-            <w:shd w:fill="17324D"/>
+            <w:tcBorders>
+              <w:bottom w:val="single" w:sz="8" w:color="52667A"/>
+            </w:tcBorders>
           </w:tcPr>
           <w:p>
             <w:pPr>
@@ -12310,7 +12557,7 @@
               <w:rPr>
                 <w:rFonts w:ascii="Calibri" w:hAnsi="Calibri"/>
                 <w:b/>
-                <w:color w:val="FFFFFF"/>
+                <w:color w:val="17324D"/>
                 <w:sz w:val="16"/>
               </w:rPr>
             </w:r>
@@ -12318,7 +12565,7 @@
               <w:rPr>
                 <w:rFonts w:ascii="Calibri" w:hAnsi="Calibri"/>
                 <w:b/>
-                <w:color w:val="FFFFFF"/>
+                <w:color w:val="17324D"/>
                 <w:sz w:val="16"/>
               </w:rPr>
               <w:t>Validation component</w:t>
@@ -12335,7 +12582,9 @@
               <w:bottom w:w="70" w:type="dxa"/>
               <w:end w:w="80" w:type="dxa"/>
             </w:tcMar>
-            <w:shd w:fill="17324D"/>
+            <w:tcBorders>
+              <w:bottom w:val="single" w:sz="8" w:color="52667A"/>
+            </w:tcBorders>
           </w:tcPr>
           <w:p>
             <w:pPr>
@@ -12346,7 +12595,7 @@
               <w:rPr>
                 <w:rFonts w:ascii="Calibri" w:hAnsi="Calibri"/>
                 <w:b/>
-                <w:color w:val="FFFFFF"/>
+                <w:color w:val="17324D"/>
                 <w:sz w:val="16"/>
               </w:rPr>
             </w:r>
@@ -12354,7 +12603,7 @@
               <w:rPr>
                 <w:rFonts w:ascii="Calibri" w:hAnsi="Calibri"/>
                 <w:b/>
-                <w:color w:val="FFFFFF"/>
+                <w:color w:val="17324D"/>
                 <w:sz w:val="16"/>
               </w:rPr>
               <w:t>Result</w:t>
@@ -12449,7 +12698,6 @@
               <w:bottom w:w="70" w:type="dxa"/>
               <w:end w:w="80" w:type="dxa"/>
             </w:tcMar>
-            <w:shd w:fill="EAF1F4"/>
           </w:tcPr>
           <w:p>
             <w:pPr>
@@ -12480,24 +12728,23 @@
               <w:bottom w:w="70" w:type="dxa"/>
               <w:end w:w="80" w:type="dxa"/>
             </w:tcMar>
-            <w:shd w:fill="EAF1F4"/>
-          </w:tcPr>
-          <w:p>
-            <w:pPr>
-              <w:spacing w:after="0" w:line="240" w:lineRule="auto"/>
-            </w:pPr>
-            <w:r>
-              <w:rPr>
-                <w:rFonts w:ascii="Calibri" w:hAnsi="Calibri"/>
-                <w:sz w:val="16"/>
-              </w:rPr>
-            </w:r>
-            <w:r>
-              <w:rPr>
-                <w:rFonts w:ascii="Calibri" w:hAnsi="Calibri"/>
-                <w:sz w:val="16"/>
-              </w:rPr>
-              <w:t>30 passed, 0 failed</w:t>
+          </w:tcPr>
+          <w:p>
+            <w:pPr>
+              <w:spacing w:after="0" w:line="240" w:lineRule="auto"/>
+            </w:pPr>
+            <w:r>
+              <w:rPr>
+                <w:rFonts w:ascii="Calibri" w:hAnsi="Calibri"/>
+                <w:sz w:val="16"/>
+              </w:rPr>
+            </w:r>
+            <w:r>
+              <w:rPr>
+                <w:rFonts w:ascii="Calibri" w:hAnsi="Calibri"/>
+                <w:sz w:val="16"/>
+              </w:rPr>
+              <w:t>61 passed, 0 failed</w:t>
             </w:r>
           </w:p>
         </w:tc>
@@ -12562,7 +12809,7 @@
                 <w:rFonts w:ascii="Calibri" w:hAnsi="Calibri"/>
                 <w:sz w:val="16"/>
               </w:rPr>
-              <w:t>70.15%</w:t>
+              <w:t>86.03%</w:t>
             </w:r>
           </w:p>
         </w:tc>
@@ -12581,7 +12828,6 @@
               <w:bottom w:w="70" w:type="dxa"/>
               <w:end w:w="80" w:type="dxa"/>
             </w:tcMar>
-            <w:shd w:fill="EAF1F4"/>
           </w:tcPr>
           <w:p>
             <w:pPr>
@@ -12612,7 +12858,6 @@
               <w:bottom w:w="70" w:type="dxa"/>
               <w:end w:w="80" w:type="dxa"/>
             </w:tcMar>
-            <w:shd w:fill="EAF1F4"/>
           </w:tcPr>
           <w:p>
             <w:pPr>
@@ -12713,7 +12958,6 @@
               <w:bottom w:w="70" w:type="dxa"/>
               <w:end w:w="80" w:type="dxa"/>
             </w:tcMar>
-            <w:shd w:fill="EAF1F4"/>
           </w:tcPr>
           <w:p>
             <w:pPr>
@@ -12744,7 +12988,6 @@
               <w:bottom w:w="70" w:type="dxa"/>
               <w:end w:w="80" w:type="dxa"/>
             </w:tcMar>
-            <w:shd w:fill="EAF1F4"/>
           </w:tcPr>
           <w:p>
             <w:pPr>
@@ -12845,7 +13088,6 @@
               <w:bottom w:w="70" w:type="dxa"/>
               <w:end w:w="80" w:type="dxa"/>
             </w:tcMar>
-            <w:shd w:fill="EAF1F4"/>
           </w:tcPr>
           <w:p>
             <w:pPr>
@@ -12876,7 +13118,6 @@
               <w:bottom w:w="70" w:type="dxa"/>
               <w:end w:w="80" w:type="dxa"/>
             </w:tcMar>
-            <w:shd w:fill="EAF1F4"/>
           </w:tcPr>
           <w:p>
             <w:pPr>
@@ -12982,9 +13223,17 @@
       <w:tblPr>
         <w:tblStyle w:val="TableGrid"/>
         <w:tblW w:type="auto" w:w="0"/>
-        <w:jc w:val="center"/>
         <w:tblLayout w:type="autofit"/>
         <w:tblLook w:firstColumn="1" w:firstRow="1" w:lastColumn="0" w:lastRow="0" w:noHBand="0" w:noVBand="1" w:val="04A0"/>
+        <w:jc w:val="center"/>
+        <w:tblBorders>
+          <w:top w:val="single" w:sz="10" w:color="17324D"/>
+          <w:bottom w:val="single" w:sz="10" w:color="17324D"/>
+          <w:left w:val="nil" w:sz="0" w:color="FFFFFF"/>
+          <w:right w:val="nil" w:sz="0" w:color="FFFFFF"/>
+          <w:insideH w:val="nil" w:sz="0" w:color="FFFFFF"/>
+          <w:insideV w:val="nil" w:sz="0" w:color="FFFFFF"/>
+        </w:tblBorders>
       </w:tblPr>
       <w:tblGrid>
         <w:gridCol w:w="4824"/>
@@ -13005,7 +13254,9 @@
               <w:bottom w:w="70" w:type="dxa"/>
               <w:end w:w="80" w:type="dxa"/>
             </w:tcMar>
-            <w:shd w:fill="17324D"/>
+            <w:tcBorders>
+              <w:bottom w:val="single" w:sz="8" w:color="52667A"/>
+            </w:tcBorders>
           </w:tcPr>
           <w:p>
             <w:pPr>
@@ -13016,7 +13267,7 @@
               <w:rPr>
                 <w:rFonts w:ascii="Calibri" w:hAnsi="Calibri"/>
                 <w:b/>
-                <w:color w:val="FFFFFF"/>
+                <w:color w:val="17324D"/>
                 <w:sz w:val="16"/>
               </w:rPr>
             </w:r>
@@ -13024,7 +13275,7 @@
               <w:rPr>
                 <w:rFonts w:ascii="Calibri" w:hAnsi="Calibri"/>
                 <w:b/>
-                <w:color w:val="FFFFFF"/>
+                <w:color w:val="17324D"/>
                 <w:sz w:val="16"/>
               </w:rPr>
               <w:t>Artifact</w:t>
@@ -13041,7 +13292,9 @@
               <w:bottom w:w="70" w:type="dxa"/>
               <w:end w:w="80" w:type="dxa"/>
             </w:tcMar>
-            <w:shd w:fill="17324D"/>
+            <w:tcBorders>
+              <w:bottom w:val="single" w:sz="8" w:color="52667A"/>
+            </w:tcBorders>
           </w:tcPr>
           <w:p>
             <w:pPr>
@@ -13052,7 +13305,7 @@
               <w:rPr>
                 <w:rFonts w:ascii="Calibri" w:hAnsi="Calibri"/>
                 <w:b/>
-                <w:color w:val="FFFFFF"/>
+                <w:color w:val="17324D"/>
                 <w:sz w:val="16"/>
               </w:rPr>
             </w:r>
@@ -13060,7 +13313,7 @@
               <w:rPr>
                 <w:rFonts w:ascii="Calibri" w:hAnsi="Calibri"/>
                 <w:b/>
-                <w:color w:val="FFFFFF"/>
+                <w:color w:val="17324D"/>
                 <w:sz w:val="16"/>
               </w:rPr>
               <w:t>SHA-256</w:t>
@@ -13130,7 +13383,7 @@
                 <w:color w:val="1E6F74"/>
                 <w:sz w:val="16"/>
               </w:rPr>
-              <w:t>5c803dc32bd3b033fcc0b6b0e72a781a8a3fe3855068c7f8b05eac817bece386</w:t>
+              <w:t>de654ab1a304c92852344b1770a7ba76f04518157b228a090be7d8d6c473599d</w:t>
             </w:r>
           </w:p>
         </w:tc>
@@ -13149,7 +13402,6 @@
               <w:bottom w:w="70" w:type="dxa"/>
               <w:end w:w="80" w:type="dxa"/>
             </w:tcMar>
-            <w:shd w:fill="EAF1F4"/>
           </w:tcPr>
           <w:p>
             <w:pPr>
@@ -13181,7 +13433,6 @@
               <w:bottom w:w="70" w:type="dxa"/>
               <w:end w:w="80" w:type="dxa"/>
             </w:tcMar>
-            <w:shd w:fill="EAF1F4"/>
           </w:tcPr>
           <w:p>
             <w:pPr>
@@ -13199,7 +13450,7 @@
                 <w:color w:val="1E6F74"/>
                 <w:sz w:val="16"/>
               </w:rPr>
-              <w:t>0d0641a58b9f5b5a71c5ecd8cecea0a71c1895b9214299dca70c4a65a9d53921</w:t>
+              <w:t>aa720c9955f1a772f4366808c0726156d73eb08d201834f356dde4edfdbd6987</w:t>
             </w:r>
           </w:p>
         </w:tc>
@@ -13223,9 +13474,17 @@
       <w:tblPr>
         <w:tblStyle w:val="TableGrid"/>
         <w:tblW w:type="auto" w:w="0"/>
-        <w:jc w:val="center"/>
         <w:tblLayout w:type="autofit"/>
         <w:tblLook w:firstColumn="1" w:firstRow="1" w:lastColumn="0" w:lastRow="0" w:noHBand="0" w:noVBand="1" w:val="04A0"/>
+        <w:jc w:val="center"/>
+        <w:tblBorders>
+          <w:top w:val="single" w:sz="10" w:color="17324D"/>
+          <w:bottom w:val="single" w:sz="10" w:color="17324D"/>
+          <w:left w:val="nil" w:sz="0" w:color="FFFFFF"/>
+          <w:right w:val="nil" w:sz="0" w:color="FFFFFF"/>
+          <w:insideH w:val="nil" w:sz="0" w:color="FFFFFF"/>
+          <w:insideV w:val="nil" w:sz="0" w:color="FFFFFF"/>
+        </w:tblBorders>
       </w:tblPr>
       <w:tblGrid>
         <w:gridCol w:w="1608"/>
@@ -13250,7 +13509,9 @@
               <w:bottom w:w="70" w:type="dxa"/>
               <w:end w:w="80" w:type="dxa"/>
             </w:tcMar>
-            <w:shd w:fill="17324D"/>
+            <w:tcBorders>
+              <w:bottom w:val="single" w:sz="8" w:color="52667A"/>
+            </w:tcBorders>
           </w:tcPr>
           <w:p>
             <w:pPr>
@@ -13261,7 +13522,7 @@
               <w:rPr>
                 <w:rFonts w:ascii="Calibri" w:hAnsi="Calibri"/>
                 <w:b/>
-                <w:color w:val="FFFFFF"/>
+                <w:color w:val="17324D"/>
                 <w:sz w:val="16"/>
               </w:rPr>
             </w:r>
@@ -13269,7 +13530,7 @@
               <w:rPr>
                 <w:rFonts w:ascii="Calibri" w:hAnsi="Calibri"/>
                 <w:b/>
-                <w:color w:val="FFFFFF"/>
+                <w:color w:val="17324D"/>
                 <w:sz w:val="16"/>
               </w:rPr>
               <w:t>Anchor/operator</w:t>
@@ -13286,7 +13547,9 @@
               <w:bottom w:w="70" w:type="dxa"/>
               <w:end w:w="80" w:type="dxa"/>
             </w:tcMar>
-            <w:shd w:fill="17324D"/>
+            <w:tcBorders>
+              <w:bottom w:val="single" w:sz="8" w:color="52667A"/>
+            </w:tcBorders>
           </w:tcPr>
           <w:p>
             <w:pPr>
@@ -13297,7 +13560,7 @@
               <w:rPr>
                 <w:rFonts w:ascii="Calibri" w:hAnsi="Calibri"/>
                 <w:b/>
-                <w:color w:val="FFFFFF"/>
+                <w:color w:val="17324D"/>
                 <w:sz w:val="16"/>
               </w:rPr>
             </w:r>
@@ -13305,7 +13568,7 @@
               <w:rPr>
                 <w:rFonts w:ascii="Calibri" w:hAnsi="Calibri"/>
                 <w:b/>
-                <w:color w:val="FFFFFF"/>
+                <w:color w:val="17324D"/>
                 <w:sz w:val="16"/>
               </w:rPr>
               <w:t>Source</w:t>
@@ -13322,7 +13585,9 @@
               <w:bottom w:w="70" w:type="dxa"/>
               <w:end w:w="80" w:type="dxa"/>
             </w:tcMar>
-            <w:shd w:fill="17324D"/>
+            <w:tcBorders>
+              <w:bottom w:val="single" w:sz="8" w:color="52667A"/>
+            </w:tcBorders>
           </w:tcPr>
           <w:p>
             <w:pPr>
@@ -13333,7 +13598,7 @@
               <w:rPr>
                 <w:rFonts w:ascii="Calibri" w:hAnsi="Calibri"/>
                 <w:b/>
-                <w:color w:val="FFFFFF"/>
+                <w:color w:val="17324D"/>
                 <w:sz w:val="16"/>
               </w:rPr>
             </w:r>
@@ -13341,7 +13606,7 @@
               <w:rPr>
                 <w:rFonts w:ascii="Calibri" w:hAnsi="Calibri"/>
                 <w:b/>
-                <w:color w:val="FFFFFF"/>
+                <w:color w:val="17324D"/>
                 <w:sz w:val="16"/>
               </w:rPr>
               <w:t>Exposed</w:t>
@@ -13358,7 +13623,9 @@
               <w:bottom w:w="70" w:type="dxa"/>
               <w:end w:w="80" w:type="dxa"/>
             </w:tcMar>
-            <w:shd w:fill="17324D"/>
+            <w:tcBorders>
+              <w:bottom w:val="single" w:sz="8" w:color="52667A"/>
+            </w:tcBorders>
           </w:tcPr>
           <w:p>
             <w:pPr>
@@ -13369,7 +13636,7 @@
               <w:rPr>
                 <w:rFonts w:ascii="Calibri" w:hAnsi="Calibri"/>
                 <w:b/>
-                <w:color w:val="FFFFFF"/>
+                <w:color w:val="17324D"/>
                 <w:sz w:val="16"/>
               </w:rPr>
             </w:r>
@@ -13377,7 +13644,7 @@
               <w:rPr>
                 <w:rFonts w:ascii="Calibri" w:hAnsi="Calibri"/>
                 <w:b/>
-                <w:color w:val="FFFFFF"/>
+                <w:color w:val="17324D"/>
                 <w:sz w:val="16"/>
               </w:rPr>
               <w:t>Effect (95% CI)</w:t>
@@ -13394,7 +13661,9 @@
               <w:bottom w:w="70" w:type="dxa"/>
               <w:end w:w="80" w:type="dxa"/>
             </w:tcMar>
-            <w:shd w:fill="17324D"/>
+            <w:tcBorders>
+              <w:bottom w:val="single" w:sz="8" w:color="52667A"/>
+            </w:tcBorders>
           </w:tcPr>
           <w:p>
             <w:pPr>
@@ -13405,7 +13674,7 @@
               <w:rPr>
                 <w:rFonts w:ascii="Calibri" w:hAnsi="Calibri"/>
                 <w:b/>
-                <w:color w:val="FFFFFF"/>
+                <w:color w:val="17324D"/>
                 <w:sz w:val="16"/>
               </w:rPr>
             </w:r>
@@ -13413,7 +13682,7 @@
               <w:rPr>
                 <w:rFonts w:ascii="Calibri" w:hAnsi="Calibri"/>
                 <w:b/>
-                <w:color w:val="FFFFFF"/>
+                <w:color w:val="17324D"/>
                 <w:sz w:val="16"/>
               </w:rPr>
               <w:t>Δlog administration−order</w:t>
@@ -13430,7 +13699,9 @@
               <w:bottom w:w="70" w:type="dxa"/>
               <w:end w:w="80" w:type="dxa"/>
             </w:tcMar>
-            <w:shd w:fill="17324D"/>
+            <w:tcBorders>
+              <w:bottom w:val="single" w:sz="8" w:color="52667A"/>
+            </w:tcBorders>
           </w:tcPr>
           <w:p>
             <w:pPr>
@@ -13441,7 +13712,7 @@
               <w:rPr>
                 <w:rFonts w:ascii="Calibri" w:hAnsi="Calibri"/>
                 <w:b/>
-                <w:color w:val="FFFFFF"/>
+                <w:color w:val="17324D"/>
                 <w:sz w:val="16"/>
               </w:rPr>
             </w:r>
@@ -13449,7 +13720,7 @@
               <w:rPr>
                 <w:rFonts w:ascii="Calibri" w:hAnsi="Calibri"/>
                 <w:b/>
-                <w:color w:val="FFFFFF"/>
+                <w:color w:val="17324D"/>
                 <w:sz w:val="16"/>
               </w:rPr>
               <w:t>Crossed null direction</w:t>
@@ -13656,7 +13927,6 @@
               <w:bottom w:w="70" w:type="dxa"/>
               <w:end w:w="80" w:type="dxa"/>
             </w:tcMar>
-            <w:shd w:fill="EAF1F4"/>
           </w:tcPr>
           <w:p>
             <w:pPr>
@@ -13687,7 +13957,6 @@
               <w:bottom w:w="70" w:type="dxa"/>
               <w:end w:w="80" w:type="dxa"/>
             </w:tcMar>
-            <w:shd w:fill="EAF1F4"/>
           </w:tcPr>
           <w:p>
             <w:pPr>
@@ -13718,7 +13987,6 @@
               <w:bottom w:w="70" w:type="dxa"/>
               <w:end w:w="80" w:type="dxa"/>
             </w:tcMar>
-            <w:shd w:fill="EAF1F4"/>
           </w:tcPr>
           <w:p>
             <w:pPr>
@@ -13749,7 +14017,6 @@
               <w:bottom w:w="70" w:type="dxa"/>
               <w:end w:w="80" w:type="dxa"/>
             </w:tcMar>
-            <w:shd w:fill="EAF1F4"/>
           </w:tcPr>
           <w:p>
             <w:pPr>
@@ -13780,7 +14047,6 @@
               <w:bottom w:w="70" w:type="dxa"/>
               <w:end w:w="80" w:type="dxa"/>
             </w:tcMar>
-            <w:shd w:fill="EAF1F4"/>
           </w:tcPr>
           <w:p>
             <w:pPr>
@@ -13811,7 +14077,6 @@
               <w:bottom w:w="70" w:type="dxa"/>
               <w:end w:w="80" w:type="dxa"/>
             </w:tcMar>
-            <w:shd w:fill="EAF1F4"/>
           </w:tcPr>
           <w:p>
             <w:pPr>
@@ -14032,7 +14297,6 @@
               <w:bottom w:w="70" w:type="dxa"/>
               <w:end w:w="80" w:type="dxa"/>
             </w:tcMar>
-            <w:shd w:fill="EAF1F4"/>
           </w:tcPr>
           <w:p>
             <w:pPr>
@@ -14063,7 +14327,6 @@
               <w:bottom w:w="70" w:type="dxa"/>
               <w:end w:w="80" w:type="dxa"/>
             </w:tcMar>
-            <w:shd w:fill="EAF1F4"/>
           </w:tcPr>
           <w:p>
             <w:pPr>
@@ -14094,7 +14357,6 @@
               <w:bottom w:w="70" w:type="dxa"/>
               <w:end w:w="80" w:type="dxa"/>
             </w:tcMar>
-            <w:shd w:fill="EAF1F4"/>
           </w:tcPr>
           <w:p>
             <w:pPr>
@@ -14125,7 +14387,6 @@
               <w:bottom w:w="70" w:type="dxa"/>
               <w:end w:w="80" w:type="dxa"/>
             </w:tcMar>
-            <w:shd w:fill="EAF1F4"/>
           </w:tcPr>
           <w:p>
             <w:pPr>
@@ -14156,7 +14417,6 @@
               <w:bottom w:w="70" w:type="dxa"/>
               <w:end w:w="80" w:type="dxa"/>
             </w:tcMar>
-            <w:shd w:fill="EAF1F4"/>
           </w:tcPr>
           <w:p>
             <w:pPr>
@@ -14187,7 +14447,6 @@
               <w:bottom w:w="70" w:type="dxa"/>
               <w:end w:w="80" w:type="dxa"/>
             </w:tcMar>
-            <w:shd w:fill="EAF1F4"/>
           </w:tcPr>
           <w:p>
             <w:pPr>
@@ -14408,7 +14667,6 @@
               <w:bottom w:w="70" w:type="dxa"/>
               <w:end w:w="80" w:type="dxa"/>
             </w:tcMar>
-            <w:shd w:fill="EAF1F4"/>
           </w:tcPr>
           <w:p>
             <w:pPr>
@@ -14439,7 +14697,6 @@
               <w:bottom w:w="70" w:type="dxa"/>
               <w:end w:w="80" w:type="dxa"/>
             </w:tcMar>
-            <w:shd w:fill="EAF1F4"/>
           </w:tcPr>
           <w:p>
             <w:pPr>
@@ -14470,7 +14727,6 @@
               <w:bottom w:w="70" w:type="dxa"/>
               <w:end w:w="80" w:type="dxa"/>
             </w:tcMar>
-            <w:shd w:fill="EAF1F4"/>
           </w:tcPr>
           <w:p>
             <w:pPr>
@@ -14501,7 +14757,6 @@
               <w:bottom w:w="70" w:type="dxa"/>
               <w:end w:w="80" w:type="dxa"/>
             </w:tcMar>
-            <w:shd w:fill="EAF1F4"/>
           </w:tcPr>
           <w:p>
             <w:pPr>
@@ -14532,7 +14787,6 @@
               <w:bottom w:w="70" w:type="dxa"/>
               <w:end w:w="80" w:type="dxa"/>
             </w:tcMar>
-            <w:shd w:fill="EAF1F4"/>
           </w:tcPr>
           <w:p>
             <w:pPr>
@@ -14563,7 +14817,6 @@
               <w:bottom w:w="70" w:type="dxa"/>
               <w:end w:w="80" w:type="dxa"/>
             </w:tcMar>
-            <w:shd w:fill="EAF1F4"/>
           </w:tcPr>
           <w:p>
             <w:pPr>
@@ -14784,7 +15037,6 @@
               <w:bottom w:w="70" w:type="dxa"/>
               <w:end w:w="80" w:type="dxa"/>
             </w:tcMar>
-            <w:shd w:fill="EAF1F4"/>
           </w:tcPr>
           <w:p>
             <w:pPr>
@@ -14815,7 +15067,6 @@
               <w:bottom w:w="70" w:type="dxa"/>
               <w:end w:w="80" w:type="dxa"/>
             </w:tcMar>
-            <w:shd w:fill="EAF1F4"/>
           </w:tcPr>
           <w:p>
             <w:pPr>
@@ -14846,7 +15097,6 @@
               <w:bottom w:w="70" w:type="dxa"/>
               <w:end w:w="80" w:type="dxa"/>
             </w:tcMar>
-            <w:shd w:fill="EAF1F4"/>
           </w:tcPr>
           <w:p>
             <w:pPr>
@@ -14877,7 +15127,6 @@
               <w:bottom w:w="70" w:type="dxa"/>
               <w:end w:w="80" w:type="dxa"/>
             </w:tcMar>
-            <w:shd w:fill="EAF1F4"/>
           </w:tcPr>
           <w:p>
             <w:pPr>
@@ -14908,7 +15157,6 @@
               <w:bottom w:w="70" w:type="dxa"/>
               <w:end w:w="80" w:type="dxa"/>
             </w:tcMar>
-            <w:shd w:fill="EAF1F4"/>
           </w:tcPr>
           <w:p>
             <w:pPr>
@@ -14939,7 +15187,6 @@
               <w:bottom w:w="70" w:type="dxa"/>
               <w:end w:w="80" w:type="dxa"/>
             </w:tcMar>
-            <w:shd w:fill="EAF1F4"/>
           </w:tcPr>
           <w:p>
             <w:pPr>
@@ -15160,7 +15407,6 @@
               <w:bottom w:w="70" w:type="dxa"/>
               <w:end w:w="80" w:type="dxa"/>
             </w:tcMar>
-            <w:shd w:fill="EAF1F4"/>
           </w:tcPr>
           <w:p>
             <w:pPr>
@@ -15191,7 +15437,6 @@
               <w:bottom w:w="70" w:type="dxa"/>
               <w:end w:w="80" w:type="dxa"/>
             </w:tcMar>
-            <w:shd w:fill="EAF1F4"/>
           </w:tcPr>
           <w:p>
             <w:pPr>
@@ -15222,7 +15467,6 @@
               <w:bottom w:w="70" w:type="dxa"/>
               <w:end w:w="80" w:type="dxa"/>
             </w:tcMar>
-            <w:shd w:fill="EAF1F4"/>
           </w:tcPr>
           <w:p>
             <w:pPr>
@@ -15253,7 +15497,6 @@
               <w:bottom w:w="70" w:type="dxa"/>
               <w:end w:w="80" w:type="dxa"/>
             </w:tcMar>
-            <w:shd w:fill="EAF1F4"/>
           </w:tcPr>
           <w:p>
             <w:pPr>
@@ -15284,7 +15527,6 @@
               <w:bottom w:w="70" w:type="dxa"/>
               <w:end w:w="80" w:type="dxa"/>
             </w:tcMar>
-            <w:shd w:fill="EAF1F4"/>
           </w:tcPr>
           <w:p>
             <w:pPr>
@@ -15315,7 +15557,6 @@
               <w:bottom w:w="70" w:type="dxa"/>
               <w:end w:w="80" w:type="dxa"/>
             </w:tcMar>
-            <w:shd w:fill="EAF1F4"/>
           </w:tcPr>
           <w:p>
             <w:pPr>
@@ -15356,9 +15597,17 @@
       <w:tblPr>
         <w:tblStyle w:val="TableGrid"/>
         <w:tblW w:type="auto" w:w="0"/>
-        <w:jc w:val="center"/>
         <w:tblLayout w:type="autofit"/>
         <w:tblLook w:firstColumn="1" w:firstRow="1" w:lastColumn="0" w:lastRow="0" w:noHBand="0" w:noVBand="1" w:val="04A0"/>
+        <w:jc w:val="center"/>
+        <w:tblBorders>
+          <w:top w:val="single" w:sz="10" w:color="17324D"/>
+          <w:bottom w:val="single" w:sz="10" w:color="17324D"/>
+          <w:left w:val="nil" w:sz="0" w:color="FFFFFF"/>
+          <w:right w:val="nil" w:sz="0" w:color="FFFFFF"/>
+          <w:insideH w:val="nil" w:sz="0" w:color="FFFFFF"/>
+          <w:insideV w:val="nil" w:sz="0" w:color="FFFFFF"/>
+        </w:tblBorders>
       </w:tblPr>
       <w:tblGrid>
         <w:gridCol w:w="3216"/>
@@ -15380,7 +15629,9 @@
               <w:bottom w:w="70" w:type="dxa"/>
               <w:end w:w="80" w:type="dxa"/>
             </w:tcMar>
-            <w:shd w:fill="17324D"/>
+            <w:tcBorders>
+              <w:bottom w:val="single" w:sz="8" w:color="52667A"/>
+            </w:tcBorders>
           </w:tcPr>
           <w:p>
             <w:pPr>
@@ -15391,7 +15642,7 @@
               <w:rPr>
                 <w:rFonts w:ascii="Calibri" w:hAnsi="Calibri"/>
                 <w:b/>
-                <w:color w:val="FFFFFF"/>
+                <w:color w:val="17324D"/>
                 <w:sz w:val="16"/>
               </w:rPr>
             </w:r>
@@ -15399,7 +15650,7 @@
               <w:rPr>
                 <w:rFonts w:ascii="Calibri" w:hAnsi="Calibri"/>
                 <w:b/>
-                <w:color w:val="FFFFFF"/>
+                <w:color w:val="17324D"/>
                 <w:sz w:val="16"/>
               </w:rPr>
               <w:t>Family</w:t>
@@ -15416,7 +15667,9 @@
               <w:bottom w:w="70" w:type="dxa"/>
               <w:end w:w="80" w:type="dxa"/>
             </w:tcMar>
-            <w:shd w:fill="17324D"/>
+            <w:tcBorders>
+              <w:bottom w:val="single" w:sz="8" w:color="52667A"/>
+            </w:tcBorders>
           </w:tcPr>
           <w:p>
             <w:pPr>
@@ -15427,7 +15680,7 @@
               <w:rPr>
                 <w:rFonts w:ascii="Calibri" w:hAnsi="Calibri"/>
                 <w:b/>
-                <w:color w:val="FFFFFF"/>
+                <w:color w:val="17324D"/>
                 <w:sz w:val="16"/>
               </w:rPr>
             </w:r>
@@ -15435,7 +15688,7 @@
               <w:rPr>
                 <w:rFonts w:ascii="Calibri" w:hAnsi="Calibri"/>
                 <w:b/>
-                <w:color w:val="FFFFFF"/>
+                <w:color w:val="17324D"/>
                 <w:sz w:val="16"/>
               </w:rPr>
               <w:t>Primary contribution</w:t>
@@ -15452,7 +15705,9 @@
               <w:bottom w:w="70" w:type="dxa"/>
               <w:end w:w="80" w:type="dxa"/>
             </w:tcMar>
-            <w:shd w:fill="17324D"/>
+            <w:tcBorders>
+              <w:bottom w:val="single" w:sz="8" w:color="52667A"/>
+            </w:tcBorders>
           </w:tcPr>
           <w:p>
             <w:pPr>
@@ -15463,7 +15718,7 @@
               <w:rPr>
                 <w:rFonts w:ascii="Calibri" w:hAnsi="Calibri"/>
                 <w:b/>
-                <w:color w:val="FFFFFF"/>
+                <w:color w:val="17324D"/>
                 <w:sz w:val="16"/>
               </w:rPr>
             </w:r>
@@ -15471,7 +15726,7 @@
               <w:rPr>
                 <w:rFonts w:ascii="Calibri" w:hAnsi="Calibri"/>
                 <w:b/>
-                <w:color w:val="FFFFFF"/>
+                <w:color w:val="17324D"/>
                 <w:sz w:val="16"/>
               </w:rPr>
               <w:t>Provenance-operator complement</w:t>
@@ -15588,7 +15843,6 @@
               <w:bottom w:w="70" w:type="dxa"/>
               <w:end w:w="80" w:type="dxa"/>
             </w:tcMar>
-            <w:shd w:fill="EAF1F4"/>
           </w:tcPr>
           <w:p>
             <w:pPr>
@@ -15619,7 +15873,6 @@
               <w:bottom w:w="70" w:type="dxa"/>
               <w:end w:w="80" w:type="dxa"/>
             </w:tcMar>
-            <w:shd w:fill="EAF1F4"/>
           </w:tcPr>
           <w:p>
             <w:pPr>
@@ -15650,7 +15903,6 @@
               <w:bottom w:w="70" w:type="dxa"/>
               <w:end w:w="80" w:type="dxa"/>
             </w:tcMar>
-            <w:shd w:fill="EAF1F4"/>
           </w:tcPr>
           <w:p>
             <w:pPr>
@@ -15781,7 +16033,6 @@
               <w:bottom w:w="70" w:type="dxa"/>
               <w:end w:w="80" w:type="dxa"/>
             </w:tcMar>
-            <w:shd w:fill="EAF1F4"/>
           </w:tcPr>
           <w:p>
             <w:pPr>
@@ -15812,7 +16063,6 @@
               <w:bottom w:w="70" w:type="dxa"/>
               <w:end w:w="80" w:type="dxa"/>
             </w:tcMar>
-            <w:shd w:fill="EAF1F4"/>
           </w:tcPr>
           <w:p>
             <w:pPr>
@@ -15843,7 +16093,6 @@
               <w:bottom w:w="70" w:type="dxa"/>
               <w:end w:w="80" w:type="dxa"/>
             </w:tcMar>
-            <w:shd w:fill="EAF1F4"/>
           </w:tcPr>
           <w:p>
             <w:pPr>
@@ -15974,7 +16223,6 @@
               <w:bottom w:w="70" w:type="dxa"/>
               <w:end w:w="80" w:type="dxa"/>
             </w:tcMar>
-            <w:shd w:fill="EAF1F4"/>
           </w:tcPr>
           <w:p>
             <w:pPr>
@@ -16005,7 +16253,6 @@
               <w:bottom w:w="70" w:type="dxa"/>
               <w:end w:w="80" w:type="dxa"/>
             </w:tcMar>
-            <w:shd w:fill="EAF1F4"/>
           </w:tcPr>
           <w:p>
             <w:pPr>
@@ -16036,7 +16283,6 @@
               <w:bottom w:w="70" w:type="dxa"/>
               <w:end w:w="80" w:type="dxa"/>
             </w:tcMar>
-            <w:shd w:fill="EAF1F4"/>
           </w:tcPr>
           <w:p>
             <w:pPr>
@@ -16082,9 +16328,17 @@
       <w:tblPr>
         <w:tblStyle w:val="TableGrid"/>
         <w:tblW w:type="auto" w:w="0"/>
-        <w:jc w:val="center"/>
         <w:tblLayout w:type="autofit"/>
         <w:tblLook w:firstColumn="1" w:firstRow="1" w:lastColumn="0" w:lastRow="0" w:noHBand="0" w:noVBand="1" w:val="04A0"/>
+        <w:jc w:val="center"/>
+        <w:tblBorders>
+          <w:top w:val="single" w:sz="10" w:color="17324D"/>
+          <w:bottom w:val="single" w:sz="10" w:color="17324D"/>
+          <w:left w:val="nil" w:sz="0" w:color="FFFFFF"/>
+          <w:right w:val="nil" w:sz="0" w:color="FFFFFF"/>
+          <w:insideH w:val="nil" w:sz="0" w:color="FFFFFF"/>
+          <w:insideV w:val="nil" w:sz="0" w:color="FFFFFF"/>
+        </w:tblBorders>
       </w:tblPr>
       <w:tblGrid>
         <w:gridCol w:w="3216"/>
@@ -16106,7 +16360,9 @@
               <w:bottom w:w="70" w:type="dxa"/>
               <w:end w:w="80" w:type="dxa"/>
             </w:tcMar>
-            <w:shd w:fill="17324D"/>
+            <w:tcBorders>
+              <w:bottom w:val="single" w:sz="8" w:color="52667A"/>
+            </w:tcBorders>
           </w:tcPr>
           <w:p>
             <w:pPr>
@@ -16117,7 +16373,7 @@
               <w:rPr>
                 <w:rFonts w:ascii="Calibri" w:hAnsi="Calibri"/>
                 <w:b/>
-                <w:color w:val="FFFFFF"/>
+                <w:color w:val="17324D"/>
                 <w:sz w:val="16"/>
               </w:rPr>
             </w:r>
@@ -16125,7 +16381,7 @@
               <w:rPr>
                 <w:rFonts w:ascii="Calibri" w:hAnsi="Calibri"/>
                 <w:b/>
-                <w:color w:val="FFFFFF"/>
+                <w:color w:val="17324D"/>
                 <w:sz w:val="16"/>
               </w:rPr>
               <w:t>Result</w:t>
@@ -16142,7 +16398,9 @@
               <w:bottom w:w="70" w:type="dxa"/>
               <w:end w:w="80" w:type="dxa"/>
             </w:tcMar>
-            <w:shd w:fill="17324D"/>
+            <w:tcBorders>
+              <w:bottom w:val="single" w:sz="8" w:color="52667A"/>
+            </w:tcBorders>
           </w:tcPr>
           <w:p>
             <w:pPr>
@@ -16153,7 +16411,7 @@
               <w:rPr>
                 <w:rFonts w:ascii="Calibri" w:hAnsi="Calibri"/>
                 <w:b/>
-                <w:color w:val="FFFFFF"/>
+                <w:color w:val="17324D"/>
                 <w:sz w:val="16"/>
               </w:rPr>
             </w:r>
@@ -16161,7 +16419,7 @@
               <w:rPr>
                 <w:rFonts w:ascii="Calibri" w:hAnsi="Calibri"/>
                 <w:b/>
-                <w:color w:val="FFFFFF"/>
+                <w:color w:val="17324D"/>
                 <w:sz w:val="16"/>
               </w:rPr>
               <w:t>Supported claim</w:t>
@@ -16178,7 +16436,9 @@
               <w:bottom w:w="70" w:type="dxa"/>
               <w:end w:w="80" w:type="dxa"/>
             </w:tcMar>
-            <w:shd w:fill="17324D"/>
+            <w:tcBorders>
+              <w:bottom w:val="single" w:sz="8" w:color="52667A"/>
+            </w:tcBorders>
           </w:tcPr>
           <w:p>
             <w:pPr>
@@ -16189,7 +16449,7 @@
               <w:rPr>
                 <w:rFonts w:ascii="Calibri" w:hAnsi="Calibri"/>
                 <w:b/>
-                <w:color w:val="FFFFFF"/>
+                <w:color w:val="17324D"/>
                 <w:sz w:val="16"/>
               </w:rPr>
             </w:r>
@@ -16197,7 +16457,7 @@
               <w:rPr>
                 <w:rFonts w:ascii="Calibri" w:hAnsi="Calibri"/>
                 <w:b/>
-                <w:color w:val="FFFFFF"/>
+                <w:color w:val="17324D"/>
                 <w:sz w:val="16"/>
               </w:rPr>
               <w:t>Unsupported claim</w:t>
@@ -16314,7 +16574,6 @@
               <w:bottom w:w="70" w:type="dxa"/>
               <w:end w:w="80" w:type="dxa"/>
             </w:tcMar>
-            <w:shd w:fill="EAF1F4"/>
           </w:tcPr>
           <w:p>
             <w:pPr>
@@ -16345,7 +16604,6 @@
               <w:bottom w:w="70" w:type="dxa"/>
               <w:end w:w="80" w:type="dxa"/>
             </w:tcMar>
-            <w:shd w:fill="EAF1F4"/>
           </w:tcPr>
           <w:p>
             <w:pPr>
@@ -16376,7 +16634,6 @@
               <w:bottom w:w="70" w:type="dxa"/>
               <w:end w:w="80" w:type="dxa"/>
             </w:tcMar>
-            <w:shd w:fill="EAF1F4"/>
           </w:tcPr>
           <w:p>
             <w:pPr>
@@ -16507,7 +16764,6 @@
               <w:bottom w:w="70" w:type="dxa"/>
               <w:end w:w="80" w:type="dxa"/>
             </w:tcMar>
-            <w:shd w:fill="EAF1F4"/>
           </w:tcPr>
           <w:p>
             <w:pPr>
@@ -16538,7 +16794,6 @@
               <w:bottom w:w="70" w:type="dxa"/>
               <w:end w:w="80" w:type="dxa"/>
             </w:tcMar>
-            <w:shd w:fill="EAF1F4"/>
           </w:tcPr>
           <w:p>
             <w:pPr>
@@ -16569,7 +16824,6 @@
               <w:bottom w:w="70" w:type="dxa"/>
               <w:end w:w="80" w:type="dxa"/>
             </w:tcMar>
-            <w:shd w:fill="EAF1F4"/>
           </w:tcPr>
           <w:p>
             <w:pPr>
@@ -16700,7 +16954,6 @@
               <w:bottom w:w="70" w:type="dxa"/>
               <w:end w:w="80" w:type="dxa"/>
             </w:tcMar>
-            <w:shd w:fill="EAF1F4"/>
           </w:tcPr>
           <w:p>
             <w:pPr>
@@ -16731,7 +16984,6 @@
               <w:bottom w:w="70" w:type="dxa"/>
               <w:end w:w="80" w:type="dxa"/>
             </w:tcMar>
-            <w:shd w:fill="EAF1F4"/>
           </w:tcPr>
           <w:p>
             <w:pPr>
@@ -16762,7 +17014,6 @@
               <w:bottom w:w="70" w:type="dxa"/>
               <w:end w:w="80" w:type="dxa"/>
             </w:tcMar>
-            <w:shd w:fill="EAF1F4"/>
           </w:tcPr>
           <w:p>
             <w:pPr>
@@ -16875,6 +17126,1480 @@
                 <w:sz w:val="16"/>
               </w:rPr>
               <w:t>Causal benefit, harm or treatment recommendation</w:t>
+            </w:r>
+          </w:p>
+        </w:tc>
+      </w:tr>
+    </w:tbl>
+    <w:p>
+      <w:pPr>
+        <w:spacing w:after="0"/>
+      </w:pPr>
+    </w:p>
+    <w:p>
+      <w:pPr>
+        <w:pStyle w:val="Heading2"/>
+        <w:keepNext/>
+      </w:pPr>
+      <w:r>
+        <w:t>Table S17. Prespecified evaluation layers and achieved gates</w:t>
+      </w:r>
+    </w:p>
+    <w:tbl>
+      <w:tblPr>
+        <w:tblStyle w:val="TableGrid"/>
+        <w:tblW w:type="auto" w:w="0"/>
+        <w:tblLayout w:type="autofit"/>
+        <w:tblLook w:firstColumn="1" w:firstRow="1" w:lastColumn="0" w:lastRow="0" w:noHBand="0" w:noVBand="1" w:val="04A0"/>
+        <w:jc w:val="center"/>
+        <w:tblBorders>
+          <w:top w:val="single" w:sz="10" w:color="17324D"/>
+          <w:bottom w:val="single" w:sz="10" w:color="17324D"/>
+          <w:left w:val="nil" w:sz="0" w:color="FFFFFF"/>
+          <w:right w:val="nil" w:sz="0" w:color="FFFFFF"/>
+          <w:insideH w:val="nil" w:sz="0" w:color="FFFFFF"/>
+          <w:insideV w:val="nil" w:sz="0" w:color="FFFFFF"/>
+        </w:tblBorders>
+      </w:tblPr>
+      <w:tblGrid>
+        <w:gridCol w:w="1930"/>
+        <w:gridCol w:w="1930"/>
+        <w:gridCol w:w="1930"/>
+        <w:gridCol w:w="1930"/>
+        <w:gridCol w:w="1930"/>
+      </w:tblGrid>
+      <w:tr>
+        <w:trPr>
+          <w:cantSplit/>
+          <w:tblHeader w:val="true"/>
+        </w:trPr>
+        <w:tc>
+          <w:tcPr>
+            <w:tcW w:type="dxa" w:w="1930"/>
+            <w:vAlign w:val="center"/>
+            <w:tcMar>
+              <w:top w:w="70" w:type="dxa"/>
+              <w:start w:w="80" w:type="dxa"/>
+              <w:bottom w:w="70" w:type="dxa"/>
+              <w:end w:w="80" w:type="dxa"/>
+            </w:tcMar>
+            <w:tcBorders>
+              <w:bottom w:val="single" w:sz="8" w:color="52667A"/>
+            </w:tcBorders>
+          </w:tcPr>
+          <w:p>
+            <w:pPr>
+              <w:spacing w:after="0" w:line="240" w:lineRule="auto"/>
+              <w:keepNext/>
+            </w:pPr>
+            <w:r>
+              <w:rPr>
+                <w:rFonts w:ascii="Calibri" w:hAnsi="Calibri"/>
+                <w:b/>
+                <w:color w:val="17324D"/>
+                <w:sz w:val="16"/>
+              </w:rPr>
+            </w:r>
+            <w:r>
+              <w:rPr>
+                <w:rFonts w:ascii="Calibri" w:hAnsi="Calibri"/>
+                <w:b/>
+                <w:color w:val="17324D"/>
+                <w:sz w:val="16"/>
+              </w:rPr>
+              <w:t>Evaluation layer</w:t>
+            </w:r>
+          </w:p>
+        </w:tc>
+        <w:tc>
+          <w:tcPr>
+            <w:tcW w:type="dxa" w:w="1930"/>
+            <w:vAlign w:val="center"/>
+            <w:tcMar>
+              <w:top w:w="70" w:type="dxa"/>
+              <w:start w:w="80" w:type="dxa"/>
+              <w:bottom w:w="70" w:type="dxa"/>
+              <w:end w:w="80" w:type="dxa"/>
+            </w:tcMar>
+            <w:tcBorders>
+              <w:bottom w:val="single" w:sz="8" w:color="52667A"/>
+            </w:tcBorders>
+          </w:tcPr>
+          <w:p>
+            <w:pPr>
+              <w:spacing w:after="0" w:line="240" w:lineRule="auto"/>
+              <w:keepNext/>
+            </w:pPr>
+            <w:r>
+              <w:rPr>
+                <w:rFonts w:ascii="Calibri" w:hAnsi="Calibri"/>
+                <w:b/>
+                <w:color w:val="17324D"/>
+                <w:sz w:val="16"/>
+              </w:rPr>
+            </w:r>
+            <w:r>
+              <w:rPr>
+                <w:rFonts w:ascii="Calibri" w:hAnsi="Calibri"/>
+                <w:b/>
+                <w:color w:val="17324D"/>
+                <w:sz w:val="16"/>
+              </w:rPr>
+              <w:t>Data/fixture</w:t>
+            </w:r>
+          </w:p>
+        </w:tc>
+        <w:tc>
+          <w:tcPr>
+            <w:tcW w:type="dxa" w:w="1930"/>
+            <w:vAlign w:val="center"/>
+            <w:tcMar>
+              <w:top w:w="70" w:type="dxa"/>
+              <w:start w:w="80" w:type="dxa"/>
+              <w:bottom w:w="70" w:type="dxa"/>
+              <w:end w:w="80" w:type="dxa"/>
+            </w:tcMar>
+            <w:tcBorders>
+              <w:bottom w:val="single" w:sz="8" w:color="52667A"/>
+            </w:tcBorders>
+          </w:tcPr>
+          <w:p>
+            <w:pPr>
+              <w:spacing w:after="0" w:line="240" w:lineRule="auto"/>
+              <w:keepNext/>
+            </w:pPr>
+            <w:r>
+              <w:rPr>
+                <w:rFonts w:ascii="Calibri" w:hAnsi="Calibri"/>
+                <w:b/>
+                <w:color w:val="17324D"/>
+                <w:sz w:val="16"/>
+              </w:rPr>
+            </w:r>
+            <w:r>
+              <w:rPr>
+                <w:rFonts w:ascii="Calibri" w:hAnsi="Calibri"/>
+                <w:b/>
+                <w:color w:val="17324D"/>
+                <w:sz w:val="16"/>
+              </w:rPr>
+              <w:t>Target claim</w:t>
+            </w:r>
+          </w:p>
+        </w:tc>
+        <w:tc>
+          <w:tcPr>
+            <w:tcW w:type="dxa" w:w="1930"/>
+            <w:vAlign w:val="center"/>
+            <w:tcMar>
+              <w:top w:w="70" w:type="dxa"/>
+              <w:start w:w="80" w:type="dxa"/>
+              <w:bottom w:w="70" w:type="dxa"/>
+              <w:end w:w="80" w:type="dxa"/>
+            </w:tcMar>
+            <w:tcBorders>
+              <w:bottom w:val="single" w:sz="8" w:color="52667A"/>
+            </w:tcBorders>
+          </w:tcPr>
+          <w:p>
+            <w:pPr>
+              <w:spacing w:after="0" w:line="240" w:lineRule="auto"/>
+              <w:keepNext/>
+            </w:pPr>
+            <w:r>
+              <w:rPr>
+                <w:rFonts w:ascii="Calibri" w:hAnsi="Calibri"/>
+                <w:b/>
+                <w:color w:val="17324D"/>
+                <w:sz w:val="16"/>
+              </w:rPr>
+            </w:r>
+            <w:r>
+              <w:rPr>
+                <w:rFonts w:ascii="Calibri" w:hAnsi="Calibri"/>
+                <w:b/>
+                <w:color w:val="17324D"/>
+                <w:sz w:val="16"/>
+              </w:rPr>
+              <w:t>Prespecified gate</w:t>
+            </w:r>
+          </w:p>
+        </w:tc>
+        <w:tc>
+          <w:tcPr>
+            <w:tcW w:type="dxa" w:w="1930"/>
+            <w:vAlign w:val="center"/>
+            <w:tcMar>
+              <w:top w:w="70" w:type="dxa"/>
+              <w:start w:w="80" w:type="dxa"/>
+              <w:bottom w:w="70" w:type="dxa"/>
+              <w:end w:w="80" w:type="dxa"/>
+            </w:tcMar>
+            <w:tcBorders>
+              <w:bottom w:val="single" w:sz="8" w:color="52667A"/>
+            </w:tcBorders>
+          </w:tcPr>
+          <w:p>
+            <w:pPr>
+              <w:spacing w:after="0" w:line="240" w:lineRule="auto"/>
+              <w:keepNext/>
+            </w:pPr>
+            <w:r>
+              <w:rPr>
+                <w:rFonts w:ascii="Calibri" w:hAnsi="Calibri"/>
+                <w:b/>
+                <w:color w:val="17324D"/>
+                <w:sz w:val="16"/>
+              </w:rPr>
+            </w:r>
+            <w:r>
+              <w:rPr>
+                <w:rFonts w:ascii="Calibri" w:hAnsi="Calibri"/>
+                <w:b/>
+                <w:color w:val="17324D"/>
+                <w:sz w:val="16"/>
+              </w:rPr>
+              <w:t>Result</w:t>
+            </w:r>
+          </w:p>
+        </w:tc>
+      </w:tr>
+      <w:tr>
+        <w:trPr>
+          <w:cantSplit/>
+        </w:trPr>
+        <w:tc>
+          <w:tcPr>
+            <w:tcW w:type="dxa" w:w="1930"/>
+            <w:vAlign w:val="center"/>
+            <w:tcMar>
+              <w:top w:w="70" w:type="dxa"/>
+              <w:start w:w="80" w:type="dxa"/>
+              <w:bottom w:w="70" w:type="dxa"/>
+              <w:end w:w="80" w:type="dxa"/>
+            </w:tcMar>
+          </w:tcPr>
+          <w:p>
+            <w:pPr>
+              <w:spacing w:after="0" w:line="240" w:lineRule="auto"/>
+            </w:pPr>
+            <w:r>
+              <w:rPr>
+                <w:rFonts w:ascii="Calibri" w:hAnsi="Calibri"/>
+                <w:sz w:val="16"/>
+              </w:rPr>
+            </w:r>
+            <w:r>
+              <w:rPr>
+                <w:rFonts w:ascii="Calibri" w:hAnsi="Calibri"/>
+                <w:sz w:val="16"/>
+              </w:rPr>
+              <w:t>Native reference</w:t>
+            </w:r>
+          </w:p>
+        </w:tc>
+        <w:tc>
+          <w:tcPr>
+            <w:tcW w:type="dxa" w:w="1930"/>
+            <w:vAlign w:val="center"/>
+            <w:tcMar>
+              <w:top w:w="70" w:type="dxa"/>
+              <w:start w:w="80" w:type="dxa"/>
+              <w:bottom w:w="70" w:type="dxa"/>
+              <w:end w:w="80" w:type="dxa"/>
+            </w:tcMar>
+          </w:tcPr>
+          <w:p>
+            <w:pPr>
+              <w:spacing w:after="0" w:line="240" w:lineRule="auto"/>
+            </w:pPr>
+            <w:r>
+              <w:rPr>
+                <w:rFonts w:ascii="Calibri" w:hAnsi="Calibri"/>
+                <w:sz w:val="16"/>
+              </w:rPr>
+            </w:r>
+            <w:r>
+              <w:rPr>
+                <w:rFonts w:ascii="Calibri" w:hAnsi="Calibri"/>
+                <w:sz w:val="16"/>
+              </w:rPr>
+              <w:t>MIMIC-IV 3.1</w:t>
+            </w:r>
+          </w:p>
+        </w:tc>
+        <w:tc>
+          <w:tcPr>
+            <w:tcW w:type="dxa" w:w="1930"/>
+            <w:vAlign w:val="center"/>
+            <w:tcMar>
+              <w:top w:w="70" w:type="dxa"/>
+              <w:start w:w="80" w:type="dxa"/>
+              <w:bottom w:w="70" w:type="dxa"/>
+              <w:end w:w="80" w:type="dxa"/>
+            </w:tcMar>
+          </w:tcPr>
+          <w:p>
+            <w:pPr>
+              <w:spacing w:after="0" w:line="240" w:lineRule="auto"/>
+            </w:pPr>
+            <w:r>
+              <w:rPr>
+                <w:rFonts w:ascii="Calibri" w:hAnsi="Calibri"/>
+                <w:sz w:val="16"/>
+              </w:rPr>
+            </w:r>
+            <w:r>
+              <w:rPr>
+                <w:rFonts w:ascii="Calibri" w:hAnsi="Calibri"/>
+                <w:sz w:val="16"/>
+              </w:rPr>
+              <w:t>Implementation fidelity</w:t>
+            </w:r>
+          </w:p>
+        </w:tc>
+        <w:tc>
+          <w:tcPr>
+            <w:tcW w:type="dxa" w:w="1930"/>
+            <w:vAlign w:val="center"/>
+            <w:tcMar>
+              <w:top w:w="70" w:type="dxa"/>
+              <w:start w:w="80" w:type="dxa"/>
+              <w:bottom w:w="70" w:type="dxa"/>
+              <w:end w:w="80" w:type="dxa"/>
+            </w:tcMar>
+          </w:tcPr>
+          <w:p>
+            <w:pPr>
+              <w:spacing w:after="0" w:line="240" w:lineRule="auto"/>
+            </w:pPr>
+            <w:r>
+              <w:rPr>
+                <w:rFonts w:ascii="Calibri" w:hAnsi="Calibri"/>
+                <w:sz w:val="16"/>
+              </w:rPr>
+            </w:r>
+            <w:r>
+              <w:rPr>
+                <w:rFonts w:ascii="Calibri" w:hAnsi="Calibri"/>
+                <w:sz w:val="16"/>
+              </w:rPr>
+              <w:t>19 zero-tolerance count/model checks</w:t>
+            </w:r>
+          </w:p>
+        </w:tc>
+        <w:tc>
+          <w:tcPr>
+            <w:tcW w:type="dxa" w:w="1930"/>
+            <w:vAlign w:val="center"/>
+            <w:tcMar>
+              <w:top w:w="70" w:type="dxa"/>
+              <w:start w:w="80" w:type="dxa"/>
+              <w:bottom w:w="70" w:type="dxa"/>
+              <w:end w:w="80" w:type="dxa"/>
+            </w:tcMar>
+          </w:tcPr>
+          <w:p>
+            <w:pPr>
+              <w:spacing w:after="0" w:line="240" w:lineRule="auto"/>
+            </w:pPr>
+            <w:r>
+              <w:rPr>
+                <w:rFonts w:ascii="Calibri" w:hAnsi="Calibri"/>
+                <w:sz w:val="16"/>
+              </w:rPr>
+            </w:r>
+            <w:r>
+              <w:rPr>
+                <w:rFonts w:ascii="Calibri" w:hAnsi="Calibri"/>
+                <w:sz w:val="16"/>
+              </w:rPr>
+              <w:t>PASS, 19/19</w:t>
+            </w:r>
+          </w:p>
+        </w:tc>
+      </w:tr>
+      <w:tr>
+        <w:trPr>
+          <w:cantSplit/>
+        </w:trPr>
+        <w:tc>
+          <w:tcPr>
+            <w:tcW w:type="dxa" w:w="1930"/>
+            <w:vAlign w:val="center"/>
+            <w:tcMar>
+              <w:top w:w="70" w:type="dxa"/>
+              <w:start w:w="80" w:type="dxa"/>
+              <w:bottom w:w="70" w:type="dxa"/>
+              <w:end w:w="80" w:type="dxa"/>
+            </w:tcMar>
+          </w:tcPr>
+          <w:p>
+            <w:pPr>
+              <w:spacing w:after="0" w:line="240" w:lineRule="auto"/>
+            </w:pPr>
+            <w:r>
+              <w:rPr>
+                <w:rFonts w:ascii="Calibri" w:hAnsi="Calibri"/>
+                <w:sz w:val="16"/>
+              </w:rPr>
+            </w:r>
+            <w:r>
+              <w:rPr>
+                <w:rFonts w:ascii="Calibri" w:hAnsi="Calibri"/>
+                <w:sz w:val="16"/>
+              </w:rPr>
+              <w:t>Operator ablation</w:t>
+            </w:r>
+          </w:p>
+        </w:tc>
+        <w:tc>
+          <w:tcPr>
+            <w:tcW w:type="dxa" w:w="1930"/>
+            <w:vAlign w:val="center"/>
+            <w:tcMar>
+              <w:top w:w="70" w:type="dxa"/>
+              <w:start w:w="80" w:type="dxa"/>
+              <w:bottom w:w="70" w:type="dxa"/>
+              <w:end w:w="80" w:type="dxa"/>
+            </w:tcMar>
+          </w:tcPr>
+          <w:p>
+            <w:pPr>
+              <w:spacing w:after="0" w:line="240" w:lineRule="auto"/>
+            </w:pPr>
+            <w:r>
+              <w:rPr>
+                <w:rFonts w:ascii="Calibri" w:hAnsi="Calibri"/>
+                <w:sz w:val="16"/>
+              </w:rPr>
+            </w:r>
+            <w:r>
+              <w:rPr>
+                <w:rFonts w:ascii="Calibri" w:hAnsi="Calibri"/>
+                <w:sz w:val="16"/>
+              </w:rPr>
+              <w:t>MIMIC A1/A2 and six classes</w:t>
+            </w:r>
+          </w:p>
+        </w:tc>
+        <w:tc>
+          <w:tcPr>
+            <w:tcW w:type="dxa" w:w="1930"/>
+            <w:vAlign w:val="center"/>
+            <w:tcMar>
+              <w:top w:w="70" w:type="dxa"/>
+              <w:start w:w="80" w:type="dxa"/>
+              <w:bottom w:w="70" w:type="dxa"/>
+              <w:end w:w="80" w:type="dxa"/>
+            </w:tcMar>
+          </w:tcPr>
+          <w:p>
+            <w:pPr>
+              <w:spacing w:after="0" w:line="240" w:lineRule="auto"/>
+            </w:pPr>
+            <w:r>
+              <w:rPr>
+                <w:rFonts w:ascii="Calibri" w:hAnsi="Calibri"/>
+                <w:sz w:val="16"/>
+              </w:rPr>
+            </w:r>
+            <w:r>
+              <w:rPr>
+                <w:rFonts w:ascii="Calibri" w:hAnsi="Calibri"/>
+                <w:sz w:val="16"/>
+              </w:rPr>
+              <w:t>Dimension-specific reclassification and measurability</w:t>
+            </w:r>
+          </w:p>
+        </w:tc>
+        <w:tc>
+          <w:tcPr>
+            <w:tcW w:type="dxa" w:w="1930"/>
+            <w:vAlign w:val="center"/>
+            <w:tcMar>
+              <w:top w:w="70" w:type="dxa"/>
+              <w:start w:w="80" w:type="dxa"/>
+              <w:bottom w:w="70" w:type="dxa"/>
+              <w:end w:w="80" w:type="dxa"/>
+            </w:tcMar>
+          </w:tcPr>
+          <w:p>
+            <w:pPr>
+              <w:spacing w:after="0" w:line="240" w:lineRule="auto"/>
+            </w:pPr>
+            <w:r>
+              <w:rPr>
+                <w:rFonts w:ascii="Calibri" w:hAnsi="Calibri"/>
+                <w:sz w:val="16"/>
+              </w:rPr>
+            </w:r>
+            <w:r>
+              <w:rPr>
+                <w:rFonts w:ascii="Calibri" w:hAnsi="Calibri"/>
+                <w:sz w:val="16"/>
+              </w:rPr>
+              <w:t>Frozen variants retained regardless of result</w:t>
+            </w:r>
+          </w:p>
+        </w:tc>
+        <w:tc>
+          <w:tcPr>
+            <w:tcW w:type="dxa" w:w="1930"/>
+            <w:vAlign w:val="center"/>
+            <w:tcMar>
+              <w:top w:w="70" w:type="dxa"/>
+              <w:start w:w="80" w:type="dxa"/>
+              <w:bottom w:w="70" w:type="dxa"/>
+              <w:end w:w="80" w:type="dxa"/>
+            </w:tcMar>
+          </w:tcPr>
+          <w:p>
+            <w:pPr>
+              <w:spacing w:after="0" w:line="240" w:lineRule="auto"/>
+            </w:pPr>
+            <w:r>
+              <w:rPr>
+                <w:rFonts w:ascii="Calibri" w:hAnsi="Calibri"/>
+                <w:sz w:val="16"/>
+              </w:rPr>
+            </w:r>
+            <w:r>
+              <w:rPr>
+                <w:rFonts w:ascii="Calibri" w:hAnsi="Calibri"/>
+                <w:sz w:val="16"/>
+              </w:rPr>
+              <w:t>PASS; identity, time and route localized</w:t>
+            </w:r>
+          </w:p>
+        </w:tc>
+      </w:tr>
+      <w:tr>
+        <w:trPr>
+          <w:cantSplit/>
+        </w:trPr>
+        <w:tc>
+          <w:tcPr>
+            <w:tcW w:type="dxa" w:w="1930"/>
+            <w:vAlign w:val="center"/>
+            <w:tcMar>
+              <w:top w:w="70" w:type="dxa"/>
+              <w:start w:w="80" w:type="dxa"/>
+              <w:bottom w:w="70" w:type="dxa"/>
+              <w:end w:w="80" w:type="dxa"/>
+            </w:tcMar>
+          </w:tcPr>
+          <w:p>
+            <w:pPr>
+              <w:spacing w:after="0" w:line="240" w:lineRule="auto"/>
+            </w:pPr>
+            <w:r>
+              <w:rPr>
+                <w:rFonts w:ascii="Calibri" w:hAnsi="Calibri"/>
+                <w:sz w:val="16"/>
+              </w:rPr>
+            </w:r>
+            <w:r>
+              <w:rPr>
+                <w:rFonts w:ascii="Calibri" w:hAnsi="Calibri"/>
+                <w:sz w:val="16"/>
+              </w:rPr>
+              <w:t>FHIR functional transport</w:t>
+            </w:r>
+          </w:p>
+        </w:tc>
+        <w:tc>
+          <w:tcPr>
+            <w:tcW w:type="dxa" w:w="1930"/>
+            <w:vAlign w:val="center"/>
+            <w:tcMar>
+              <w:top w:w="70" w:type="dxa"/>
+              <w:start w:w="80" w:type="dxa"/>
+              <w:bottom w:w="70" w:type="dxa"/>
+              <w:end w:w="80" w:type="dxa"/>
+            </w:tcMar>
+          </w:tcPr>
+          <w:p>
+            <w:pPr>
+              <w:spacing w:after="0" w:line="240" w:lineRule="auto"/>
+            </w:pPr>
+            <w:r>
+              <w:rPr>
+                <w:rFonts w:ascii="Calibri" w:hAnsi="Calibri"/>
+                <w:sz w:val="16"/>
+              </w:rPr>
+            </w:r>
+            <w:r>
+              <w:rPr>
+                <w:rFonts w:ascii="Calibri" w:hAnsi="Calibri"/>
+                <w:sz w:val="16"/>
+              </w:rPr>
+              <w:t>Matched native 2.2/FHIR 2.1 demos</w:t>
+            </w:r>
+          </w:p>
+        </w:tc>
+        <w:tc>
+          <w:tcPr>
+            <w:tcW w:type="dxa" w:w="1930"/>
+            <w:vAlign w:val="center"/>
+            <w:tcMar>
+              <w:top w:w="70" w:type="dxa"/>
+              <w:start w:w="80" w:type="dxa"/>
+              <w:bottom w:w="70" w:type="dxa"/>
+              <w:end w:w="80" w:type="dxa"/>
+            </w:tcMar>
+          </w:tcPr>
+          <w:p>
+            <w:pPr>
+              <w:spacing w:after="0" w:line="240" w:lineRule="auto"/>
+            </w:pPr>
+            <w:r>
+              <w:rPr>
+                <w:rFonts w:ascii="Calibri" w:hAnsi="Calibri"/>
+                <w:sz w:val="16"/>
+              </w:rPr>
+            </w:r>
+            <w:r>
+              <w:rPr>
+                <w:rFonts w:ascii="Calibri" w:hAnsi="Calibri"/>
+                <w:sz w:val="16"/>
+              </w:rPr>
+              <w:t>Exact, transformed, relocated or unavailable semantics</w:t>
+            </w:r>
+          </w:p>
+        </w:tc>
+        <w:tc>
+          <w:tcPr>
+            <w:tcW w:type="dxa" w:w="1930"/>
+            <w:vAlign w:val="center"/>
+            <w:tcMar>
+              <w:top w:w="70" w:type="dxa"/>
+              <w:start w:w="80" w:type="dxa"/>
+              <w:bottom w:w="70" w:type="dxa"/>
+              <w:end w:w="80" w:type="dxa"/>
+            </w:tcMar>
+          </w:tcPr>
+          <w:p>
+            <w:pPr>
+              <w:spacing w:after="0" w:line="240" w:lineRule="auto"/>
+            </w:pPr>
+            <w:r>
+              <w:rPr>
+                <w:rFonts w:ascii="Calibri" w:hAnsi="Calibri"/>
+                <w:sz w:val="16"/>
+              </w:rPr>
+            </w:r>
+            <w:r>
+              <w:rPr>
+                <w:rFonts w:ascii="Calibri" w:hAnsi="Calibri"/>
+                <w:sz w:val="16"/>
+              </w:rPr>
+              <w:t>Frozen integrity, identity, time and state comparisons</w:t>
+            </w:r>
+          </w:p>
+        </w:tc>
+        <w:tc>
+          <w:tcPr>
+            <w:tcW w:type="dxa" w:w="1930"/>
+            <w:vAlign w:val="center"/>
+            <w:tcMar>
+              <w:top w:w="70" w:type="dxa"/>
+              <w:start w:w="80" w:type="dxa"/>
+              <w:bottom w:w="70" w:type="dxa"/>
+              <w:end w:w="80" w:type="dxa"/>
+            </w:tcMar>
+          </w:tcPr>
+          <w:p>
+            <w:pPr>
+              <w:spacing w:after="0" w:line="240" w:lineRule="auto"/>
+            </w:pPr>
+            <w:r>
+              <w:rPr>
+                <w:rFonts w:ascii="Calibri" w:hAnsi="Calibri"/>
+                <w:sz w:val="16"/>
+              </w:rPr>
+            </w:r>
+            <w:r>
+              <w:rPr>
+                <w:rFonts w:ascii="Calibri" w:hAnsi="Calibri"/>
+                <w:sz w:val="16"/>
+              </w:rPr>
+              <w:t>PASS_FUNCTIONAL_CROSS_SCHEMA</w:t>
+            </w:r>
+          </w:p>
+        </w:tc>
+      </w:tr>
+      <w:tr>
+        <w:trPr>
+          <w:cantSplit/>
+        </w:trPr>
+        <w:tc>
+          <w:tcPr>
+            <w:tcW w:type="dxa" w:w="1930"/>
+            <w:vAlign w:val="center"/>
+            <w:tcMar>
+              <w:top w:w="70" w:type="dxa"/>
+              <w:start w:w="80" w:type="dxa"/>
+              <w:bottom w:w="70" w:type="dxa"/>
+              <w:end w:w="80" w:type="dxa"/>
+            </w:tcMar>
+          </w:tcPr>
+          <w:p>
+            <w:pPr>
+              <w:spacing w:after="0" w:line="240" w:lineRule="auto"/>
+            </w:pPr>
+            <w:r>
+              <w:rPr>
+                <w:rFonts w:ascii="Calibri" w:hAnsi="Calibri"/>
+                <w:sz w:val="16"/>
+              </w:rPr>
+            </w:r>
+            <w:r>
+              <w:rPr>
+                <w:rFonts w:ascii="Calibri" w:hAnsi="Calibri"/>
+                <w:sz w:val="16"/>
+              </w:rPr>
+              <w:t>OMOP capability</w:t>
+            </w:r>
+          </w:p>
+        </w:tc>
+        <w:tc>
+          <w:tcPr>
+            <w:tcW w:type="dxa" w:w="1930"/>
+            <w:vAlign w:val="center"/>
+            <w:tcMar>
+              <w:top w:w="70" w:type="dxa"/>
+              <w:start w:w="80" w:type="dxa"/>
+              <w:bottom w:w="70" w:type="dxa"/>
+              <w:end w:w="80" w:type="dxa"/>
+            </w:tcMar>
+          </w:tcPr>
+          <w:p>
+            <w:pPr>
+              <w:spacing w:after="0" w:line="240" w:lineRule="auto"/>
+            </w:pPr>
+            <w:r>
+              <w:rPr>
+                <w:rFonts w:ascii="Calibri" w:hAnsi="Calibri"/>
+                <w:sz w:val="16"/>
+              </w:rPr>
+            </w:r>
+            <w:r>
+              <w:rPr>
+                <w:rFonts w:ascii="Calibri" w:hAnsi="Calibri"/>
+                <w:sz w:val="16"/>
+              </w:rPr>
+              <w:t>Official demo plus synthetic extension</w:t>
+            </w:r>
+          </w:p>
+        </w:tc>
+        <w:tc>
+          <w:tcPr>
+            <w:tcW w:type="dxa" w:w="1930"/>
+            <w:vAlign w:val="center"/>
+            <w:tcMar>
+              <w:top w:w="70" w:type="dxa"/>
+              <w:start w:w="80" w:type="dxa"/>
+              <w:bottom w:w="70" w:type="dxa"/>
+              <w:end w:w="80" w:type="dxa"/>
+            </w:tcMar>
+          </w:tcPr>
+          <w:p>
+            <w:pPr>
+              <w:spacing w:after="0" w:line="240" w:lineRule="auto"/>
+            </w:pPr>
+            <w:r>
+              <w:rPr>
+                <w:rFonts w:ascii="Calibri" w:hAnsi="Calibri"/>
+                <w:sz w:val="16"/>
+              </w:rPr>
+            </w:r>
+            <w:r>
+              <w:rPr>
+                <w:rFonts w:ascii="Calibri" w:hAnsi="Calibri"/>
+                <w:sz w:val="16"/>
+              </w:rPr>
+              <w:t>Record-existence capability and semantic loss</w:t>
+            </w:r>
+          </w:p>
+        </w:tc>
+        <w:tc>
+          <w:tcPr>
+            <w:tcW w:type="dxa" w:w="1930"/>
+            <w:vAlign w:val="center"/>
+            <w:tcMar>
+              <w:top w:w="70" w:type="dxa"/>
+              <w:start w:w="80" w:type="dxa"/>
+              <w:bottom w:w="70" w:type="dxa"/>
+              <w:end w:w="80" w:type="dxa"/>
+            </w:tcMar>
+          </w:tcPr>
+          <w:p>
+            <w:pPr>
+              <w:spacing w:after="0" w:line="240" w:lineRule="auto"/>
+            </w:pPr>
+            <w:r>
+              <w:rPr>
+                <w:rFonts w:ascii="Calibri" w:hAnsi="Calibri"/>
+                <w:sz w:val="16"/>
+              </w:rPr>
+            </w:r>
+            <w:r>
+              <w:rPr>
+                <w:rFonts w:ascii="Calibri" w:hAnsi="Calibri"/>
+                <w:sz w:val="16"/>
+              </w:rPr>
+              <w:t>Real-demo and deterministic four-state execution</w:t>
+            </w:r>
+          </w:p>
+        </w:tc>
+        <w:tc>
+          <w:tcPr>
+            <w:tcW w:type="dxa" w:w="1930"/>
+            <w:vAlign w:val="center"/>
+            <w:tcMar>
+              <w:top w:w="70" w:type="dxa"/>
+              <w:start w:w="80" w:type="dxa"/>
+              <w:bottom w:w="70" w:type="dxa"/>
+              <w:end w:w="80" w:type="dxa"/>
+            </w:tcMar>
+          </w:tcPr>
+          <w:p>
+            <w:pPr>
+              <w:spacing w:after="0" w:line="240" w:lineRule="auto"/>
+            </w:pPr>
+            <w:r>
+              <w:rPr>
+                <w:rFonts w:ascii="Calibri" w:hAnsi="Calibri"/>
+                <w:sz w:val="16"/>
+              </w:rPr>
+            </w:r>
+            <w:r>
+              <w:rPr>
+                <w:rFonts w:ascii="Calibri" w:hAnsi="Calibri"/>
+                <w:sz w:val="16"/>
+              </w:rPr>
+              <w:t>PASS semantic ablation; capability smoke test</w:t>
+            </w:r>
+          </w:p>
+        </w:tc>
+      </w:tr>
+      <w:tr>
+        <w:trPr>
+          <w:cantSplit/>
+        </w:trPr>
+        <w:tc>
+          <w:tcPr>
+            <w:tcW w:type="dxa" w:w="1930"/>
+            <w:vAlign w:val="center"/>
+            <w:tcMar>
+              <w:top w:w="70" w:type="dxa"/>
+              <w:start w:w="80" w:type="dxa"/>
+              <w:bottom w:w="70" w:type="dxa"/>
+              <w:end w:w="80" w:type="dxa"/>
+            </w:tcMar>
+          </w:tcPr>
+          <w:p>
+            <w:pPr>
+              <w:spacing w:after="0" w:line="240" w:lineRule="auto"/>
+            </w:pPr>
+            <w:r>
+              <w:rPr>
+                <w:rFonts w:ascii="Calibri" w:hAnsi="Calibri"/>
+                <w:sz w:val="16"/>
+              </w:rPr>
+            </w:r>
+            <w:r>
+              <w:rPr>
+                <w:rFonts w:ascii="Calibri" w:hAnsi="Calibri"/>
+                <w:sz w:val="16"/>
+              </w:rPr>
+              <w:t>eICU interface comparison</w:t>
+            </w:r>
+          </w:p>
+        </w:tc>
+        <w:tc>
+          <w:tcPr>
+            <w:tcW w:type="dxa" w:w="1930"/>
+            <w:vAlign w:val="center"/>
+            <w:tcMar>
+              <w:top w:w="70" w:type="dxa"/>
+              <w:start w:w="80" w:type="dxa"/>
+              <w:bottom w:w="70" w:type="dxa"/>
+              <w:end w:w="80" w:type="dxa"/>
+            </w:tcMar>
+          </w:tcPr>
+          <w:p>
+            <w:pPr>
+              <w:spacing w:after="0" w:line="240" w:lineRule="auto"/>
+            </w:pPr>
+            <w:r>
+              <w:rPr>
+                <w:rFonts w:ascii="Calibri" w:hAnsi="Calibri"/>
+                <w:sz w:val="16"/>
+              </w:rPr>
+            </w:r>
+            <w:r>
+              <w:rPr>
+                <w:rFonts w:ascii="Calibri" w:hAnsi="Calibri"/>
+                <w:sz w:val="16"/>
+              </w:rPr>
+              <w:t>Full eICU 2.0 ZIP plus positive control</w:t>
+            </w:r>
+          </w:p>
+        </w:tc>
+        <w:tc>
+          <w:tcPr>
+            <w:tcW w:type="dxa" w:w="1930"/>
+            <w:vAlign w:val="center"/>
+            <w:tcMar>
+              <w:top w:w="70" w:type="dxa"/>
+              <w:start w:w="80" w:type="dxa"/>
+              <w:bottom w:w="70" w:type="dxa"/>
+              <w:end w:w="80" w:type="dxa"/>
+            </w:tcMar>
+          </w:tcPr>
+          <w:p>
+            <w:pPr>
+              <w:spacing w:after="0" w:line="240" w:lineRule="auto"/>
+            </w:pPr>
+            <w:r>
+              <w:rPr>
+                <w:rFonts w:ascii="Calibri" w:hAnsi="Calibri"/>
+                <w:sz w:val="16"/>
+              </w:rPr>
+            </w:r>
+            <w:r>
+              <w:rPr>
+                <w:rFonts w:ascii="Calibri" w:hAnsi="Calibri"/>
+                <w:sz w:val="16"/>
+              </w:rPr>
+              <w:t>Source observability under missing native identity</w:t>
+            </w:r>
+          </w:p>
+        </w:tc>
+        <w:tc>
+          <w:tcPr>
+            <w:tcW w:type="dxa" w:w="1930"/>
+            <w:vAlign w:val="center"/>
+            <w:tcMar>
+              <w:top w:w="70" w:type="dxa"/>
+              <w:start w:w="80" w:type="dxa"/>
+              <w:bottom w:w="70" w:type="dxa"/>
+              <w:end w:w="80" w:type="dxa"/>
+            </w:tcMar>
+          </w:tcPr>
+          <w:p>
+            <w:pPr>
+              <w:spacing w:after="0" w:line="240" w:lineRule="auto"/>
+            </w:pPr>
+            <w:r>
+              <w:rPr>
+                <w:rFonts w:ascii="Calibri" w:hAnsi="Calibri"/>
+                <w:sz w:val="16"/>
+              </w:rPr>
+            </w:r>
+            <w:r>
+              <w:rPr>
+                <w:rFonts w:ascii="Calibri" w:hAnsi="Calibri"/>
+                <w:sz w:val="16"/>
+              </w:rPr>
+              <w:t>Positive control plus five per-class gates</w:t>
+            </w:r>
+          </w:p>
+        </w:tc>
+        <w:tc>
+          <w:tcPr>
+            <w:tcW w:type="dxa" w:w="1930"/>
+            <w:vAlign w:val="center"/>
+            <w:tcMar>
+              <w:top w:w="70" w:type="dxa"/>
+              <w:start w:w="80" w:type="dxa"/>
+              <w:bottom w:w="70" w:type="dxa"/>
+              <w:end w:w="80" w:type="dxa"/>
+            </w:tcMar>
+          </w:tcPr>
+          <w:p>
+            <w:pPr>
+              <w:spacing w:after="0" w:line="240" w:lineRule="auto"/>
+            </w:pPr>
+            <w:r>
+              <w:rPr>
+                <w:rFonts w:ascii="Calibri" w:hAnsi="Calibri"/>
+                <w:sz w:val="16"/>
+              </w:rPr>
+            </w:r>
+            <w:r>
+              <w:rPr>
+                <w:rFonts w:ascii="Calibri" w:hAnsi="Calibri"/>
+                <w:sz w:val="16"/>
+              </w:rPr>
+              <w:t>100/100 control; 3/6 classes executable; not external validation</w:t>
+            </w:r>
+          </w:p>
+        </w:tc>
+      </w:tr>
+      <w:tr>
+        <w:trPr>
+          <w:cantSplit/>
+        </w:trPr>
+        <w:tc>
+          <w:tcPr>
+            <w:tcW w:type="dxa" w:w="1930"/>
+            <w:vAlign w:val="center"/>
+            <w:tcMar>
+              <w:top w:w="70" w:type="dxa"/>
+              <w:start w:w="80" w:type="dxa"/>
+              <w:bottom w:w="70" w:type="dxa"/>
+              <w:end w:w="80" w:type="dxa"/>
+            </w:tcMar>
+          </w:tcPr>
+          <w:p>
+            <w:pPr>
+              <w:spacing w:after="0" w:line="240" w:lineRule="auto"/>
+            </w:pPr>
+            <w:r>
+              <w:rPr>
+                <w:rFonts w:ascii="Calibri" w:hAnsi="Calibri"/>
+                <w:sz w:val="16"/>
+              </w:rPr>
+            </w:r>
+            <w:r>
+              <w:rPr>
+                <w:rFonts w:ascii="Calibri" w:hAnsi="Calibri"/>
+                <w:sz w:val="16"/>
+              </w:rPr>
+              <w:t>Reporting validator</w:t>
+            </w:r>
+          </w:p>
+        </w:tc>
+        <w:tc>
+          <w:tcPr>
+            <w:tcW w:type="dxa" w:w="1930"/>
+            <w:vAlign w:val="center"/>
+            <w:tcMar>
+              <w:top w:w="70" w:type="dxa"/>
+              <w:start w:w="80" w:type="dxa"/>
+              <w:bottom w:w="70" w:type="dxa"/>
+              <w:end w:w="80" w:type="dxa"/>
+            </w:tcMar>
+          </w:tcPr>
+          <w:p>
+            <w:pPr>
+              <w:spacing w:after="0" w:line="240" w:lineRule="auto"/>
+            </w:pPr>
+            <w:r>
+              <w:rPr>
+                <w:rFonts w:ascii="Calibri" w:hAnsi="Calibri"/>
+                <w:sz w:val="16"/>
+              </w:rPr>
+            </w:r>
+            <w:r>
+              <w:rPr>
+                <w:rFonts w:ascii="Calibri" w:hAnsi="Calibri"/>
+                <w:sz w:val="16"/>
+              </w:rPr>
+              <w:t>40 structured publication records</w:t>
+            </w:r>
+          </w:p>
+        </w:tc>
+        <w:tc>
+          <w:tcPr>
+            <w:tcW w:type="dxa" w:w="1930"/>
+            <w:vAlign w:val="center"/>
+            <w:tcMar>
+              <w:top w:w="70" w:type="dxa"/>
+              <w:start w:w="80" w:type="dxa"/>
+              <w:bottom w:w="70" w:type="dxa"/>
+              <w:end w:w="80" w:type="dxa"/>
+            </w:tcMar>
+          </w:tcPr>
+          <w:p>
+            <w:pPr>
+              <w:spacing w:after="0" w:line="240" w:lineRule="auto"/>
+            </w:pPr>
+            <w:r>
+              <w:rPr>
+                <w:rFonts w:ascii="Calibri" w:hAnsi="Calibri"/>
+                <w:sz w:val="16"/>
+              </w:rPr>
+            </w:r>
+            <w:r>
+              <w:rPr>
+                <w:rFonts w:ascii="Calibri" w:hAnsi="Calibri"/>
+                <w:sz w:val="16"/>
+              </w:rPr>
+              <w:t>Published operator reproducibility</w:t>
+            </w:r>
+          </w:p>
+        </w:tc>
+        <w:tc>
+          <w:tcPr>
+            <w:tcW w:type="dxa" w:w="1930"/>
+            <w:vAlign w:val="center"/>
+            <w:tcMar>
+              <w:top w:w="70" w:type="dxa"/>
+              <w:start w:w="80" w:type="dxa"/>
+              <w:bottom w:w="70" w:type="dxa"/>
+              <w:end w:w="80" w:type="dxa"/>
+            </w:tcMar>
+          </w:tcPr>
+          <w:p>
+            <w:pPr>
+              <w:spacing w:after="0" w:line="240" w:lineRule="auto"/>
+            </w:pPr>
+            <w:r>
+              <w:rPr>
+                <w:rFonts w:ascii="Calibri" w:hAnsi="Calibri"/>
+                <w:sz w:val="16"/>
+              </w:rPr>
+            </w:r>
+            <w:r>
+              <w:rPr>
+                <w:rFonts w:ascii="Calibri" w:hAnsi="Calibri"/>
+                <w:sz w:val="16"/>
+              </w:rPr>
+              <w:t>Deterministic fields; no prose inference</w:t>
+            </w:r>
+          </w:p>
+        </w:tc>
+        <w:tc>
+          <w:tcPr>
+            <w:tcW w:type="dxa" w:w="1930"/>
+            <w:vAlign w:val="center"/>
+            <w:tcMar>
+              <w:top w:w="70" w:type="dxa"/>
+              <w:start w:w="80" w:type="dxa"/>
+              <w:bottom w:w="70" w:type="dxa"/>
+              <w:end w:w="80" w:type="dxa"/>
+            </w:tcMar>
+          </w:tcPr>
+          <w:p>
+            <w:pPr>
+              <w:spacing w:after="0" w:line="240" w:lineRule="auto"/>
+            </w:pPr>
+            <w:r>
+              <w:rPr>
+                <w:rFonts w:ascii="Calibri" w:hAnsi="Calibri"/>
+                <w:sz w:val="16"/>
+              </w:rPr>
+            </w:r>
+            <w:r>
+              <w:rPr>
+                <w:rFonts w:ascii="Calibri" w:hAnsi="Calibri"/>
+                <w:sz w:val="16"/>
+              </w:rPr>
+              <w:t>PASS; 0/40 complete operators</w:t>
+            </w:r>
+          </w:p>
+        </w:tc>
+      </w:tr>
+      <w:tr>
+        <w:trPr>
+          <w:cantSplit/>
+        </w:trPr>
+        <w:tc>
+          <w:tcPr>
+            <w:tcW w:type="dxa" w:w="1930"/>
+            <w:vAlign w:val="center"/>
+            <w:tcMar>
+              <w:top w:w="70" w:type="dxa"/>
+              <w:start w:w="80" w:type="dxa"/>
+              <w:bottom w:w="70" w:type="dxa"/>
+              <w:end w:w="80" w:type="dxa"/>
+            </w:tcMar>
+          </w:tcPr>
+          <w:p>
+            <w:pPr>
+              <w:spacing w:after="0" w:line="240" w:lineRule="auto"/>
+            </w:pPr>
+            <w:r>
+              <w:rPr>
+                <w:rFonts w:ascii="Calibri" w:hAnsi="Calibri"/>
+                <w:sz w:val="16"/>
+              </w:rPr>
+            </w:r>
+            <w:r>
+              <w:rPr>
+                <w:rFonts w:ascii="Calibri" w:hAnsi="Calibri"/>
+                <w:sz w:val="16"/>
+              </w:rPr>
+              <w:t>Software release</w:t>
+            </w:r>
+          </w:p>
+        </w:tc>
+        <w:tc>
+          <w:tcPr>
+            <w:tcW w:type="dxa" w:w="1930"/>
+            <w:vAlign w:val="center"/>
+            <w:tcMar>
+              <w:top w:w="70" w:type="dxa"/>
+              <w:start w:w="80" w:type="dxa"/>
+              <w:bottom w:w="70" w:type="dxa"/>
+              <w:end w:w="80" w:type="dxa"/>
+            </w:tcMar>
+          </w:tcPr>
+          <w:p>
+            <w:pPr>
+              <w:spacing w:after="0" w:line="240" w:lineRule="auto"/>
+            </w:pPr>
+            <w:r>
+              <w:rPr>
+                <w:rFonts w:ascii="Calibri" w:hAnsi="Calibri"/>
+                <w:sz w:val="16"/>
+              </w:rPr>
+            </w:r>
+            <w:r>
+              <w:rPr>
+                <w:rFonts w:ascii="Calibri" w:hAnsi="Calibri"/>
+                <w:sz w:val="16"/>
+              </w:rPr>
+              <w:t>Wheel, sdist, tests, clean environment</w:t>
+            </w:r>
+          </w:p>
+        </w:tc>
+        <w:tc>
+          <w:tcPr>
+            <w:tcW w:type="dxa" w:w="1930"/>
+            <w:vAlign w:val="center"/>
+            <w:tcMar>
+              <w:top w:w="70" w:type="dxa"/>
+              <w:start w:w="80" w:type="dxa"/>
+              <w:bottom w:w="70" w:type="dxa"/>
+              <w:end w:w="80" w:type="dxa"/>
+            </w:tcMar>
+          </w:tcPr>
+          <w:p>
+            <w:pPr>
+              <w:spacing w:after="0" w:line="240" w:lineRule="auto"/>
+            </w:pPr>
+            <w:r>
+              <w:rPr>
+                <w:rFonts w:ascii="Calibri" w:hAnsi="Calibri"/>
+                <w:sz w:val="16"/>
+              </w:rPr>
+            </w:r>
+            <w:r>
+              <w:rPr>
+                <w:rFonts w:ascii="Calibri" w:hAnsi="Calibri"/>
+                <w:sz w:val="16"/>
+              </w:rPr>
+              <w:t>Installability and traceability</w:t>
+            </w:r>
+          </w:p>
+        </w:tc>
+        <w:tc>
+          <w:tcPr>
+            <w:tcW w:type="dxa" w:w="1930"/>
+            <w:vAlign w:val="center"/>
+            <w:tcMar>
+              <w:top w:w="70" w:type="dxa"/>
+              <w:start w:w="80" w:type="dxa"/>
+              <w:bottom w:w="70" w:type="dxa"/>
+              <w:end w:w="80" w:type="dxa"/>
+            </w:tcMar>
+          </w:tcPr>
+          <w:p>
+            <w:pPr>
+              <w:spacing w:after="0" w:line="240" w:lineRule="auto"/>
+            </w:pPr>
+            <w:r>
+              <w:rPr>
+                <w:rFonts w:ascii="Calibri" w:hAnsi="Calibri"/>
+                <w:sz w:val="16"/>
+              </w:rPr>
+            </w:r>
+            <w:r>
+              <w:rPr>
+                <w:rFonts w:ascii="Calibri" w:hAnsi="Calibri"/>
+                <w:sz w:val="16"/>
+              </w:rPr>
+              <w:t>Release, negative-path, privacy, and adapter tests</w:t>
+            </w:r>
+          </w:p>
+        </w:tc>
+        <w:tc>
+          <w:tcPr>
+            <w:tcW w:type="dxa" w:w="1930"/>
+            <w:vAlign w:val="center"/>
+            <w:tcMar>
+              <w:top w:w="70" w:type="dxa"/>
+              <w:start w:w="80" w:type="dxa"/>
+              <w:bottom w:w="70" w:type="dxa"/>
+              <w:end w:w="80" w:type="dxa"/>
+            </w:tcMar>
+          </w:tcPr>
+          <w:p>
+            <w:pPr>
+              <w:spacing w:after="0" w:line="240" w:lineRule="auto"/>
+            </w:pPr>
+            <w:r>
+              <w:rPr>
+                <w:rFonts w:ascii="Calibri" w:hAnsi="Calibri"/>
+                <w:sz w:val="16"/>
+              </w:rPr>
+            </w:r>
+            <w:r>
+              <w:rPr>
+                <w:rFonts w:ascii="Calibri" w:hAnsi="Calibri"/>
+                <w:sz w:val="16"/>
+              </w:rPr>
+              <w:t>Reported in Table S12</w:t>
+            </w:r>
+          </w:p>
+        </w:tc>
+      </w:tr>
+      <w:tr>
+        <w:trPr>
+          <w:cantSplit/>
+        </w:trPr>
+        <w:tc>
+          <w:tcPr>
+            <w:tcW w:type="dxa" w:w="1930"/>
+            <w:vAlign w:val="center"/>
+            <w:tcMar>
+              <w:top w:w="70" w:type="dxa"/>
+              <w:start w:w="80" w:type="dxa"/>
+              <w:bottom w:w="70" w:type="dxa"/>
+              <w:end w:w="80" w:type="dxa"/>
+            </w:tcMar>
+          </w:tcPr>
+          <w:p>
+            <w:pPr>
+              <w:spacing w:after="0" w:line="240" w:lineRule="auto"/>
+            </w:pPr>
+            <w:r>
+              <w:rPr>
+                <w:rFonts w:ascii="Calibri" w:hAnsi="Calibri"/>
+                <w:sz w:val="16"/>
+              </w:rPr>
+            </w:r>
+            <w:r>
+              <w:rPr>
+                <w:rFonts w:ascii="Calibri" w:hAnsi="Calibri"/>
+                <w:sz w:val="16"/>
+              </w:rPr>
+              <w:t>Cross-model package</w:t>
+            </w:r>
+          </w:p>
+        </w:tc>
+        <w:tc>
+          <w:tcPr>
+            <w:tcW w:type="dxa" w:w="1930"/>
+            <w:vAlign w:val="center"/>
+            <w:tcMar>
+              <w:top w:w="70" w:type="dxa"/>
+              <w:start w:w="80" w:type="dxa"/>
+              <w:bottom w:w="70" w:type="dxa"/>
+              <w:end w:w="80" w:type="dxa"/>
+            </w:tcMar>
+          </w:tcPr>
+          <w:p>
+            <w:pPr>
+              <w:spacing w:after="0" w:line="240" w:lineRule="auto"/>
+            </w:pPr>
+            <w:r>
+              <w:rPr>
+                <w:rFonts w:ascii="Calibri" w:hAnsi="Calibri"/>
+                <w:sz w:val="16"/>
+              </w:rPr>
+            </w:r>
+            <w:r>
+              <w:rPr>
+                <w:rFonts w:ascii="Calibri" w:hAnsi="Calibri"/>
+                <w:sz w:val="16"/>
+              </w:rPr>
+              <w:t>Aggregate artifacts and manifests</w:t>
+            </w:r>
+          </w:p>
+        </w:tc>
+        <w:tc>
+          <w:tcPr>
+            <w:tcW w:type="dxa" w:w="1930"/>
+            <w:vAlign w:val="center"/>
+            <w:tcMar>
+              <w:top w:w="70" w:type="dxa"/>
+              <w:start w:w="80" w:type="dxa"/>
+              <w:bottom w:w="70" w:type="dxa"/>
+              <w:end w:w="80" w:type="dxa"/>
+            </w:tcMar>
+          </w:tcPr>
+          <w:p>
+            <w:pPr>
+              <w:spacing w:after="0" w:line="240" w:lineRule="auto"/>
+            </w:pPr>
+            <w:r>
+              <w:rPr>
+                <w:rFonts w:ascii="Calibri" w:hAnsi="Calibri"/>
+                <w:sz w:val="16"/>
+              </w:rPr>
+            </w:r>
+            <w:r>
+              <w:rPr>
+                <w:rFonts w:ascii="Calibri" w:hAnsi="Calibri"/>
+                <w:sz w:val="16"/>
+              </w:rPr>
+              <w:t>Artifact integrity, privacy, frozen invariants</w:t>
+            </w:r>
+          </w:p>
+        </w:tc>
+        <w:tc>
+          <w:tcPr>
+            <w:tcW w:type="dxa" w:w="1930"/>
+            <w:vAlign w:val="center"/>
+            <w:tcMar>
+              <w:top w:w="70" w:type="dxa"/>
+              <w:start w:w="80" w:type="dxa"/>
+              <w:bottom w:w="70" w:type="dxa"/>
+              <w:end w:w="80" w:type="dxa"/>
+            </w:tcMar>
+          </w:tcPr>
+          <w:p>
+            <w:pPr>
+              <w:spacing w:after="0" w:line="240" w:lineRule="auto"/>
+            </w:pPr>
+            <w:r>
+              <w:rPr>
+                <w:rFonts w:ascii="Calibri" w:hAnsi="Calibri"/>
+                <w:sz w:val="16"/>
+              </w:rPr>
+            </w:r>
+            <w:r>
+              <w:rPr>
+                <w:rFonts w:ascii="Calibri" w:hAnsi="Calibri"/>
+                <w:sz w:val="16"/>
+              </w:rPr>
+              <w:t>39 validation checks</w:t>
+            </w:r>
+          </w:p>
+        </w:tc>
+        <w:tc>
+          <w:tcPr>
+            <w:tcW w:type="dxa" w:w="1930"/>
+            <w:vAlign w:val="center"/>
+            <w:tcMar>
+              <w:top w:w="70" w:type="dxa"/>
+              <w:start w:w="80" w:type="dxa"/>
+              <w:bottom w:w="70" w:type="dxa"/>
+              <w:end w:w="80" w:type="dxa"/>
+            </w:tcMar>
+          </w:tcPr>
+          <w:p>
+            <w:pPr>
+              <w:spacing w:after="0" w:line="240" w:lineRule="auto"/>
+            </w:pPr>
+            <w:r>
+              <w:rPr>
+                <w:rFonts w:ascii="Calibri" w:hAnsi="Calibri"/>
+                <w:sz w:val="16"/>
+              </w:rPr>
+            </w:r>
+            <w:r>
+              <w:rPr>
+                <w:rFonts w:ascii="Calibri" w:hAnsi="Calibri"/>
+                <w:sz w:val="16"/>
+              </w:rPr>
+              <w:t>PASS, 39/39</w:t>
             </w:r>
           </w:p>
         </w:tc>
@@ -16926,7 +18651,7 @@
     </w:p>
     <w:p>
       <w:r>
-        <w:t>The exact local MIMIC and full eICU evaluations require credentialed read-only source paths and are not run by the public smoke test. Their aggregate expected values and validation manifests are distributed so authorized users can compare local execution without receiving restricted rows.</w:t>
+        <w:t>Credentialed local MIMIC and full eICU runs are outside the public smoke test; distributed aggregate expected values and manifests let authorized users verify local execution without receiving restricted rows.</w:t>
       </w:r>
     </w:p>
     <w:sectPr>

--- a/manuscript/jbi/submission_package/JBI_supporting_information.docx
+++ b/manuscript/jbi/submission_package/JBI_supporting_information.docx
@@ -8520,7 +8520,7 @@
                 <w:rFonts w:ascii="Calibri" w:hAnsi="Calibri"/>
                 <w:sz w:val="16"/>
               </w:rPr>
-              <w:t xml:space="preserve">957 above strict </w:t>
+              <w:t xml:space="preserve">957 more than the </w:t>
             </w:r>
             <w:r>
               <w:rPr>
@@ -8535,7 +8535,7 @@
                 <w:rFonts w:ascii="Calibri" w:hAnsi="Calibri"/>
                 <w:sz w:val="16"/>
               </w:rPr>
-              <w:t xml:space="preserve"> count (16.7% relative)</w:t>
+              <w:t xml:space="preserve"> event-semantic count (16.7% relative)</w:t>
             </w:r>
           </w:p>
         </w:tc>
@@ -8565,7 +8565,7 @@
                 <w:rFonts w:ascii="Calibri" w:hAnsi="Calibri"/>
                 <w:sz w:val="16"/>
               </w:rPr>
-              <w:t>Role/status-only overclassification</w:t>
+              <w:t>Different positive-classification count</w:t>
             </w:r>
           </w:p>
         </w:tc>
@@ -10057,7 +10057,22 @@
                 <w:rFonts w:ascii="Calibri" w:hAnsi="Calibri"/>
                 <w:sz w:val="16"/>
               </w:rPr>
-              <w:t>Synthetic fixture, ATLAS-style existence</w:t>
+              <w:t xml:space="preserve">Synthetic fixture, prespecified OMOP </w:t>
+            </w:r>
+            <w:r>
+              <w:rPr>
+                <w:rFonts w:ascii="Calibri" w:hAnsi="Calibri"/>
+                <w:color w:val="1E6F74"/>
+                <w:sz w:val="16"/>
+              </w:rPr>
+              <w:t>DRUG_EXPOSURE</w:t>
+            </w:r>
+            <w:r>
+              <w:rPr>
+                <w:rFonts w:ascii="Calibri" w:hAnsi="Calibri"/>
+                <w:sz w:val="16"/>
+              </w:rPr>
+              <w:t xml:space="preserve"> record existence</w:t>
             </w:r>
           </w:p>
         </w:tc>
@@ -12779,7 +12794,7 @@
                 <w:rFonts w:ascii="Calibri" w:hAnsi="Calibri"/>
                 <w:sz w:val="16"/>
               </w:rPr>
-              <w:t>Branch-aware coverage</w:t>
+              <w:t>Coverage.py branch mode</w:t>
             </w:r>
           </w:p>
         </w:tc>
@@ -12809,7 +12824,72 @@
                 <w:rFonts w:ascii="Calibri" w:hAnsi="Calibri"/>
                 <w:sz w:val="16"/>
               </w:rPr>
-              <w:t>86.03%</w:t>
+              <w:t>86.0% overall; 90.3% statement; 74.4% branch (476/640; 130 partial)</w:t>
+            </w:r>
+          </w:p>
+        </w:tc>
+      </w:tr>
+      <w:tr>
+        <w:trPr>
+          <w:cantSplit/>
+        </w:trPr>
+        <w:tc>
+          <w:tcPr>
+            <w:tcW w:type="dxa" w:w="4824"/>
+            <w:vAlign w:val="center"/>
+            <w:tcMar>
+              <w:top w:w="70" w:type="dxa"/>
+              <w:start w:w="80" w:type="dxa"/>
+              <w:bottom w:w="70" w:type="dxa"/>
+              <w:end w:w="80" w:type="dxa"/>
+            </w:tcMar>
+          </w:tcPr>
+          <w:p>
+            <w:pPr>
+              <w:spacing w:after="0" w:line="240" w:lineRule="auto"/>
+            </w:pPr>
+            <w:r>
+              <w:rPr>
+                <w:rFonts w:ascii="Calibri" w:hAnsi="Calibri"/>
+                <w:sz w:val="16"/>
+              </w:rPr>
+            </w:r>
+            <w:r>
+              <w:rPr>
+                <w:rFonts w:ascii="Calibri" w:hAnsi="Calibri"/>
+                <w:sz w:val="16"/>
+              </w:rPr>
+              <w:t>Cross-platform continuous integration</w:t>
+            </w:r>
+          </w:p>
+        </w:tc>
+        <w:tc>
+          <w:tcPr>
+            <w:tcW w:type="dxa" w:w="4824"/>
+            <w:vAlign w:val="center"/>
+            <w:tcMar>
+              <w:top w:w="70" w:type="dxa"/>
+              <w:start w:w="80" w:type="dxa"/>
+              <w:bottom w:w="70" w:type="dxa"/>
+              <w:end w:w="80" w:type="dxa"/>
+            </w:tcMar>
+          </w:tcPr>
+          <w:p>
+            <w:pPr>
+              <w:spacing w:after="0" w:line="240" w:lineRule="auto"/>
+            </w:pPr>
+            <w:r>
+              <w:rPr>
+                <w:rFonts w:ascii="Calibri" w:hAnsi="Calibri"/>
+                <w:sz w:val="16"/>
+              </w:rPr>
+            </w:r>
+            <w:r>
+              <w:rPr>
+                <w:rFonts w:ascii="Calibri" w:hAnsi="Calibri"/>
+                <w:sz w:val="16"/>
+              </w:rPr>
+              <w:t>8/8 jobs passed; Ubuntu/Windows; Python 3.10–3.13</w:t>
             </w:r>
           </w:p>
         </w:tc>
@@ -15859,7 +15939,7 @@
                 <w:rFonts w:ascii="Calibri" w:hAnsi="Calibri"/>
                 <w:sz w:val="16"/>
               </w:rPr>
-              <w:t>OMOP CDM / ATLAS</w:t>
+              <w:t>OMOP CDM and ATLAS</w:t>
             </w:r>
           </w:p>
         </w:tc>
@@ -18621,15 +18701,19 @@
     </w:p>
     <w:p>
       <w:r>
-        <w:t>The public repository contains the schema, example operators, source code, command-line guide, adapter-authoring guide, contracts, class lists, synthetic fixtures, tests, aggregate reports, figure data, and figure-generation script. Licensed source data must be acquired directly from PhysioNet. The public executor rejects native identifiers and writes aggregate outputs only.</w:t>
+        <w:t xml:space="preserve">Public artifacts include schemas, operators, code, tests, aggregate reports, and generation scripts. Licensed data remain on PhysioNet; the executor emits aggregates only. Smoke tests are </w:t>
       </w:r>
-    </w:p>
-    <w:p>
       <w:r>
-        <w:t>Core commands after installation are:</w:t>
+        <w:rPr>
+          <w:rFonts w:ascii="Consolas" w:hAnsi="Consolas"/>
+          <w:color w:val="1E6F74"/>
+          <w:sz w:val="18"/>
+        </w:rPr>
+        <w:t>medprov demo</w:t>
       </w:r>
-    </w:p>
-    <w:p>
+      <w:r>
+        <w:t xml:space="preserve"> and </w:t>
+      </w:r>
       <w:r>
         <w:rPr>
           <w:rFonts w:ascii="Consolas" w:hAnsi="Consolas"/>
@@ -18638,20 +18722,8 @@
         </w:rPr>
         <w:t>medprov validate-spec examples/mimic_strict_same_poe.yaml</w:t>
       </w:r>
-    </w:p>
-    <w:p>
       <w:r>
-        <w:rPr>
-          <w:rFonts w:ascii="Consolas" w:hAnsi="Consolas"/>
-          <w:color w:val="1E6F74"/>
-          <w:sz w:val="18"/>
-        </w:rPr>
-        <w:t>medprov demo --out demo_output</w:t>
-      </w:r>
-    </w:p>
-    <w:p>
-      <w:r>
-        <w:t>Credentialed local MIMIC and full eICU runs are outside the public smoke test; distributed aggregate expected values and manifests let authorized users verify local execution without receiving restricted rows.</w:t>
+        <w:t>.</w:t>
       </w:r>
     </w:p>
     <w:sectPr>
